--- a/downloads/SOE - ECR-008 - GLBP.docx
+++ b/downloads/SOE - ECR-008 - GLBP.docx
@@ -307,8 +307,6 @@
             <w:r>
               <w:t>High</w:t>
             </w:r>
-            <w:bookmarkStart w:id="0" w:name="_GoBack"/>
-            <w:bookmarkEnd w:id="0"/>
             <w:r>
               <w:t xml:space="preserve"> (Temporary interruption expected during implementation</w:t>
             </w:r>
@@ -431,283 +429,185 @@
     </w:p>
     <w:p>
       <w:pPr>
+        <w:pStyle w:val="ListParagraph"/>
+        <w:numPr>
+          <w:ilvl w:val="0"/>
+          <w:numId w:val="26"/>
+        </w:numPr>
         <w:spacing w:line="276" w:lineRule="auto"/>
-        <w:ind w:left="720"/>
-      </w:pPr>
-      <w:proofErr w:type="gramStart"/>
-      <w:r>
-        <w:rPr>
-          <w:rFonts w:hAnsi="Symbol"/>
-        </w:rPr>
-        <w:t></w:t>
-      </w:r>
-      <w:r>
-        <w:t xml:space="preserve">  Deploy</w:t>
-      </w:r>
-      <w:proofErr w:type="gramEnd"/>
-      <w:r>
-        <w:t xml:space="preserve"> a new enterprise router and integrate it into an existing production network. </w:t>
-      </w:r>
-    </w:p>
-    <w:p>
-      <w:pPr>
+      </w:pPr>
+      <w:r>
+        <w:t xml:space="preserve">Deploy a new enterprise router and integrate it into an existing production network. </w:t>
+      </w:r>
+    </w:p>
+    <w:p>
+      <w:pPr>
+        <w:pStyle w:val="ListParagraph"/>
+        <w:numPr>
+          <w:ilvl w:val="0"/>
+          <w:numId w:val="26"/>
+        </w:numPr>
         <w:spacing w:line="276" w:lineRule="auto"/>
-        <w:ind w:left="720"/>
-      </w:pPr>
-      <w:proofErr w:type="gramStart"/>
-      <w:r>
-        <w:rPr>
-          <w:rFonts w:hAnsi="Symbol"/>
-        </w:rPr>
-        <w:t></w:t>
-      </w:r>
-      <w:r>
-        <w:t xml:space="preserve">  Configure</w:t>
-      </w:r>
-      <w:proofErr w:type="gramEnd"/>
-      <w:r>
-        <w:t xml:space="preserve"> and verify a new routed WAN connection between headquarters and a remote enterprise location. </w:t>
-      </w:r>
-    </w:p>
-    <w:p>
-      <w:pPr>
+      </w:pPr>
+      <w:r>
+        <w:t xml:space="preserve">Configure and verify a new routed WAN connection between headquarters and a remote enterprise location. </w:t>
+      </w:r>
+    </w:p>
+    <w:p>
+      <w:pPr>
+        <w:pStyle w:val="ListParagraph"/>
+        <w:numPr>
+          <w:ilvl w:val="0"/>
+          <w:numId w:val="26"/>
+        </w:numPr>
         <w:spacing w:line="276" w:lineRule="auto"/>
-        <w:ind w:left="720"/>
-      </w:pPr>
-      <w:proofErr w:type="gramStart"/>
-      <w:r>
-        <w:rPr>
-          <w:rFonts w:hAnsi="Symbol"/>
-        </w:rPr>
-        <w:t></w:t>
-      </w:r>
-      <w:r>
-        <w:t xml:space="preserve">  Extend</w:t>
-      </w:r>
-      <w:proofErr w:type="gramEnd"/>
-      <w:r>
-        <w:t xml:space="preserve"> the enterprise IPv4 and IPv6 addressing plan to support new network infrastructure. </w:t>
-      </w:r>
-    </w:p>
-    <w:p>
-      <w:pPr>
+      </w:pPr>
+      <w:r>
+        <w:t xml:space="preserve">Extend the enterprise IPv4 and IPv6 addressing plan to support new network infrastructure. </w:t>
+      </w:r>
+    </w:p>
+    <w:p>
+      <w:pPr>
+        <w:pStyle w:val="ListParagraph"/>
+        <w:numPr>
+          <w:ilvl w:val="0"/>
+          <w:numId w:val="26"/>
+        </w:numPr>
         <w:spacing w:line="276" w:lineRule="auto"/>
-        <w:ind w:left="720"/>
-      </w:pPr>
-      <w:proofErr w:type="gramStart"/>
-      <w:r>
-        <w:rPr>
-          <w:rFonts w:hAnsi="Symbol"/>
-        </w:rPr>
-        <w:t></w:t>
-      </w:r>
-      <w:r>
-        <w:t xml:space="preserve">  Update</w:t>
-      </w:r>
-      <w:proofErr w:type="gramEnd"/>
-      <w:r>
-        <w:t xml:space="preserve"> an existing OSPFv2 and OSPFv3 routing domain to support enterprise expansion. </w:t>
-      </w:r>
-    </w:p>
-    <w:p>
-      <w:pPr>
+      </w:pPr>
+      <w:r>
+        <w:t xml:space="preserve">Update an existing OSPFv2 and OSPFv3 routing domain to support enterprise expansion. </w:t>
+      </w:r>
+    </w:p>
+    <w:p>
+      <w:pPr>
+        <w:pStyle w:val="ListParagraph"/>
+        <w:numPr>
+          <w:ilvl w:val="0"/>
+          <w:numId w:val="26"/>
+        </w:numPr>
         <w:spacing w:line="276" w:lineRule="auto"/>
-        <w:ind w:left="720"/>
-      </w:pPr>
-      <w:proofErr w:type="gramStart"/>
-      <w:r>
-        <w:rPr>
-          <w:rFonts w:hAnsi="Symbol"/>
-        </w:rPr>
-        <w:t></w:t>
-      </w:r>
-      <w:r>
-        <w:t xml:space="preserve">  Configure</w:t>
-      </w:r>
-      <w:proofErr w:type="gramEnd"/>
-      <w:r>
-        <w:t xml:space="preserve"> and verify Router-on-a-Stick inter-VLAN routing on a redundant headquarters router. </w:t>
-      </w:r>
-    </w:p>
-    <w:p>
-      <w:pPr>
+      </w:pPr>
+      <w:r>
+        <w:t xml:space="preserve">Configure and verify Router-on-a-Stick inter-VLAN routing on a redundant headquarters router. </w:t>
+      </w:r>
+    </w:p>
+    <w:p>
+      <w:pPr>
+        <w:pStyle w:val="ListParagraph"/>
+        <w:numPr>
+          <w:ilvl w:val="0"/>
+          <w:numId w:val="26"/>
+        </w:numPr>
         <w:spacing w:line="276" w:lineRule="auto"/>
-        <w:ind w:left="720"/>
-      </w:pPr>
-      <w:proofErr w:type="gramStart"/>
-      <w:r>
-        <w:rPr>
-          <w:rFonts w:hAnsi="Symbol"/>
-        </w:rPr>
-        <w:t></w:t>
-      </w:r>
-      <w:r>
-        <w:t xml:space="preserve">  Modify</w:t>
-      </w:r>
-      <w:proofErr w:type="gramEnd"/>
-      <w:r>
-        <w:t xml:space="preserve"> IPv4 gateway addressing to support first-hop redundancy. </w:t>
-      </w:r>
-    </w:p>
-    <w:p>
-      <w:pPr>
+      </w:pPr>
+      <w:r>
+        <w:t xml:space="preserve">Modify IPv4 gateway addressing to support first-hop redundancy. </w:t>
+      </w:r>
+    </w:p>
+    <w:p>
+      <w:pPr>
+        <w:pStyle w:val="ListParagraph"/>
+        <w:numPr>
+          <w:ilvl w:val="0"/>
+          <w:numId w:val="26"/>
+        </w:numPr>
         <w:spacing w:line="276" w:lineRule="auto"/>
-        <w:ind w:left="720"/>
-      </w:pPr>
-      <w:proofErr w:type="gramStart"/>
-      <w:r>
-        <w:rPr>
-          <w:rFonts w:hAnsi="Symbol"/>
-        </w:rPr>
-        <w:t></w:t>
-      </w:r>
-      <w:r>
-        <w:t xml:space="preserve">  Configure</w:t>
-      </w:r>
-      <w:proofErr w:type="gramEnd"/>
-      <w:r>
-        <w:t xml:space="preserve"> and verify Gateway Load Balancing Protocol (GLBP) for IPv4 gateway redundancy and load balancing. </w:t>
-      </w:r>
-    </w:p>
-    <w:p>
-      <w:pPr>
+      </w:pPr>
+      <w:r>
+        <w:t xml:space="preserve">Configure and verify Gateway Load Balancing Protocol (GLBP) for IPv4 gateway redundancy and load balancing. </w:t>
+      </w:r>
+    </w:p>
+    <w:p>
+      <w:pPr>
+        <w:pStyle w:val="ListParagraph"/>
+        <w:numPr>
+          <w:ilvl w:val="0"/>
+          <w:numId w:val="26"/>
+        </w:numPr>
         <w:spacing w:line="276" w:lineRule="auto"/>
-        <w:ind w:left="720"/>
-      </w:pPr>
-      <w:proofErr w:type="gramStart"/>
-      <w:r>
-        <w:rPr>
-          <w:rFonts w:hAnsi="Symbol"/>
-        </w:rPr>
-        <w:t></w:t>
-      </w:r>
-      <w:r>
-        <w:t xml:space="preserve">  Configure</w:t>
-      </w:r>
-      <w:proofErr w:type="gramEnd"/>
-      <w:r>
-        <w:t xml:space="preserve"> and verify Hot Standby Router Protocol Version 2 (HSRPv2) for IPv6 gateway redundancy. </w:t>
-      </w:r>
-    </w:p>
-    <w:p>
-      <w:pPr>
+      </w:pPr>
+      <w:r>
+        <w:t xml:space="preserve">Configure and verify Hot Standby Router Protocol Version 2 (HSRPv2) for IPv6 gateway redundancy. </w:t>
+      </w:r>
+    </w:p>
+    <w:p>
+      <w:pPr>
+        <w:pStyle w:val="ListParagraph"/>
+        <w:numPr>
+          <w:ilvl w:val="0"/>
+          <w:numId w:val="26"/>
+        </w:numPr>
         <w:spacing w:line="276" w:lineRule="auto"/>
-        <w:ind w:left="720"/>
-      </w:pPr>
-      <w:proofErr w:type="gramStart"/>
-      <w:r>
-        <w:rPr>
-          <w:rFonts w:hAnsi="Symbol"/>
-        </w:rPr>
-        <w:t></w:t>
-      </w:r>
-      <w:r>
-        <w:t xml:space="preserve">  Verify</w:t>
-      </w:r>
-      <w:proofErr w:type="gramEnd"/>
-      <w:r>
-        <w:t xml:space="preserve"> enterprise connectivity before, during, and after a simulated gateway failure. </w:t>
-      </w:r>
-    </w:p>
-    <w:p>
-      <w:pPr>
+      </w:pPr>
+      <w:r>
+        <w:t xml:space="preserve">Verify enterprise connectivity before, during, and after a simulated gateway failure. </w:t>
+      </w:r>
+    </w:p>
+    <w:p>
+      <w:pPr>
+        <w:pStyle w:val="ListParagraph"/>
+        <w:numPr>
+          <w:ilvl w:val="0"/>
+          <w:numId w:val="26"/>
+        </w:numPr>
         <w:spacing w:line="276" w:lineRule="auto"/>
-        <w:ind w:left="720"/>
-      </w:pPr>
-      <w:proofErr w:type="gramStart"/>
-      <w:r>
-        <w:rPr>
-          <w:rFonts w:hAnsi="Symbol"/>
-        </w:rPr>
-        <w:t></w:t>
-      </w:r>
-      <w:r>
-        <w:t xml:space="preserve">  Validate</w:t>
-      </w:r>
-      <w:proofErr w:type="gramEnd"/>
-      <w:r>
-        <w:t xml:space="preserve"> gateway redundancy using ping, traceroute, GLBP, HSRPv2, and OSPF verification commands. </w:t>
-      </w:r>
-    </w:p>
-    <w:p>
-      <w:pPr>
+      </w:pPr>
+      <w:r>
+        <w:t xml:space="preserve">Validate gateway redundancy using ping, traceroute, GLBP, HSRPv2, and OSPF verification commands. </w:t>
+      </w:r>
+    </w:p>
+    <w:p>
+      <w:pPr>
+        <w:pStyle w:val="ListParagraph"/>
+        <w:numPr>
+          <w:ilvl w:val="0"/>
+          <w:numId w:val="26"/>
+        </w:numPr>
         <w:spacing w:line="276" w:lineRule="auto"/>
-        <w:ind w:left="720"/>
-      </w:pPr>
-      <w:proofErr w:type="gramStart"/>
-      <w:r>
-        <w:rPr>
-          <w:rFonts w:hAnsi="Symbol"/>
-        </w:rPr>
-        <w:t></w:t>
-      </w:r>
-      <w:r>
-        <w:t xml:space="preserve">  Analyze</w:t>
-      </w:r>
-      <w:proofErr w:type="gramEnd"/>
-      <w:r>
-        <w:t xml:space="preserve"> routing path changes following a simulated gateway failure. </w:t>
-      </w:r>
-    </w:p>
-    <w:p>
-      <w:pPr>
+      </w:pPr>
+      <w:r>
+        <w:t xml:space="preserve">Analyze routing path changes following a simulated gateway failure. </w:t>
+      </w:r>
+    </w:p>
+    <w:p>
+      <w:pPr>
+        <w:pStyle w:val="ListParagraph"/>
+        <w:numPr>
+          <w:ilvl w:val="0"/>
+          <w:numId w:val="26"/>
+        </w:numPr>
         <w:spacing w:line="276" w:lineRule="auto"/>
-        <w:ind w:left="720"/>
-      </w:pPr>
-      <w:proofErr w:type="gramStart"/>
-      <w:r>
-        <w:rPr>
-          <w:rFonts w:hAnsi="Symbol"/>
-        </w:rPr>
-        <w:t></w:t>
-      </w:r>
-      <w:r>
-        <w:t xml:space="preserve">  Restore</w:t>
-      </w:r>
-      <w:proofErr w:type="gramEnd"/>
-      <w:r>
-        <w:t xml:space="preserve"> normal enterprise operations following completion of failover testing. </w:t>
-      </w:r>
-    </w:p>
-    <w:p>
-      <w:pPr>
+      </w:pPr>
+      <w:r>
+        <w:t xml:space="preserve">Restore normal enterprise operations following completion of failover testing. </w:t>
+      </w:r>
+    </w:p>
+    <w:p>
+      <w:pPr>
+        <w:pStyle w:val="ListParagraph"/>
+        <w:numPr>
+          <w:ilvl w:val="0"/>
+          <w:numId w:val="26"/>
+        </w:numPr>
         <w:spacing w:line="276" w:lineRule="auto"/>
-        <w:ind w:left="720"/>
-      </w:pPr>
-      <w:proofErr w:type="gramStart"/>
-      <w:r>
-        <w:rPr>
-          <w:rFonts w:hAnsi="Symbol"/>
-        </w:rPr>
-        <w:t></w:t>
-      </w:r>
-      <w:r>
-        <w:t xml:space="preserve">  Verify</w:t>
-      </w:r>
-      <w:proofErr w:type="gramEnd"/>
-      <w:r>
-        <w:t xml:space="preserve"> enterprise device configurations using Cisco IOS show commands. </w:t>
-      </w:r>
-    </w:p>
-    <w:p>
-      <w:pPr>
+      </w:pPr>
+      <w:r>
+        <w:t xml:space="preserve">Verify enterprise device configurations using Cisco IOS show commands. </w:t>
+      </w:r>
+    </w:p>
+    <w:p>
+      <w:pPr>
+        <w:pStyle w:val="ListParagraph"/>
+        <w:numPr>
+          <w:ilvl w:val="0"/>
+          <w:numId w:val="26"/>
+        </w:numPr>
         <w:spacing w:line="276" w:lineRule="auto"/>
-        <w:ind w:left="720"/>
-      </w:pPr>
-      <w:proofErr w:type="gramStart"/>
-      <w:r>
-        <w:rPr>
-          <w:rFonts w:hAnsi="Symbol"/>
-        </w:rPr>
+      </w:pPr>
+      <w:r>
         <w:lastRenderedPageBreak/>
-        <w:t></w:t>
-      </w:r>
-      <w:r>
-        <w:t xml:space="preserve">  Apply</w:t>
-      </w:r>
-      <w:proofErr w:type="gramEnd"/>
-      <w:r>
-        <w:t xml:space="preserve"> enterprise change management procedures while maintaining network availability and resiliency.</w:t>
+        <w:t>Apply enterprise change management procedures while maintaining network availability and resiliency.</w:t>
       </w:r>
     </w:p>
     <w:p>
@@ -800,7 +700,7 @@
       </w:r>
       <w:proofErr w:type="spellStart"/>
       <w:r>
-        <w:t>pkt</w:t>
+        <w:t>pka</w:t>
       </w:r>
       <w:proofErr w:type="spellEnd"/>
       <w:r>
@@ -864,82 +764,54 @@
     </w:p>
     <w:p>
       <w:pPr>
+        <w:pStyle w:val="ListParagraph"/>
+        <w:numPr>
+          <w:ilvl w:val="0"/>
+          <w:numId w:val="26"/>
+        </w:numPr>
         <w:spacing w:line="276" w:lineRule="auto"/>
-        <w:ind w:left="720"/>
-      </w:pPr>
-      <w:proofErr w:type="gramStart"/>
-      <w:r>
-        <w:rPr>
-          <w:rFonts w:hAnsi="Symbol"/>
-        </w:rPr>
-        <w:t></w:t>
-      </w:r>
-      <w:r>
-        <w:t xml:space="preserve">  Enterprise</w:t>
-      </w:r>
-      <w:proofErr w:type="gramEnd"/>
-      <w:r>
-        <w:t xml:space="preserve"> Network Topology </w:t>
-      </w:r>
-    </w:p>
-    <w:p>
-      <w:pPr>
+      </w:pPr>
+      <w:r>
+        <w:t xml:space="preserve">Enterprise Network Topology </w:t>
+      </w:r>
+    </w:p>
+    <w:p>
+      <w:pPr>
+        <w:pStyle w:val="ListParagraph"/>
+        <w:numPr>
+          <w:ilvl w:val="0"/>
+          <w:numId w:val="26"/>
+        </w:numPr>
         <w:spacing w:line="276" w:lineRule="auto"/>
-        <w:ind w:left="720"/>
-      </w:pPr>
-      <w:proofErr w:type="gramStart"/>
-      <w:r>
-        <w:rPr>
-          <w:rFonts w:hAnsi="Symbol"/>
-        </w:rPr>
-        <w:t></w:t>
-      </w:r>
-      <w:r>
-        <w:t xml:space="preserve">  Enterprise</w:t>
-      </w:r>
-      <w:proofErr w:type="gramEnd"/>
-      <w:r>
-        <w:t xml:space="preserve"> Network Standards Guide </w:t>
-      </w:r>
-    </w:p>
-    <w:p>
-      <w:pPr>
+      </w:pPr>
+      <w:r>
+        <w:t xml:space="preserve">Enterprise Network Standards Guide </w:t>
+      </w:r>
+    </w:p>
+    <w:p>
+      <w:pPr>
+        <w:pStyle w:val="ListParagraph"/>
+        <w:numPr>
+          <w:ilvl w:val="0"/>
+          <w:numId w:val="26"/>
+        </w:numPr>
         <w:spacing w:line="276" w:lineRule="auto"/>
-        <w:ind w:left="720"/>
-      </w:pPr>
-      <w:proofErr w:type="gramStart"/>
-      <w:r>
-        <w:rPr>
-          <w:rFonts w:hAnsi="Symbol"/>
-        </w:rPr>
-        <w:t></w:t>
-      </w:r>
-      <w:r>
-        <w:t xml:space="preserve">  Enterprise</w:t>
-      </w:r>
-      <w:proofErr w:type="gramEnd"/>
-      <w:r>
-        <w:t xml:space="preserve"> IP Addressing Plan </w:t>
-      </w:r>
-    </w:p>
-    <w:p>
-      <w:pPr>
+      </w:pPr>
+      <w:r>
+        <w:t xml:space="preserve">Enterprise IP Addressing Plan </w:t>
+      </w:r>
+    </w:p>
+    <w:p>
+      <w:pPr>
+        <w:pStyle w:val="ListParagraph"/>
+        <w:numPr>
+          <w:ilvl w:val="0"/>
+          <w:numId w:val="26"/>
+        </w:numPr>
         <w:spacing w:line="276" w:lineRule="auto"/>
-        <w:ind w:left="720"/>
-      </w:pPr>
-      <w:proofErr w:type="gramStart"/>
-      <w:r>
-        <w:rPr>
-          <w:rFonts w:hAnsi="Symbol"/>
-        </w:rPr>
-        <w:t></w:t>
-      </w:r>
-      <w:r>
-        <w:t xml:space="preserve">  One</w:t>
-      </w:r>
-      <w:proofErr w:type="gramEnd"/>
-      <w:r>
-        <w:t xml:space="preserve"> (1) additional Cisco </w:t>
+      </w:pPr>
+      <w:r>
+        <w:t xml:space="preserve">One (1) additional Cisco </w:t>
       </w:r>
       <w:r>
         <w:rPr>
@@ -954,23 +826,16 @@
     </w:p>
     <w:p>
       <w:pPr>
+        <w:pStyle w:val="ListParagraph"/>
+        <w:numPr>
+          <w:ilvl w:val="0"/>
+          <w:numId w:val="26"/>
+        </w:numPr>
         <w:spacing w:line="276" w:lineRule="auto"/>
-        <w:ind w:left="720"/>
-      </w:pPr>
-      <w:proofErr w:type="gramStart"/>
-      <w:r>
-        <w:rPr>
-          <w:rFonts w:hAnsi="Symbol"/>
-        </w:rPr>
-        <w:t></w:t>
-      </w:r>
-      <w:r>
-        <w:t xml:space="preserve">  </w:t>
-      </w:r>
+      </w:pPr>
       <w:r>
         <w:t>Two</w:t>
       </w:r>
-      <w:proofErr w:type="gramEnd"/>
       <w:r>
         <w:t xml:space="preserve"> (</w:t>
       </w:r>
@@ -995,22 +860,15 @@
     </w:p>
     <w:p>
       <w:pPr>
+        <w:pStyle w:val="ListParagraph"/>
+        <w:numPr>
+          <w:ilvl w:val="0"/>
+          <w:numId w:val="26"/>
+        </w:numPr>
         <w:spacing w:after="240" w:line="276" w:lineRule="auto"/>
-        <w:ind w:left="720"/>
-      </w:pPr>
-      <w:proofErr w:type="gramStart"/>
-      <w:r>
-        <w:rPr>
-          <w:rFonts w:hAnsi="Symbol"/>
-        </w:rPr>
-        <w:t></w:t>
-      </w:r>
-      <w:r>
-        <w:t xml:space="preserve">  This</w:t>
-      </w:r>
-      <w:proofErr w:type="gramEnd"/>
-      <w:r>
-        <w:t xml:space="preserve"> Enterprise Change Request (ECR-008)</w:t>
+      </w:pPr>
+      <w:r>
+        <w:t>This Enterprise Change Request (ECR-008)</w:t>
       </w:r>
     </w:p>
     <w:p>
@@ -1131,7 +989,6 @@
             <w14:uncheckedState w14:val="2610" w14:font="MS Gothic"/>
           </w14:checkbox>
         </w:sdtPr>
-        <w:sdtEndPr/>
         <w:sdtContent>
           <w:r>
             <w:rPr>
@@ -1160,6 +1017,65 @@
     </w:p>
     <w:p>
       <w:pPr>
+        <w:pStyle w:val="Important"/>
+        <w:spacing w:after="240"/>
+      </w:pPr>
+      <w:r>
+        <w:t xml:space="preserve">Important </w:t>
+      </w:r>
+    </w:p>
+    <w:p>
+      <w:pPr>
+        <w:pStyle w:val="Important"/>
+        <w:rPr>
+          <w:b w:val="0"/>
+        </w:rPr>
+      </w:pPr>
+      <w:r>
+        <w:rPr>
+          <w:b w:val="0"/>
+        </w:rPr>
+        <w:t>Dual-Stack Enterprise Network</w:t>
+      </w:r>
+    </w:p>
+    <w:p>
+      <w:pPr>
+        <w:pStyle w:val="Important"/>
+        <w:rPr>
+          <w:b w:val="0"/>
+        </w:rPr>
+      </w:pPr>
+      <w:r>
+        <w:rPr>
+          <w:b w:val="0"/>
+        </w:rPr>
+        <w:t>Sonoran Outdoor Equipment operates a dual-stack IPv4 and IPv6 network. As a new enterprise device, HQ-R2 must be configured to support both IPv4 and IPv6 operation in accordance with the Enterprise Network Standards Guide and the existing enterprise router configuration standards.</w:t>
+      </w:r>
+    </w:p>
+    <w:p>
+      <w:pPr>
+        <w:pStyle w:val="Important"/>
+        <w:rPr>
+          <w:b w:val="0"/>
+        </w:rPr>
+      </w:pPr>
+    </w:p>
+    <w:p>
+      <w:pPr>
+        <w:pStyle w:val="Important"/>
+        <w:rPr>
+          <w:b w:val="0"/>
+        </w:rPr>
+      </w:pPr>
+      <w:r>
+        <w:rPr>
+          <w:b w:val="0"/>
+        </w:rPr>
+        <w:t>Ensure all required global IPv6 router settings are configured before implementing IPv6 addressing, routing, and gateway redundancy.</w:t>
+      </w:r>
+    </w:p>
+    <w:p>
+      <w:pPr>
         <w:spacing w:before="100" w:beforeAutospacing="1" w:after="100" w:afterAutospacing="1"/>
       </w:pPr>
       <w:r>
@@ -1307,6 +1223,7 @@
         <w:spacing w:before="100" w:beforeAutospacing="1" w:after="100" w:afterAutospacing="1" w:line="276" w:lineRule="auto"/>
       </w:pPr>
       <w:r>
+        <w:lastRenderedPageBreak/>
         <w:t xml:space="preserve">Verify Layer 1 and Layer 2 connectivity. </w:t>
       </w:r>
     </w:p>
@@ -1379,7 +1296,6 @@
         <w:spacing w:before="100" w:beforeAutospacing="1" w:after="100" w:afterAutospacing="1" w:line="276" w:lineRule="auto"/>
       </w:pPr>
       <w:r>
-        <w:lastRenderedPageBreak/>
         <w:t xml:space="preserve">Determine the next available IPv4 WAN subnet by reviewing the Enterprise IP Addressing Plan. </w:t>
       </w:r>
     </w:p>
@@ -1535,13 +1451,109 @@
     </w:p>
     <w:p>
       <w:pPr>
-        <w:spacing w:before="100" w:beforeAutospacing="1" w:after="100" w:afterAutospacing="1"/>
-      </w:pPr>
-      <w:r>
-        <w:t>The addition of HQ-R2 introduces a new routed WAN connection into the enterprise network. To ensure that all enterprise routers can exchange routing information and maintain connectivity during normal operations and failover events, the enterprise OSPF routing domain must be updated. This requires configuring the new WAN connection on HQ-R2 and modifying the existing OSPF configuration on TUC-R2 so that both routers establish OSPFv2 and OSPFv3 neighbor relationships and advertise the new transit network.</w:t>
-      </w:r>
-      <w:r>
-        <w:t xml:space="preserve"> This change expands the existing enterprise OSPF routing domain without disrupting routing services for the remainder of the enterprise network.</w:t>
+        <w:pStyle w:val="isselectedend"/>
+      </w:pPr>
+      <w:r>
+        <w:t>The addition of HQ-R2 introduces a new routed WAN connection into the enterprise network. To ensure that all enterprise routers can exchange routing information and maintain connectivity during normal operations and failover events, the enterprise OSPF routing domain must be updated.</w:t>
+      </w:r>
+    </w:p>
+    <w:p>
+      <w:pPr>
+        <w:pStyle w:val="isselectedend"/>
+      </w:pPr>
+      <w:r>
+        <w:t xml:space="preserve">Configure HQ-R2 to participate in the existing </w:t>
+      </w:r>
+      <w:r>
+        <w:rPr>
+          <w:rStyle w:val="Strong"/>
+        </w:rPr>
+        <w:t>OSPFv2 and OSPFv3 Area 0 routing domain</w:t>
+      </w:r>
+      <w:r>
+        <w:t xml:space="preserve"> using the same enterprise implementation methods established during </w:t>
+      </w:r>
+      <w:r>
+        <w:rPr>
+          <w:rStyle w:val="Strong"/>
+        </w:rPr>
+        <w:t>ECR-003 and ECR-004</w:t>
+      </w:r>
+      <w:r>
+        <w:t>. Update TUC-R2 as necessary to support the new WAN connection.</w:t>
+      </w:r>
+    </w:p>
+    <w:p>
+      <w:pPr>
+        <w:pStyle w:val="isselectedend"/>
+      </w:pPr>
+      <w:r>
+        <w:t xml:space="preserve">Use the established enterprise </w:t>
+      </w:r>
+      <w:r>
+        <w:rPr>
+          <w:rStyle w:val="Strong"/>
+        </w:rPr>
+        <w:t>OSPF process ID 160</w:t>
+      </w:r>
+      <w:r>
+        <w:t xml:space="preserve"> for both OSPFv2 and OSPFv3.</w:t>
+      </w:r>
+    </w:p>
+    <w:p>
+      <w:pPr>
+        <w:pStyle w:val="isselectedend"/>
+      </w:pPr>
+      <w:r>
+        <w:lastRenderedPageBreak/>
+        <w:t xml:space="preserve">Assign </w:t>
+      </w:r>
+      <w:r>
+        <w:rPr>
+          <w:rStyle w:val="Strong"/>
+        </w:rPr>
+        <w:t>HQ-R2 the manually configured router ID 160.0.0.4</w:t>
+      </w:r>
+      <w:r>
+        <w:t xml:space="preserve"> for both OSPFv2 and OSPFv3.</w:t>
+      </w:r>
+    </w:p>
+    <w:p>
+      <w:pPr>
+        <w:pStyle w:val="NormalWeb"/>
+      </w:pPr>
+      <w:r>
+        <w:t>R</w:t>
+      </w:r>
+      <w:r>
+        <w:t xml:space="preserve">eference </w:t>
+      </w:r>
+      <w:r>
+        <w:rPr>
+          <w:rStyle w:val="Strong"/>
+        </w:rPr>
+        <w:t>ECR-003</w:t>
+      </w:r>
+      <w:r>
+        <w:t xml:space="preserve"> and </w:t>
+      </w:r>
+      <w:r>
+        <w:rPr>
+          <w:rStyle w:val="Strong"/>
+        </w:rPr>
+        <w:t>ECR-004</w:t>
+      </w:r>
+      <w:r>
+        <w:t xml:space="preserve"> and the </w:t>
+      </w:r>
+      <w:r>
+        <w:rPr>
+          <w:rStyle w:val="Strong"/>
+        </w:rPr>
+        <w:t>Enterprise Network Standards Guide</w:t>
+      </w:r>
+      <w:r>
+        <w:t xml:space="preserve"> when completing this implementation.</w:t>
       </w:r>
     </w:p>
     <w:p>
@@ -1594,86 +1606,160 @@
     </w:p>
     <w:p>
       <w:pPr>
+        <w:pStyle w:val="ListParagraph"/>
         <w:numPr>
           <w:ilvl w:val="0"/>
-          <w:numId w:val="21"/>
+          <w:numId w:val="12"/>
         </w:numPr>
-        <w:spacing w:before="100" w:beforeAutospacing="1" w:after="100" w:afterAutospacing="1" w:line="276" w:lineRule="auto"/>
-      </w:pPr>
-      <w:r>
-        <w:t xml:space="preserve">Configure OSPFv2 for the new WAN connection in Area 0. </w:t>
-      </w:r>
-    </w:p>
-    <w:p>
-      <w:pPr>
+        <w:spacing w:line="276" w:lineRule="auto"/>
+      </w:pPr>
+      <w:r>
+        <w:t xml:space="preserve">Configure HQ-R2 to participate in the existing OSPFv2 routing domain using </w:t>
+      </w:r>
+      <w:r>
+        <w:rPr>
+          <w:rStyle w:val="Strong"/>
+        </w:rPr>
+        <w:t>process ID 160</w:t>
+      </w:r>
+      <w:r>
+        <w:t>.</w:t>
+      </w:r>
+    </w:p>
+    <w:p>
+      <w:pPr>
+        <w:pStyle w:val="ListParagraph"/>
         <w:numPr>
           <w:ilvl w:val="0"/>
-          <w:numId w:val="21"/>
+          <w:numId w:val="12"/>
         </w:numPr>
-        <w:spacing w:before="100" w:beforeAutospacing="1" w:after="100" w:afterAutospacing="1" w:line="276" w:lineRule="auto"/>
-      </w:pPr>
-      <w:r>
-        <w:t xml:space="preserve">Configure OSPFv3 for the new WAN connection in Area 0. </w:t>
-      </w:r>
-    </w:p>
-    <w:p>
-      <w:pPr>
+        <w:spacing w:line="276" w:lineRule="auto"/>
+      </w:pPr>
+      <w:r>
+        <w:t xml:space="preserve">Configure the manually assigned OSPFv2 router ID </w:t>
+      </w:r>
+      <w:r>
+        <w:rPr>
+          <w:rStyle w:val="Strong"/>
+        </w:rPr>
+        <w:t>160.0.0.4</w:t>
+      </w:r>
+      <w:r>
+        <w:t>.</w:t>
+      </w:r>
+    </w:p>
+    <w:p>
+      <w:pPr>
+        <w:pStyle w:val="ListParagraph"/>
         <w:numPr>
           <w:ilvl w:val="0"/>
-          <w:numId w:val="21"/>
+          <w:numId w:val="12"/>
         </w:numPr>
-        <w:spacing w:before="100" w:beforeAutospacing="1" w:after="100" w:afterAutospacing="1" w:line="276" w:lineRule="auto"/>
-      </w:pPr>
-      <w:r>
-        <w:t xml:space="preserve">Advertise the new IPv4 WAN network. </w:t>
-      </w:r>
-    </w:p>
-    <w:p>
-      <w:pPr>
+        <w:spacing w:line="276" w:lineRule="auto"/>
+      </w:pPr>
+      <w:r>
+        <w:t xml:space="preserve">Advertise the new IPv4 WAN network in </w:t>
+      </w:r>
+      <w:r>
+        <w:rPr>
+          <w:rStyle w:val="Strong"/>
+        </w:rPr>
+        <w:t>Area 0</w:t>
+      </w:r>
+      <w:r>
+        <w:t>.</w:t>
+      </w:r>
+    </w:p>
+    <w:p>
+      <w:pPr>
+        <w:pStyle w:val="ListParagraph"/>
         <w:numPr>
           <w:ilvl w:val="0"/>
-          <w:numId w:val="21"/>
+          <w:numId w:val="12"/>
         </w:numPr>
-        <w:spacing w:before="100" w:beforeAutospacing="1" w:after="100" w:afterAutospacing="1" w:line="276" w:lineRule="auto"/>
-      </w:pPr>
-      <w:r>
-        <w:t xml:space="preserve">Enable OSPFv3 on the new WAN interface. </w:t>
-      </w:r>
-    </w:p>
-    <w:p>
-      <w:pPr>
+        <w:spacing w:line="276" w:lineRule="auto"/>
+      </w:pPr>
+      <w:r>
+        <w:t xml:space="preserve">Configure OSPFv3 using </w:t>
+      </w:r>
+      <w:r>
+        <w:rPr>
+          <w:rStyle w:val="Strong"/>
+        </w:rPr>
+        <w:t>process ID 160</w:t>
+      </w:r>
+      <w:r>
+        <w:t xml:space="preserve"> and router ID </w:t>
+      </w:r>
+      <w:r>
+        <w:rPr>
+          <w:rStyle w:val="Strong"/>
+        </w:rPr>
+        <w:t>160.0.0.4</w:t>
+      </w:r>
+      <w:r>
+        <w:t>.</w:t>
+      </w:r>
+    </w:p>
+    <w:p>
+      <w:pPr>
+        <w:pStyle w:val="ListParagraph"/>
         <w:numPr>
           <w:ilvl w:val="0"/>
-          <w:numId w:val="21"/>
+          <w:numId w:val="12"/>
         </w:numPr>
-        <w:spacing w:before="100" w:beforeAutospacing="1" w:after="100" w:afterAutospacing="1" w:line="276" w:lineRule="auto"/>
-      </w:pPr>
-      <w:r>
-        <w:t xml:space="preserve">Verify OSPFv2 neighbor relationships. </w:t>
-      </w:r>
-    </w:p>
-    <w:p>
-      <w:pPr>
+        <w:spacing w:line="276" w:lineRule="auto"/>
+      </w:pPr>
+      <w:r>
+        <w:t xml:space="preserve">Enable OSPFv3 on the new IPv6 WAN interface in </w:t>
+      </w:r>
+      <w:r>
+        <w:rPr>
+          <w:rStyle w:val="Strong"/>
+        </w:rPr>
+        <w:t>Area 0</w:t>
+      </w:r>
+      <w:r>
+        <w:t>.</w:t>
+      </w:r>
+    </w:p>
+    <w:p>
+      <w:pPr>
+        <w:pStyle w:val="ListParagraph"/>
         <w:numPr>
           <w:ilvl w:val="0"/>
-          <w:numId w:val="21"/>
+          <w:numId w:val="12"/>
         </w:numPr>
-        <w:spacing w:before="100" w:beforeAutospacing="1" w:after="100" w:afterAutospacing="1" w:line="276" w:lineRule="auto"/>
-      </w:pPr>
-      <w:r>
-        <w:t xml:space="preserve">Verify OSPFv3 neighbor relationships. </w:t>
-      </w:r>
-    </w:p>
-    <w:p>
-      <w:pPr>
+        <w:spacing w:line="276" w:lineRule="auto"/>
+      </w:pPr>
+      <w:r>
+        <w:t>Verify OSPFv2 and OSPFv3 neighbor relationships.</w:t>
+      </w:r>
+    </w:p>
+    <w:p>
+      <w:pPr>
+        <w:pStyle w:val="ListParagraph"/>
         <w:numPr>
           <w:ilvl w:val="0"/>
-          <w:numId w:val="21"/>
+          <w:numId w:val="12"/>
         </w:numPr>
-        <w:spacing w:before="100" w:beforeAutospacing="1" w:after="100" w:afterAutospacing="1" w:line="276" w:lineRule="auto"/>
-      </w:pPr>
-      <w:r>
-        <w:t xml:space="preserve">Verify IPv4 and IPv6 routes are successfully learned from the enterprise routing domain. </w:t>
+        <w:spacing w:line="276" w:lineRule="auto"/>
+      </w:pPr>
+      <w:r>
+        <w:t>Verify IPv4 and IPv6 routes are successfully learned from the enterprise routing domain.</w:t>
+      </w:r>
+    </w:p>
+    <w:p>
+      <w:pPr>
+        <w:pStyle w:val="pdq2pgselectionanchorcontainer"/>
+        <w:numPr>
+          <w:ilvl w:val="0"/>
+          <w:numId w:val="12"/>
+        </w:numPr>
+        <w:spacing w:before="0" w:beforeAutospacing="0"/>
+      </w:pPr>
+      <w:r>
+        <w:t>Save the device configuration.</w:t>
       </w:r>
     </w:p>
     <w:p>
@@ -1694,7 +1780,6 @@
           <w:sz w:val="27"/>
           <w:szCs w:val="27"/>
         </w:rPr>
-        <w:lastRenderedPageBreak/>
         <w:t xml:space="preserve">Update </w:t>
       </w:r>
       <w:r>
@@ -1736,71 +1821,82 @@
     </w:p>
     <w:p>
       <w:pPr>
+        <w:pStyle w:val="ListParagraph"/>
         <w:numPr>
           <w:ilvl w:val="0"/>
-          <w:numId w:val="22"/>
+          <w:numId w:val="12"/>
         </w:numPr>
-        <w:spacing w:before="100" w:beforeAutospacing="1" w:after="100" w:afterAutospacing="1" w:line="276" w:lineRule="auto"/>
-      </w:pPr>
-      <w:r>
-        <w:t xml:space="preserve">Update the existing OSPFv2 configuration to advertise the new HQ-R2 WAN network in Area 0. </w:t>
-      </w:r>
-    </w:p>
-    <w:p>
-      <w:pPr>
+        <w:spacing w:line="276" w:lineRule="auto"/>
+      </w:pPr>
+      <w:r>
+        <w:t xml:space="preserve">Update the existing OSPFv2 configuration to advertise the new HQ-R2 WAN network in </w:t>
+      </w:r>
+      <w:r>
+        <w:rPr>
+          <w:rStyle w:val="Strong"/>
+        </w:rPr>
+        <w:t>Area 0</w:t>
+      </w:r>
+      <w:r>
+        <w:t>.</w:t>
+      </w:r>
+    </w:p>
+    <w:p>
+      <w:pPr>
+        <w:pStyle w:val="ListParagraph"/>
         <w:numPr>
           <w:ilvl w:val="0"/>
-          <w:numId w:val="22"/>
+          <w:numId w:val="12"/>
         </w:numPr>
-        <w:spacing w:before="100" w:beforeAutospacing="1" w:after="100" w:afterAutospacing="1" w:line="276" w:lineRule="auto"/>
-      </w:pPr>
-      <w:r>
-        <w:t xml:space="preserve">Enable OSPFv3 on the new WAN interface in Area 0. </w:t>
-      </w:r>
-    </w:p>
-    <w:p>
-      <w:pPr>
+        <w:spacing w:line="276" w:lineRule="auto"/>
+      </w:pPr>
+      <w:r>
+        <w:t xml:space="preserve">Enable OSPFv3 on the new WAN interface in </w:t>
+      </w:r>
+      <w:r>
+        <w:rPr>
+          <w:rStyle w:val="Strong"/>
+        </w:rPr>
+        <w:t>Area 0</w:t>
+      </w:r>
+      <w:r>
+        <w:t>.</w:t>
+      </w:r>
+    </w:p>
+    <w:p>
+      <w:pPr>
+        <w:pStyle w:val="ListParagraph"/>
         <w:numPr>
           <w:ilvl w:val="0"/>
-          <w:numId w:val="22"/>
+          <w:numId w:val="12"/>
         </w:numPr>
-        <w:spacing w:before="100" w:beforeAutospacing="1" w:after="100" w:afterAutospacing="1" w:line="276" w:lineRule="auto"/>
-      </w:pPr>
-      <w:r>
-        <w:t xml:space="preserve">Verify OSPFv2 neighbor relationships with HQ-R2. </w:t>
-      </w:r>
-    </w:p>
-    <w:p>
-      <w:pPr>
+        <w:spacing w:line="276" w:lineRule="auto"/>
+      </w:pPr>
+      <w:r>
+        <w:t>Verify OSPFv2 and OSPFv3 neighbor relationships with HQ-R2.</w:t>
+      </w:r>
+    </w:p>
+    <w:p>
+      <w:pPr>
+        <w:pStyle w:val="ListParagraph"/>
         <w:numPr>
           <w:ilvl w:val="0"/>
-          <w:numId w:val="22"/>
+          <w:numId w:val="12"/>
         </w:numPr>
-        <w:spacing w:before="100" w:beforeAutospacing="1" w:after="100" w:afterAutospacing="1" w:line="276" w:lineRule="auto"/>
-      </w:pPr>
-      <w:r>
-        <w:t xml:space="preserve">Verify OSPFv3 neighbor relationships with HQ-R2. </w:t>
-      </w:r>
-    </w:p>
-    <w:p>
-      <w:pPr>
+        <w:spacing w:line="276" w:lineRule="auto"/>
+      </w:pPr>
+      <w:r>
+        <w:t>Verify IPv4 and IPv6 routes are successfully exchanged across the new WAN connection.</w:t>
+      </w:r>
+    </w:p>
+    <w:p>
+      <w:pPr>
+        <w:pStyle w:val="pdq2pgselectionanchorcontainer"/>
         <w:numPr>
           <w:ilvl w:val="0"/>
-          <w:numId w:val="22"/>
+          <w:numId w:val="12"/>
         </w:numPr>
-        <w:spacing w:before="100" w:beforeAutospacing="1" w:after="100" w:afterAutospacing="1" w:line="276" w:lineRule="auto"/>
-      </w:pPr>
-      <w:r>
-        <w:t xml:space="preserve">Verify IPv4 and IPv6 routes are successfully exchanged across the new WAN connection. </w:t>
-      </w:r>
-    </w:p>
-    <w:p>
-      <w:pPr>
-        <w:numPr>
-          <w:ilvl w:val="0"/>
-          <w:numId w:val="22"/>
-        </w:numPr>
-        <w:spacing w:before="100" w:beforeAutospacing="1" w:after="100" w:afterAutospacing="1" w:line="276" w:lineRule="auto"/>
+        <w:spacing w:before="0" w:beforeAutospacing="0" w:line="276" w:lineRule="auto"/>
       </w:pPr>
       <w:r>
         <w:t>Save the device configuration.</w:t>
@@ -1825,7 +1921,13 @@
         <w:pStyle w:val="Heading3"/>
       </w:pPr>
       <w:r>
-        <w:t>Phase 2 – Update Enterprise Gateway Interface Addressing</w:t>
+        <w:t xml:space="preserve">Phase 2 – Update </w:t>
+      </w:r>
+      <w:r>
+        <w:t xml:space="preserve">HQ-R1 </w:t>
+      </w:r>
+      <w:r>
+        <w:t>Enterprise Gateway Interface Addressing</w:t>
       </w:r>
     </w:p>
     <w:p>
@@ -1851,18 +1953,108 @@
     </w:p>
     <w:p>
       <w:pPr>
-        <w:pStyle w:val="pdq2pgselectionanchorcontainer"/>
-      </w:pPr>
-      <w:r>
-        <w:t>Prior to deploying Gateway Load Balancing Protocol (GLBP), the IPv4 gateway addressing scheme at Phoenix Headquarters must be updated to support gateway redundancy. The current router interfaces use the first usable IPv4 address in each subnet as the default gateway. To prepare for GLBP deployment, the first usable IPv4 address will be reserved for the virtual gateway. HQ-R1 will be readdressed using the second usable IPv4 address for each production VLAN. These changes establish the enterprise addressing standard required for GLBP while maintaining the existing subnet design.</w:t>
+        <w:spacing w:before="100" w:beforeAutospacing="1" w:after="100" w:afterAutospacing="1"/>
+      </w:pPr>
+      <w:r>
+        <w:t xml:space="preserve">Prior to deploying gateway redundancy at Phoenix Headquarters, the existing </w:t>
+      </w:r>
+      <w:r>
+        <w:rPr>
+          <w:b/>
+          <w:bCs/>
+        </w:rPr>
+        <w:t>IPv4 and IPv6 gateway addressing</w:t>
+      </w:r>
+      <w:r>
+        <w:t xml:space="preserve"> on HQ-R1 must be updated. The current HQ-R1 </w:t>
+      </w:r>
+      <w:proofErr w:type="spellStart"/>
+      <w:r>
+        <w:t>subinterfaces</w:t>
+      </w:r>
+      <w:proofErr w:type="spellEnd"/>
+      <w:r>
+        <w:t xml:space="preserve"> use the first </w:t>
+      </w:r>
+      <w:r>
+        <w:lastRenderedPageBreak/>
+        <w:t>usable IPv4 and IPv6 addresses as the default gateways for the implemented headquarters VLANs. These addresses must be reserved for the virtual gateways that will be configured later in this Enterprise Change Request.</w:t>
+      </w:r>
+    </w:p>
+    <w:p>
+      <w:pPr>
+        <w:spacing w:before="100" w:beforeAutospacing="1" w:after="100" w:afterAutospacing="1"/>
+      </w:pPr>
+      <w:r>
+        <w:t xml:space="preserve">For </w:t>
+      </w:r>
+      <w:r>
+        <w:rPr>
+          <w:b/>
+          <w:bCs/>
+        </w:rPr>
+        <w:t>VLANs 10, 20, 30, 40, and 50</w:t>
+      </w:r>
+      <w:r>
+        <w:t xml:space="preserve">, HQ-R1 will be readdressed using the </w:t>
+      </w:r>
+      <w:r>
+        <w:rPr>
+          <w:b/>
+          <w:bCs/>
+        </w:rPr>
+        <w:t>second usable IPv4 and IPv6 addresses</w:t>
+      </w:r>
+      <w:r>
+        <w:t xml:space="preserve"> in each assigned network. The first usable addresses will remain reserved for the virtual gateway services.</w:t>
+      </w:r>
+    </w:p>
+    <w:p>
+      <w:pPr>
+        <w:spacing w:before="100" w:beforeAutospacing="1" w:after="100" w:afterAutospacing="1"/>
+      </w:pPr>
+      <w:r>
+        <w:rPr>
+          <w:b/>
+          <w:bCs/>
+        </w:rPr>
+        <w:t>VLAN 99 – Network Management requires a different addressing assignment</w:t>
+      </w:r>
+      <w:r>
+        <w:t xml:space="preserve"> because the second and third usable IPv4 and IPv6 addresses are already assigned to the HQ-S1 and HQ-S2 management interfaces. These existing switch management addresses will remain unchanged. HQ-R1 will therefore use the </w:t>
+      </w:r>
+      <w:r>
+        <w:rPr>
+          <w:b/>
+          <w:bCs/>
+        </w:rPr>
+        <w:t>fourth usable IPv4 and IPv6 addresses</w:t>
+      </w:r>
+      <w:r>
+        <w:t xml:space="preserve"> in the VLAN 99 network.</w:t>
+      </w:r>
+    </w:p>
+    <w:p>
+      <w:pPr>
+        <w:spacing w:before="100" w:beforeAutospacing="1" w:after="100" w:afterAutospacing="1"/>
+      </w:pPr>
+      <w:r>
+        <w:t xml:space="preserve">These changes prepare the Phoenix Headquarters gateway infrastructure for </w:t>
+      </w:r>
+      <w:r>
+        <w:rPr>
+          <w:b/>
+          <w:bCs/>
+        </w:rPr>
+        <w:t>GLBP IPv4 redundancy and HSRPv2 IPv6 redundancy</w:t>
+      </w:r>
+      <w:r>
+        <w:t xml:space="preserve"> while preserving existing infrastructure addressing.</w:t>
       </w:r>
     </w:p>
     <w:p>
       <w:pPr>
         <w:pStyle w:val="NormalWeb"/>
-        <w:rPr>
-          <w:b/>
-        </w:rPr>
       </w:pPr>
       <w:sdt>
         <w:sdtPr>
@@ -1873,7 +2065,6 @@
             <w14:uncheckedState w14:val="2610" w14:font="MS Gothic"/>
           </w14:checkbox>
         </w:sdtPr>
-        <w:sdtEndPr/>
         <w:sdtContent>
           <w:r>
             <w:rPr>
@@ -1887,11 +2078,7 @@
         <w:t xml:space="preserve"> </w:t>
       </w:r>
       <w:r>
-        <w:rPr>
-          <w:rStyle w:val="Strong"/>
-          <w:b w:val="0"/>
-        </w:rPr>
-        <w:t>Update the enterprise IPv4 gateway interface addressing.</w:t>
+        <w:t>Update the enterprise IPv4 and IPv6 gateway interface addressing on HQ-R1.</w:t>
       </w:r>
     </w:p>
     <w:p>
@@ -1913,86 +2100,213 @@
     </w:p>
     <w:p>
       <w:pPr>
+        <w:pStyle w:val="ListParagraph"/>
         <w:numPr>
           <w:ilvl w:val="0"/>
-          <w:numId w:val="9"/>
+          <w:numId w:val="12"/>
         </w:numPr>
-        <w:spacing w:before="100" w:beforeAutospacing="1" w:after="100" w:afterAutospacing="1" w:line="276" w:lineRule="auto"/>
-      </w:pPr>
-      <w:r>
-        <w:t xml:space="preserve">Update each HQ-R1 production VLAN </w:t>
+        <w:spacing w:line="276" w:lineRule="auto"/>
+      </w:pPr>
+      <w:r>
+        <w:t xml:space="preserve">Update the HQ-R1 </w:t>
       </w:r>
       <w:proofErr w:type="spellStart"/>
       <w:r>
-        <w:t>subinterface</w:t>
+        <w:t>subinterfaces</w:t>
       </w:r>
       <w:proofErr w:type="spellEnd"/>
       <w:r>
+        <w:t xml:space="preserve"> for </w:t>
+      </w:r>
+      <w:r>
+        <w:rPr>
+          <w:b/>
+          <w:bCs/>
+        </w:rPr>
+        <w:t>VLANs 10, 20, 30, 40, and 50</w:t>
+      </w:r>
+      <w:r>
         <w:t xml:space="preserve"> to use the </w:t>
       </w:r>
       <w:r>
         <w:rPr>
-          <w:rStyle w:val="Strong"/>
-        </w:rPr>
-        <w:t>second usable IPv4 address.</w:t>
-      </w:r>
-      <w:r>
-        <w:t xml:space="preserve"> </w:t>
-      </w:r>
-    </w:p>
-    <w:p>
-      <w:pPr>
+          <w:b/>
+          <w:bCs/>
+        </w:rPr>
+        <w:t>second usable IPv4 and IPv6 addresses</w:t>
+      </w:r>
+      <w:r>
+        <w:t xml:space="preserve"> in their respective networks. </w:t>
+      </w:r>
+    </w:p>
+    <w:p>
+      <w:pPr>
+        <w:pStyle w:val="ListParagraph"/>
         <w:numPr>
           <w:ilvl w:val="0"/>
-          <w:numId w:val="9"/>
+          <w:numId w:val="12"/>
         </w:numPr>
-        <w:spacing w:before="100" w:beforeAutospacing="1" w:after="100" w:afterAutospacing="1" w:line="276" w:lineRule="auto"/>
-      </w:pPr>
-      <w:r>
-        <w:t xml:space="preserve">Verify that all updated </w:t>
+        <w:spacing w:line="276" w:lineRule="auto"/>
+      </w:pPr>
+      <w:r>
+        <w:t xml:space="preserve">Update the HQ-R1 </w:t>
+      </w:r>
+      <w:r>
+        <w:rPr>
+          <w:b/>
+          <w:bCs/>
+        </w:rPr>
+        <w:t>VLAN 99</w:t>
+      </w:r>
+      <w:r>
+        <w:t xml:space="preserve"> </w:t>
       </w:r>
       <w:proofErr w:type="spellStart"/>
       <w:r>
-        <w:t>subinterfaces</w:t>
+        <w:t>subinterface</w:t>
       </w:r>
       <w:proofErr w:type="spellEnd"/>
       <w:r>
-        <w:t xml:space="preserve"> are operational. </w:t>
-      </w:r>
-    </w:p>
-    <w:p>
-      <w:pPr>
+        <w:t xml:space="preserve"> to use the </w:t>
+      </w:r>
+      <w:r>
+        <w:rPr>
+          <w:b/>
+          <w:bCs/>
+        </w:rPr>
+        <w:t>fourth usable IPv4 and IPv6 addresses</w:t>
+      </w:r>
+      <w:r>
+        <w:t xml:space="preserve"> in the VLAN 99 network. </w:t>
+      </w:r>
+    </w:p>
+    <w:p>
+      <w:pPr>
+        <w:pStyle w:val="ListParagraph"/>
         <w:numPr>
           <w:ilvl w:val="0"/>
-          <w:numId w:val="9"/>
+          <w:numId w:val="12"/>
         </w:numPr>
-        <w:spacing w:before="100" w:beforeAutospacing="1" w:after="100" w:afterAutospacing="1" w:line="276" w:lineRule="auto"/>
-      </w:pPr>
-      <w:r>
-        <w:t xml:space="preserve">Verify IPv4 connectivity after updating the interface addresses. </w:t>
-      </w:r>
-    </w:p>
-    <w:p>
-      <w:pPr>
+        <w:spacing w:line="276" w:lineRule="auto"/>
+      </w:pPr>
+      <w:r>
+        <w:t xml:space="preserve">Do </w:t>
+      </w:r>
+      <w:r>
+        <w:rPr>
+          <w:b/>
+          <w:bCs/>
+        </w:rPr>
+        <w:t>not</w:t>
+      </w:r>
+      <w:r>
+        <w:t xml:space="preserve"> modify the existing IPv4 or IPv6 management addresses assigned to HQ-S1 and HQ-S2. </w:t>
+      </w:r>
+    </w:p>
+    <w:p>
+      <w:pPr>
+        <w:pStyle w:val="ListParagraph"/>
         <w:numPr>
           <w:ilvl w:val="0"/>
-          <w:numId w:val="9"/>
+          <w:numId w:val="12"/>
         </w:numPr>
-        <w:spacing w:before="100" w:beforeAutospacing="1" w:after="100" w:afterAutospacing="1" w:line="276" w:lineRule="auto"/>
-      </w:pPr>
-      <w:r>
-        <w:t xml:space="preserve">Troubleshoot and correct any configuration issues. </w:t>
-      </w:r>
-    </w:p>
-    <w:p>
-      <w:pPr>
+        <w:spacing w:line="276" w:lineRule="auto"/>
+      </w:pPr>
+      <w:r>
+        <w:t xml:space="preserve">Reserve the </w:t>
+      </w:r>
+      <w:r>
+        <w:rPr>
+          <w:b/>
+          <w:bCs/>
+        </w:rPr>
+        <w:t>first usable IPv4 and IPv6 addresses</w:t>
+      </w:r>
+      <w:r>
+        <w:t xml:space="preserve"> in each implemented VLAN for the virtual gateway services configured later in this Enterprise Change Request. </w:t>
+      </w:r>
+    </w:p>
+    <w:p>
+      <w:pPr>
+        <w:pStyle w:val="ListParagraph"/>
         <w:numPr>
           <w:ilvl w:val="0"/>
-          <w:numId w:val="9"/>
+          <w:numId w:val="12"/>
         </w:numPr>
-        <w:spacing w:before="100" w:beforeAutospacing="1" w:after="100" w:afterAutospacing="1" w:line="276" w:lineRule="auto"/>
-      </w:pPr>
-      <w:r>
+        <w:spacing w:line="276" w:lineRule="auto"/>
+      </w:pPr>
+      <w:r>
+        <w:t xml:space="preserve">Verify that all updated </w:t>
+      </w:r>
+      <w:proofErr w:type="spellStart"/>
+      <w:r>
+        <w:t>subinterfaces</w:t>
+      </w:r>
+      <w:proofErr w:type="spellEnd"/>
+      <w:r>
+        <w:t xml:space="preserve"> are operational. </w:t>
+      </w:r>
+    </w:p>
+    <w:p>
+      <w:pPr>
+        <w:pStyle w:val="ListParagraph"/>
+        <w:numPr>
+          <w:ilvl w:val="0"/>
+          <w:numId w:val="12"/>
+        </w:numPr>
+        <w:spacing w:line="276" w:lineRule="auto"/>
+      </w:pPr>
+      <w:r>
+        <w:t xml:space="preserve">Verify </w:t>
+      </w:r>
+      <w:r>
+        <w:rPr>
+          <w:b/>
+          <w:bCs/>
+        </w:rPr>
+        <w:t>IPv4 and IPv6 connectivity</w:t>
+      </w:r>
+      <w:r>
+        <w:t xml:space="preserve"> after updating the interface addresses. </w:t>
+      </w:r>
+    </w:p>
+    <w:p>
+      <w:pPr>
+        <w:pStyle w:val="ListParagraph"/>
+        <w:numPr>
+          <w:ilvl w:val="0"/>
+          <w:numId w:val="12"/>
+        </w:numPr>
+        <w:spacing w:line="276" w:lineRule="auto"/>
+      </w:pPr>
+      <w:r>
+        <w:t xml:space="preserve">Troubleshoot and correct any configuration issues. </w:t>
+      </w:r>
+    </w:p>
+    <w:p>
+      <w:pPr>
+        <w:pStyle w:val="Heading3"/>
+        <w:numPr>
+          <w:ilvl w:val="0"/>
+          <w:numId w:val="12"/>
+        </w:numPr>
+        <w:spacing w:line="276" w:lineRule="auto"/>
+        <w:rPr>
+          <w:b w:val="0"/>
+          <w:bCs w:val="0"/>
+          <w:color w:val="auto"/>
+          <w:sz w:val="24"/>
+          <w:szCs w:val="24"/>
+        </w:rPr>
+      </w:pPr>
+      <w:r>
+        <w:rPr>
+          <w:b w:val="0"/>
+          <w:bCs w:val="0"/>
+          <w:color w:val="auto"/>
+          <w:sz w:val="24"/>
+          <w:szCs w:val="24"/>
+        </w:rPr>
         <w:t>Save the device configuration.</w:t>
       </w:r>
     </w:p>
@@ -2005,7 +2319,7 @@
           <w:color w:val="4F6228" w:themeColor="accent3" w:themeShade="80"/>
         </w:rPr>
         <w:pict>
-          <v:rect id="_x0000_i1035" style="width:468pt;height:2.5pt" o:hralign="center" o:hrstd="t" o:hrnoshade="t" o:hr="t" fillcolor="#4e6128 [1606]" stroked="f"/>
+          <v:rect id="_x0000_i1061" style="width:468pt;height:2.5pt" o:hralign="center" o:hrstd="t" o:hrnoshade="t" o:hr="t" fillcolor="#4e6128 [1606]" stroked="f"/>
         </w:pict>
       </w:r>
     </w:p>
@@ -2014,7 +2328,6 @@
         <w:pStyle w:val="Heading3"/>
       </w:pPr>
       <w:r>
-        <w:lastRenderedPageBreak/>
         <w:t xml:space="preserve">Phase </w:t>
       </w:r>
       <w:r>
@@ -2025,6 +2338,26 @@
       </w:r>
       <w:r>
         <w:t>Configure Inter-VLAN Routing on HQ-R2</w:t>
+      </w:r>
+    </w:p>
+    <w:p>
+      <w:pPr>
+        <w:pStyle w:val="Heading4"/>
+        <w:rPr>
+          <w:sz w:val="27"/>
+          <w:szCs w:val="27"/>
+        </w:rPr>
+      </w:pPr>
+      <w:r>
+        <w:t xml:space="preserve">Step 1 – Create VLAN </w:t>
+      </w:r>
+      <w:proofErr w:type="spellStart"/>
+      <w:r>
+        <w:t>Subinterfaces</w:t>
+      </w:r>
+      <w:proofErr w:type="spellEnd"/>
+      <w:r>
+        <w:t xml:space="preserve"> on HQ-R2</w:t>
       </w:r>
     </w:p>
     <w:p>
@@ -2045,6 +2378,7 @@
           <w:sz w:val="27"/>
           <w:szCs w:val="27"/>
         </w:rPr>
+        <w:lastRenderedPageBreak/>
         <w:t>Background</w:t>
       </w:r>
     </w:p>
@@ -2053,7 +2387,68 @@
         <w:spacing w:before="100" w:beforeAutospacing="1" w:after="100" w:afterAutospacing="1"/>
       </w:pPr>
       <w:r>
-        <w:t xml:space="preserve">Before Gateway Load Balancing Protocol (GLBP) can provide gateway redundancy, HQ-R2 must be configured to perform the same inter-VLAN routing functions as HQ-R1 for the enterprise IPv4 network. Each Phoenix Headquarters production VLAN requires a corresponding router </w:t>
+        <w:t>HQ-R2 must provide Layer 3 gateway services for the same implemented Phoenix Headquarters VLANs currently supported by HQ-R1. Configure Router-on-a-Stick on HQ-R2 using the existing enterprise VLAN assignments and dual-stack addressing standards.</w:t>
+      </w:r>
+    </w:p>
+    <w:p>
+      <w:pPr>
+        <w:spacing w:before="100" w:beforeAutospacing="1" w:after="100" w:afterAutospacing="1"/>
+      </w:pPr>
+      <w:r>
+        <w:t xml:space="preserve">For </w:t>
+      </w:r>
+      <w:r>
+        <w:rPr>
+          <w:b/>
+          <w:bCs/>
+        </w:rPr>
+        <w:t>VLANs 10, 20, 30, 40, and 50</w:t>
+      </w:r>
+      <w:r>
+        <w:t xml:space="preserve">, HQ-R2 will use the </w:t>
+      </w:r>
+      <w:r>
+        <w:rPr>
+          <w:b/>
+          <w:bCs/>
+        </w:rPr>
+        <w:t>third usable IPv4 and IPv6 addresses</w:t>
+      </w:r>
+      <w:r>
+        <w:t xml:space="preserve"> in each assigned network.</w:t>
+      </w:r>
+    </w:p>
+    <w:p>
+      <w:pPr>
+        <w:spacing w:before="100" w:beforeAutospacing="1" w:after="100" w:afterAutospacing="1"/>
+      </w:pPr>
+      <w:r>
+        <w:rPr>
+          <w:b/>
+          <w:bCs/>
+        </w:rPr>
+        <w:t>VLAN 99 – Network Management requires a different addressing assignment</w:t>
+      </w:r>
+      <w:r>
+        <w:t xml:space="preserve"> because the second and third usable IPv4 and IPv6 addresses are already assigned to the HQ-S1 and HQ-S2 management interfaces. These existing switch management addresses will remain unchanged. HQ-R2 will therefore use the </w:t>
+      </w:r>
+      <w:r>
+        <w:rPr>
+          <w:b/>
+          <w:bCs/>
+        </w:rPr>
+        <w:t>fifth usable IPv4 and IPv6 addresses</w:t>
+      </w:r>
+      <w:r>
+        <w:t xml:space="preserve"> in the VLAN 99 network.</w:t>
+      </w:r>
+    </w:p>
+    <w:p>
+      <w:pPr>
+        <w:spacing w:before="100" w:beforeAutospacing="1" w:after="100" w:afterAutospacing="1"/>
+      </w:pPr>
+      <w:r>
+        <w:t xml:space="preserve">Configure static IPv6 link-local addressing on each HQ-R2 VLAN </w:t>
       </w:r>
       <w:proofErr w:type="spellStart"/>
       <w:r>
@@ -2061,7 +2456,44 @@
       </w:r>
       <w:proofErr w:type="spellEnd"/>
       <w:r>
-        <w:t xml:space="preserve"> with a unique IPv4 address. Once configured, HQ-R2 will be prepared to participate in GLBP and provide redundant default gateway services for the enterprise IPv4 network.</w:t>
+        <w:t xml:space="preserve">. </w:t>
+      </w:r>
+      <w:r>
+        <w:t xml:space="preserve">For the redundant headquarters router, configure </w:t>
+      </w:r>
+      <w:r>
+        <w:rPr>
+          <w:b/>
+        </w:rPr>
+        <w:t>FE80::3</w:t>
+      </w:r>
+      <w:r>
+        <w:t xml:space="preserve"> as the </w:t>
+      </w:r>
+      <w:r>
+        <w:rPr>
+          <w:b/>
+        </w:rPr>
+        <w:t>static IPv6 link-local address</w:t>
+      </w:r>
+      <w:r>
+        <w:t xml:space="preserve"> on each implemented HQ-R2 VLAN </w:t>
+      </w:r>
+      <w:proofErr w:type="spellStart"/>
+      <w:r>
+        <w:t>subinterface</w:t>
+      </w:r>
+      <w:proofErr w:type="spellEnd"/>
+      <w:r>
+        <w:t xml:space="preserve">. Because each VLAN operates as a separate IPv6 link, the same router-specific link-local address may be used on each HQ-R2 </w:t>
+      </w:r>
+      <w:proofErr w:type="spellStart"/>
+      <w:r>
+        <w:t>subinterface</w:t>
+      </w:r>
+      <w:proofErr w:type="spellEnd"/>
+      <w:r>
+        <w:t>. Existing IPv6 link-local addresses on HQ-R1 remain unchanged.</w:t>
       </w:r>
     </w:p>
     <w:p>
@@ -2077,7 +2509,6 @@
             <w14:uncheckedState w14:val="2610" w14:font="MS Gothic"/>
           </w14:checkbox>
         </w:sdtPr>
-        <w:sdtEndPr/>
         <w:sdtContent>
           <w:r>
             <w:rPr>
@@ -2091,7 +2522,7 @@
         <w:t xml:space="preserve"> </w:t>
       </w:r>
       <w:r>
-        <w:t>Configure inter-VLAN routing on HQ-R2 for the enterprise IPv4 network.</w:t>
+        <w:t>Configure dual-stack Router-on-a-Stick on HQ-R2.</w:t>
       </w:r>
     </w:p>
     <w:p>
@@ -2114,80 +2545,118 @@
     </w:p>
     <w:p>
       <w:pPr>
+        <w:pStyle w:val="ListParagraph"/>
+        <w:numPr>
+          <w:ilvl w:val="0"/>
+          <w:numId w:val="34"/>
+        </w:numPr>
         <w:spacing w:line="276" w:lineRule="auto"/>
-        <w:ind w:left="720"/>
-      </w:pPr>
-      <w:proofErr w:type="gramStart"/>
-      <w:r>
-        <w:rPr>
-          <w:rFonts w:hAnsi="Symbol"/>
-        </w:rPr>
-        <w:t></w:t>
-      </w:r>
-      <w:r>
-        <w:t xml:space="preserve">  Configure</w:t>
-      </w:r>
-      <w:proofErr w:type="gramEnd"/>
-      <w:r>
-        <w:t xml:space="preserve"> Router-on-a-Stick for all Phoenix Headquarters production VLANs. </w:t>
-      </w:r>
-    </w:p>
-    <w:p>
-      <w:pPr>
-        <w:spacing w:line="276" w:lineRule="auto"/>
-        <w:ind w:left="720"/>
-      </w:pPr>
-      <w:proofErr w:type="gramStart"/>
-      <w:r>
-        <w:rPr>
-          <w:rFonts w:hAnsi="Symbol"/>
-        </w:rPr>
-        <w:t></w:t>
-      </w:r>
-      <w:r>
-        <w:t xml:space="preserve">  Create</w:t>
-      </w:r>
-      <w:proofErr w:type="gramEnd"/>
-      <w:r>
-        <w:t xml:space="preserve"> one router </w:t>
+      </w:pPr>
+      <w:r>
+        <w:t xml:space="preserve">Create </w:t>
       </w:r>
       <w:proofErr w:type="spellStart"/>
       <w:r>
-        <w:t>subinterface</w:t>
+        <w:t>subinterfaces</w:t>
       </w:r>
       <w:proofErr w:type="spellEnd"/>
       <w:r>
-        <w:t xml:space="preserve"> for each production VLAN. </w:t>
-      </w:r>
-    </w:p>
-    <w:p>
-      <w:pPr>
-        <w:spacing w:line="276" w:lineRule="auto"/>
-        <w:ind w:left="720"/>
-      </w:pPr>
-      <w:proofErr w:type="gramStart"/>
-      <w:r>
-        <w:rPr>
-          <w:rFonts w:hAnsi="Symbol"/>
-        </w:rPr>
-        <w:t></w:t>
-      </w:r>
-      <w:r>
-        <w:t xml:space="preserve">  Assign</w:t>
-      </w:r>
-      <w:proofErr w:type="gramEnd"/>
-      <w:r>
-        <w:t xml:space="preserve"> the </w:t>
+        <w:t xml:space="preserve"> for the implemented Phoenix Headquarters VLANs: </w:t>
+      </w:r>
+    </w:p>
+    <w:p>
+      <w:pPr>
+        <w:numPr>
+          <w:ilvl w:val="1"/>
+          <w:numId w:val="34"/>
+        </w:numPr>
+        <w:spacing w:before="100" w:beforeAutospacing="1" w:after="100" w:afterAutospacing="1" w:line="276" w:lineRule="auto"/>
+      </w:pPr>
+      <w:r>
+        <w:t xml:space="preserve">VLAN 10 – Executive </w:t>
+      </w:r>
+    </w:p>
+    <w:p>
+      <w:pPr>
+        <w:numPr>
+          <w:ilvl w:val="1"/>
+          <w:numId w:val="34"/>
+        </w:numPr>
+        <w:spacing w:before="100" w:beforeAutospacing="1" w:after="100" w:afterAutospacing="1" w:line="276" w:lineRule="auto"/>
+      </w:pPr>
+      <w:r>
+        <w:t xml:space="preserve">VLAN 20 – Human Resources </w:t>
+      </w:r>
+    </w:p>
+    <w:p>
+      <w:pPr>
+        <w:numPr>
+          <w:ilvl w:val="1"/>
+          <w:numId w:val="34"/>
+        </w:numPr>
+        <w:spacing w:before="100" w:beforeAutospacing="1" w:after="100" w:afterAutospacing="1" w:line="276" w:lineRule="auto"/>
+      </w:pPr>
+      <w:r>
+        <w:t xml:space="preserve">VLAN 30 – Accounting &amp; Finance </w:t>
+      </w:r>
+    </w:p>
+    <w:p>
+      <w:pPr>
+        <w:numPr>
+          <w:ilvl w:val="1"/>
+          <w:numId w:val="34"/>
+        </w:numPr>
+        <w:spacing w:before="100" w:beforeAutospacing="1" w:after="100" w:afterAutospacing="1" w:line="276" w:lineRule="auto"/>
+      </w:pPr>
+      <w:r>
+        <w:t xml:space="preserve">VLAN 40 – Sales &amp; Customer Service </w:t>
+      </w:r>
+    </w:p>
+    <w:p>
+      <w:pPr>
+        <w:numPr>
+          <w:ilvl w:val="1"/>
+          <w:numId w:val="34"/>
+        </w:numPr>
+        <w:spacing w:before="100" w:beforeAutospacing="1" w:after="100" w:afterAutospacing="1" w:line="276" w:lineRule="auto"/>
+      </w:pPr>
+      <w:r>
+        <w:t xml:space="preserve">VLAN 50 – Information Technology </w:t>
+      </w:r>
+    </w:p>
+    <w:p>
+      <w:pPr>
+        <w:numPr>
+          <w:ilvl w:val="1"/>
+          <w:numId w:val="34"/>
+        </w:numPr>
+        <w:spacing w:before="100" w:beforeAutospacing="1" w:after="100" w:afterAutospacing="1" w:line="276" w:lineRule="auto"/>
+      </w:pPr>
+      <w:r>
+        <w:t xml:space="preserve">VLAN 99 – Network Management </w:t>
+      </w:r>
+    </w:p>
+    <w:p>
+      <w:pPr>
+        <w:pStyle w:val="ListParagraph"/>
+        <w:numPr>
+          <w:ilvl w:val="0"/>
+          <w:numId w:val="34"/>
+        </w:numPr>
+        <w:spacing w:before="100" w:beforeAutospacing="1" w:after="100" w:afterAutospacing="1" w:line="276" w:lineRule="auto"/>
+      </w:pPr>
+      <w:r>
+        <w:t xml:space="preserve">Configure the appropriate </w:t>
       </w:r>
       <w:r>
         <w:rPr>
           <w:b/>
           <w:bCs/>
         </w:rPr>
-        <w:t>third usable IPv4 address</w:t>
-      </w:r>
-      <w:r>
-        <w:t xml:space="preserve"> to each production VLAN </w:t>
+        <w:t>802.1Q VLAN encapsulation</w:t>
+      </w:r>
+      <w:r>
+        <w:t xml:space="preserve"> on each </w:t>
       </w:r>
       <w:proofErr w:type="spellStart"/>
       <w:r>
@@ -2200,161 +2669,668 @@
     </w:p>
     <w:p>
       <w:pPr>
+        <w:pStyle w:val="ListParagraph"/>
+        <w:numPr>
+          <w:ilvl w:val="0"/>
+          <w:numId w:val="34"/>
+        </w:numPr>
+        <w:spacing w:before="100" w:beforeAutospacing="1" w:after="100" w:afterAutospacing="1" w:line="276" w:lineRule="auto"/>
+      </w:pPr>
+      <w:r>
+        <w:t xml:space="preserve">For the VLAN 99 </w:t>
+      </w:r>
+      <w:proofErr w:type="spellStart"/>
+      <w:r>
+        <w:t>subinterface</w:t>
+      </w:r>
+      <w:proofErr w:type="spellEnd"/>
+      <w:r>
+        <w:t xml:space="preserve"> on HQ-R</w:t>
+      </w:r>
+      <w:r>
+        <w:t>2</w:t>
+      </w:r>
+      <w:r>
+        <w:t xml:space="preserve">, use the </w:t>
+      </w:r>
+      <w:r>
+        <w:rPr>
+          <w:rFonts w:ascii="Courier New" w:hAnsi="Courier New" w:cs="Courier New"/>
+        </w:rPr>
+        <w:t>native</w:t>
+      </w:r>
+      <w:r>
+        <w:t xml:space="preserve"> keyword with the IEEE 802.1Q encapsulation command:</w:t>
+      </w:r>
+    </w:p>
+    <w:p>
+      <w:pPr>
+        <w:tabs>
+          <w:tab w:val="left" w:pos="916"/>
+          <w:tab w:val="left" w:pos="1832"/>
+          <w:tab w:val="left" w:pos="2748"/>
+          <w:tab w:val="left" w:pos="3664"/>
+          <w:tab w:val="left" w:pos="4580"/>
+          <w:tab w:val="left" w:pos="5496"/>
+          <w:tab w:val="left" w:pos="6412"/>
+          <w:tab w:val="left" w:pos="7328"/>
+          <w:tab w:val="left" w:pos="8244"/>
+          <w:tab w:val="left" w:pos="9160"/>
+          <w:tab w:val="left" w:pos="10076"/>
+          <w:tab w:val="left" w:pos="10992"/>
+          <w:tab w:val="left" w:pos="11908"/>
+          <w:tab w:val="left" w:pos="12824"/>
+          <w:tab w:val="left" w:pos="13740"/>
+          <w:tab w:val="left" w:pos="14656"/>
+        </w:tabs>
+        <w:ind w:left="1440"/>
+        <w:rPr>
+          <w:rFonts w:ascii="Courier New" w:hAnsi="Courier New" w:cs="Courier New"/>
+        </w:rPr>
+      </w:pPr>
+      <w:proofErr w:type="gramStart"/>
+      <w:r>
+        <w:rPr>
+          <w:rFonts w:ascii="Courier New" w:hAnsi="Courier New" w:cs="Courier New"/>
+        </w:rPr>
+        <w:t>interface</w:t>
+      </w:r>
+      <w:proofErr w:type="gramEnd"/>
+      <w:r>
+        <w:rPr>
+          <w:rFonts w:ascii="Courier New" w:hAnsi="Courier New" w:cs="Courier New"/>
+        </w:rPr>
+        <w:t xml:space="preserve"> </w:t>
+      </w:r>
+      <w:proofErr w:type="spellStart"/>
+      <w:r>
+        <w:rPr>
+          <w:rFonts w:ascii="Courier New" w:hAnsi="Courier New" w:cs="Courier New"/>
+        </w:rPr>
+        <w:t>gigabitEthernet</w:t>
+      </w:r>
+      <w:proofErr w:type="spellEnd"/>
+      <w:r>
+        <w:rPr>
+          <w:rFonts w:ascii="Courier New" w:hAnsi="Courier New" w:cs="Courier New"/>
+        </w:rPr>
+        <w:t xml:space="preserve"> 0/0.99</w:t>
+      </w:r>
+    </w:p>
+    <w:p>
+      <w:pPr>
+        <w:tabs>
+          <w:tab w:val="left" w:pos="916"/>
+          <w:tab w:val="left" w:pos="1832"/>
+          <w:tab w:val="left" w:pos="2748"/>
+          <w:tab w:val="left" w:pos="3664"/>
+          <w:tab w:val="left" w:pos="4580"/>
+          <w:tab w:val="left" w:pos="5496"/>
+          <w:tab w:val="left" w:pos="6412"/>
+          <w:tab w:val="left" w:pos="7328"/>
+          <w:tab w:val="left" w:pos="8244"/>
+          <w:tab w:val="left" w:pos="9160"/>
+          <w:tab w:val="left" w:pos="10076"/>
+          <w:tab w:val="left" w:pos="10992"/>
+          <w:tab w:val="left" w:pos="11908"/>
+          <w:tab w:val="left" w:pos="12824"/>
+          <w:tab w:val="left" w:pos="13740"/>
+          <w:tab w:val="left" w:pos="14656"/>
+        </w:tabs>
+        <w:ind w:left="1440"/>
+        <w:rPr>
+          <w:rFonts w:ascii="Courier New" w:hAnsi="Courier New" w:cs="Courier New"/>
+        </w:rPr>
+      </w:pPr>
+      <w:r>
+        <w:rPr>
+          <w:rFonts w:ascii="Courier New" w:hAnsi="Courier New" w:cs="Courier New"/>
+        </w:rPr>
+        <w:t xml:space="preserve"> </w:t>
+      </w:r>
+      <w:proofErr w:type="gramStart"/>
+      <w:r>
+        <w:rPr>
+          <w:rFonts w:ascii="Courier New" w:hAnsi="Courier New" w:cs="Courier New"/>
+        </w:rPr>
+        <w:t>encapsulation</w:t>
+      </w:r>
+      <w:proofErr w:type="gramEnd"/>
+      <w:r>
+        <w:rPr>
+          <w:rFonts w:ascii="Courier New" w:hAnsi="Courier New" w:cs="Courier New"/>
+        </w:rPr>
+        <w:t xml:space="preserve"> dot1Q 99 native</w:t>
+      </w:r>
+    </w:p>
+    <w:p>
+      <w:pPr>
+        <w:pStyle w:val="ListParagraph"/>
         <w:spacing w:line="276" w:lineRule="auto"/>
-        <w:ind w:left="720"/>
-      </w:pPr>
-      <w:proofErr w:type="gramStart"/>
-      <w:r>
-        <w:rPr>
-          <w:rFonts w:hAnsi="Symbol"/>
-        </w:rPr>
-        <w:t></w:t>
-      </w:r>
-      <w:r>
-        <w:t xml:space="preserve">  Configure</w:t>
-      </w:r>
-      <w:proofErr w:type="gramEnd"/>
-      <w:r>
-        <w:t xml:space="preserve"> IEEE 802.1Q encapsulation for each </w:t>
-      </w:r>
-      <w:proofErr w:type="spellStart"/>
-      <w:r>
-        <w:t>subinterface</w:t>
-      </w:r>
-      <w:proofErr w:type="spellEnd"/>
-      <w:r>
-        <w:t xml:space="preserve">. </w:t>
-      </w:r>
-    </w:p>
-    <w:p>
-      <w:pPr>
+      </w:pPr>
+    </w:p>
+    <w:p>
+      <w:pPr>
+        <w:pStyle w:val="ListParagraph"/>
+        <w:numPr>
+          <w:ilvl w:val="0"/>
+          <w:numId w:val="34"/>
+        </w:numPr>
         <w:spacing w:line="276" w:lineRule="auto"/>
-        <w:ind w:left="720"/>
-      </w:pPr>
-      <w:proofErr w:type="gramStart"/>
-      <w:r>
-        <w:rPr>
-          <w:rFonts w:hAnsi="Symbol"/>
-        </w:rPr>
-        <w:t></w:t>
-      </w:r>
-      <w:r>
-        <w:t xml:space="preserve">  Configure</w:t>
-      </w:r>
-      <w:proofErr w:type="gramEnd"/>
-      <w:r>
-        <w:t xml:space="preserve"> interface descriptions according to the Enterprise Network Standards Guide. </w:t>
-      </w:r>
-    </w:p>
-    <w:p>
-      <w:pPr>
-        <w:spacing w:line="276" w:lineRule="auto"/>
-        <w:ind w:left="720"/>
-      </w:pPr>
-      <w:proofErr w:type="gramStart"/>
-      <w:r>
-        <w:rPr>
-          <w:rFonts w:hAnsi="Symbol"/>
-        </w:rPr>
-        <w:t></w:t>
-      </w:r>
-      <w:r>
-        <w:t xml:space="preserve">  Verify</w:t>
-      </w:r>
-      <w:proofErr w:type="gramEnd"/>
-      <w:r>
-        <w:t xml:space="preserve"> that all configured </w:t>
-      </w:r>
-      <w:proofErr w:type="spellStart"/>
-      <w:r>
-        <w:t>subinterfaces</w:t>
-      </w:r>
-      <w:proofErr w:type="spellEnd"/>
-      <w:r>
-        <w:t xml:space="preserve"> are operational. </w:t>
-      </w:r>
-    </w:p>
-    <w:p>
-      <w:pPr>
-        <w:spacing w:line="276" w:lineRule="auto"/>
-        <w:ind w:left="720"/>
-      </w:pPr>
-      <w:proofErr w:type="gramStart"/>
-      <w:r>
-        <w:rPr>
-          <w:rFonts w:hAnsi="Symbol"/>
-        </w:rPr>
-        <w:t></w:t>
-      </w:r>
-      <w:r>
-        <w:t xml:space="preserve">  Verify</w:t>
-      </w:r>
-      <w:proofErr w:type="gramEnd"/>
-      <w:r>
-        <w:t xml:space="preserve"> IPv4 connectivity between HQ-R2 and the enterprise network. </w:t>
-      </w:r>
-    </w:p>
-    <w:p>
-      <w:pPr>
-        <w:spacing w:line="276" w:lineRule="auto"/>
-        <w:ind w:left="720"/>
-      </w:pPr>
-      <w:proofErr w:type="gramStart"/>
-      <w:r>
-        <w:rPr>
-          <w:rFonts w:hAnsi="Symbol"/>
-        </w:rPr>
-        <w:t></w:t>
-      </w:r>
-      <w:r>
-        <w:t xml:space="preserve">  Troubleshoot</w:t>
-      </w:r>
-      <w:proofErr w:type="gramEnd"/>
-      <w:r>
-        <w:t xml:space="preserve"> and correct any configuration issues. </w:t>
-      </w:r>
-    </w:p>
-    <w:p>
-      <w:pPr>
-        <w:spacing w:line="276" w:lineRule="auto"/>
-        <w:ind w:left="720"/>
+      </w:pPr>
+      <w:r>
+        <w:t xml:space="preserve">For </w:t>
+      </w:r>
+      <w:r>
         <w:rPr>
           <w:b/>
           <w:bCs/>
         </w:rPr>
-      </w:pPr>
-      <w:proofErr w:type="gramStart"/>
-      <w:r>
-        <w:rPr>
-          <w:rFonts w:hAnsi="Symbol"/>
-        </w:rPr>
-        <w:t></w:t>
-      </w:r>
-      <w:r>
-        <w:t xml:space="preserve">  Save</w:t>
-      </w:r>
-      <w:proofErr w:type="gramEnd"/>
-      <w:r>
-        <w:t xml:space="preserve"> the device configuration.</w:t>
+        <w:t>VLANs 10, 20, 30, 40, and 50</w:t>
+      </w:r>
+      <w:r>
+        <w:t xml:space="preserve">, assign the </w:t>
+      </w:r>
+      <w:r>
+        <w:rPr>
+          <w:b/>
+          <w:bCs/>
+        </w:rPr>
+        <w:t>third usable IPv4 address</w:t>
+      </w:r>
+      <w:r>
+        <w:t xml:space="preserve"> in the corresponding VLAN network to the HQ-R2 </w:t>
+      </w:r>
+      <w:proofErr w:type="spellStart"/>
+      <w:r>
+        <w:t>subinterface</w:t>
+      </w:r>
+      <w:proofErr w:type="spellEnd"/>
+      <w:r>
+        <w:t xml:space="preserve">. </w:t>
+      </w:r>
+    </w:p>
+    <w:p>
+      <w:pPr>
+        <w:pStyle w:val="ListParagraph"/>
+        <w:numPr>
+          <w:ilvl w:val="0"/>
+          <w:numId w:val="34"/>
+        </w:numPr>
+        <w:spacing w:line="276" w:lineRule="auto"/>
+      </w:pPr>
+      <w:r>
+        <w:lastRenderedPageBreak/>
+        <w:t xml:space="preserve">For </w:t>
+      </w:r>
+      <w:r>
+        <w:rPr>
+          <w:b/>
+          <w:bCs/>
+        </w:rPr>
+        <w:t>VLAN 99</w:t>
+      </w:r>
+      <w:r>
+        <w:t xml:space="preserve">, assign the </w:t>
+      </w:r>
+      <w:r>
+        <w:rPr>
+          <w:b/>
+          <w:bCs/>
+        </w:rPr>
+        <w:t>fifth usable IPv4 address</w:t>
+      </w:r>
+      <w:r>
+        <w:t xml:space="preserve"> in the VLAN 99 network to the HQ-R2 </w:t>
+      </w:r>
+      <w:proofErr w:type="spellStart"/>
+      <w:r>
+        <w:t>subinterface</w:t>
+      </w:r>
+      <w:proofErr w:type="spellEnd"/>
+      <w:r>
+        <w:t xml:space="preserve">. </w:t>
+      </w:r>
+    </w:p>
+    <w:p>
+      <w:pPr>
+        <w:pStyle w:val="ListParagraph"/>
+        <w:numPr>
+          <w:ilvl w:val="0"/>
+          <w:numId w:val="34"/>
+        </w:numPr>
+      </w:pPr>
+      <w:r>
+        <w:t xml:space="preserve">Configure the appropriate </w:t>
+      </w:r>
+      <w:r>
+        <w:rPr>
+          <w:rStyle w:val="Strong"/>
+        </w:rPr>
+        <w:t>IPv6 global unicast address</w:t>
+      </w:r>
+      <w:r>
+        <w:t xml:space="preserve"> on each HQ-R2 </w:t>
+      </w:r>
+      <w:proofErr w:type="spellStart"/>
+      <w:r>
+        <w:t>subinterface</w:t>
+      </w:r>
+      <w:proofErr w:type="spellEnd"/>
+      <w:r>
+        <w:t xml:space="preserve"> according to the Enterprise IP Addressing Plan and the addressing requirements specified above. </w:t>
+      </w:r>
+    </w:p>
+    <w:p>
+      <w:pPr>
+        <w:pStyle w:val="ListParagraph"/>
+        <w:numPr>
+          <w:ilvl w:val="0"/>
+          <w:numId w:val="34"/>
+        </w:numPr>
+        <w:spacing w:line="276" w:lineRule="auto"/>
+      </w:pPr>
+      <w:r>
+        <w:t xml:space="preserve">Configure </w:t>
+      </w:r>
+      <w:r>
+        <w:rPr>
+          <w:rStyle w:val="Strong"/>
+        </w:rPr>
+        <w:t>FE80::3</w:t>
+      </w:r>
+      <w:r>
+        <w:t xml:space="preserve"> as the static IPv6 link-local address on each implemented HQ-R2 VLAN </w:t>
+      </w:r>
+      <w:proofErr w:type="spellStart"/>
+      <w:r>
+        <w:t>subinterface</w:t>
+      </w:r>
+      <w:proofErr w:type="spellEnd"/>
+      <w:r>
+        <w:t>.</w:t>
+      </w:r>
+    </w:p>
+    <w:p>
+      <w:pPr>
+        <w:pStyle w:val="ListParagraph"/>
+        <w:numPr>
+          <w:ilvl w:val="0"/>
+          <w:numId w:val="34"/>
+        </w:numPr>
+        <w:spacing w:line="276" w:lineRule="auto"/>
+      </w:pPr>
+      <w:r>
+        <w:t xml:space="preserve">Verify that all required </w:t>
+      </w:r>
+      <w:proofErr w:type="spellStart"/>
+      <w:r>
+        <w:t>subinterfaces</w:t>
+      </w:r>
+      <w:proofErr w:type="spellEnd"/>
+      <w:r>
+        <w:t xml:space="preserve"> are operational. </w:t>
+      </w:r>
+    </w:p>
+    <w:p>
+      <w:pPr>
+        <w:pStyle w:val="ListParagraph"/>
+        <w:numPr>
+          <w:ilvl w:val="0"/>
+          <w:numId w:val="34"/>
+        </w:numPr>
+        <w:spacing w:line="276" w:lineRule="auto"/>
+      </w:pPr>
+      <w:r>
+        <w:t xml:space="preserve">Verify </w:t>
+      </w:r>
+      <w:r>
+        <w:rPr>
+          <w:b/>
+        </w:rPr>
+        <w:t>IPv4 and IPv6 connectivity.</w:t>
+      </w:r>
+      <w:r>
+        <w:t xml:space="preserve"> </w:t>
+      </w:r>
+    </w:p>
+    <w:p>
+      <w:pPr>
+        <w:pStyle w:val="ListParagraph"/>
+        <w:numPr>
+          <w:ilvl w:val="0"/>
+          <w:numId w:val="34"/>
+        </w:numPr>
+        <w:spacing w:line="276" w:lineRule="auto"/>
+      </w:pPr>
+      <w:r>
+        <w:t xml:space="preserve">Troubleshoot and correct any configuration issues. </w:t>
+      </w:r>
+    </w:p>
+    <w:p>
+      <w:pPr>
+        <w:pStyle w:val="ListParagraph"/>
+        <w:numPr>
+          <w:ilvl w:val="0"/>
+          <w:numId w:val="34"/>
+        </w:numPr>
+        <w:spacing w:line="276" w:lineRule="auto"/>
+      </w:pPr>
+      <w:r>
+        <w:t>Save the device configuration.</w:t>
+      </w:r>
+    </w:p>
+    <w:p>
+      <w:pPr>
+        <w:pStyle w:val="Heading4"/>
+      </w:pPr>
+      <w:r>
+        <w:pict>
+          <v:rect id="_x0000_i1060" style="width:468pt;height:2pt" o:hralign="center" o:hrstd="t" o:hrnoshade="t" o:hr="t" fillcolor="#974706 [1609]" stroked="f"/>
+        </w:pict>
+      </w:r>
+    </w:p>
+    <w:p>
+      <w:pPr>
+        <w:pStyle w:val="Heading4"/>
+      </w:pPr>
+      <w:r>
+        <w:t>Step 2 – Configure the HQ-S2 Trunk to HQ-R2</w:t>
+      </w:r>
+    </w:p>
+    <w:p>
+      <w:pPr>
+        <w:spacing w:before="100" w:beforeAutospacing="1" w:after="100" w:afterAutospacing="1"/>
+      </w:pPr>
+      <w:r>
+        <w:rPr>
+          <w:b/>
+          <w:bCs/>
+        </w:rPr>
+        <w:t>Background</w:t>
+      </w:r>
+    </w:p>
+    <w:p>
+      <w:pPr>
+        <w:spacing w:before="100" w:beforeAutospacing="1" w:after="100" w:afterAutospacing="1"/>
+      </w:pPr>
+      <w:r>
+        <w:t xml:space="preserve">The connection between HQ-S2 and the newly deployed HQ-R2 router must carry traffic for all implemented Phoenix Headquarters VLANs. Configure the HQ-S2 interface connected to HQ-R2 as an IEEE 802.1Q trunk using the established enterprise </w:t>
+      </w:r>
+      <w:proofErr w:type="spellStart"/>
+      <w:r>
+        <w:t>trunking</w:t>
+      </w:r>
+      <w:proofErr w:type="spellEnd"/>
+      <w:r>
+        <w:t xml:space="preserve"> standards.</w:t>
+      </w:r>
+    </w:p>
+    <w:p>
+      <w:pPr>
+        <w:spacing w:before="100" w:beforeAutospacing="1" w:after="100" w:afterAutospacing="1"/>
+      </w:pPr>
+      <w:r>
+        <w:t>The trunk configuration must match the Router-on-a-Stick configuration implemented on HQ-R2, including the enterprise native VLAN.</w:t>
+      </w:r>
+    </w:p>
+    <w:p>
+      <w:pPr>
+        <w:spacing w:before="100" w:beforeAutospacing="1" w:after="100" w:afterAutospacing="1"/>
+      </w:pPr>
+      <w:r>
+        <w:rPr>
+          <w:rFonts w:ascii="Segoe UI Symbol" w:hAnsi="Segoe UI Symbol" w:cs="Segoe UI Symbol"/>
+        </w:rPr>
+        <w:t>☐</w:t>
+      </w:r>
+      <w:r>
+        <w:t xml:space="preserve"> </w:t>
+      </w:r>
+      <w:r>
+        <w:rPr>
+          <w:b/>
+          <w:bCs/>
+        </w:rPr>
+        <w:t>Configure the HQ-S2 connection to HQ-R2 as an enterprise trunk.</w:t>
+      </w:r>
+    </w:p>
+    <w:p>
+      <w:pPr>
+        <w:spacing w:before="100" w:beforeAutospacing="1" w:after="100" w:afterAutospacing="1"/>
+      </w:pPr>
+      <w:r>
+        <w:rPr>
+          <w:b/>
+          <w:bCs/>
+        </w:rPr>
+        <w:t>At a minimum:</w:t>
+      </w:r>
+    </w:p>
+    <w:p>
+      <w:pPr>
+        <w:numPr>
+          <w:ilvl w:val="0"/>
+          <w:numId w:val="35"/>
+        </w:numPr>
+        <w:spacing w:before="100" w:beforeAutospacing="1" w:after="100" w:afterAutospacing="1" w:line="276" w:lineRule="auto"/>
+      </w:pPr>
+      <w:r>
+        <w:t xml:space="preserve">Configure </w:t>
+      </w:r>
+      <w:r>
+        <w:rPr>
+          <w:b/>
+          <w:bCs/>
+        </w:rPr>
+        <w:t>HQ-S2 GigabitEthernet0/1</w:t>
+      </w:r>
+      <w:r>
+        <w:t xml:space="preserve"> as a static trunk. </w:t>
+      </w:r>
+    </w:p>
+    <w:p>
+      <w:pPr>
+        <w:numPr>
+          <w:ilvl w:val="0"/>
+          <w:numId w:val="35"/>
+        </w:numPr>
+        <w:spacing w:before="100" w:beforeAutospacing="1" w:after="100" w:afterAutospacing="1" w:line="276" w:lineRule="auto"/>
+      </w:pPr>
+      <w:r>
+        <w:t xml:space="preserve">Configure </w:t>
+      </w:r>
+      <w:r>
+        <w:rPr>
+          <w:b/>
+          <w:bCs/>
+        </w:rPr>
+        <w:t>VLAN 99 – Network Management</w:t>
+      </w:r>
+      <w:r>
+        <w:t xml:space="preserve"> as the native VLAN. </w:t>
+      </w:r>
+    </w:p>
+    <w:p>
+      <w:pPr>
+        <w:numPr>
+          <w:ilvl w:val="0"/>
+          <w:numId w:val="35"/>
+        </w:numPr>
+        <w:spacing w:before="100" w:beforeAutospacing="1" w:after="100" w:afterAutospacing="1" w:line="276" w:lineRule="auto"/>
+      </w:pPr>
+      <w:r>
+        <w:t xml:space="preserve">Allow the implemented Phoenix Headquarters VLANs required by HQ-R2 across the trunk: </w:t>
+      </w:r>
+    </w:p>
+    <w:p>
+      <w:pPr>
+        <w:numPr>
+          <w:ilvl w:val="1"/>
+          <w:numId w:val="35"/>
+        </w:numPr>
+        <w:spacing w:before="100" w:beforeAutospacing="1" w:after="100" w:afterAutospacing="1" w:line="276" w:lineRule="auto"/>
+      </w:pPr>
+      <w:r>
+        <w:t xml:space="preserve">VLAN 10 – Executive </w:t>
+      </w:r>
+    </w:p>
+    <w:p>
+      <w:pPr>
+        <w:numPr>
+          <w:ilvl w:val="1"/>
+          <w:numId w:val="35"/>
+        </w:numPr>
+        <w:spacing w:before="100" w:beforeAutospacing="1" w:after="100" w:afterAutospacing="1" w:line="276" w:lineRule="auto"/>
+      </w:pPr>
+      <w:r>
+        <w:t xml:space="preserve">VLAN 20 – Human Resources </w:t>
+      </w:r>
+    </w:p>
+    <w:p>
+      <w:pPr>
+        <w:numPr>
+          <w:ilvl w:val="1"/>
+          <w:numId w:val="35"/>
+        </w:numPr>
+        <w:spacing w:before="100" w:beforeAutospacing="1" w:after="100" w:afterAutospacing="1" w:line="276" w:lineRule="auto"/>
+      </w:pPr>
+      <w:r>
+        <w:t xml:space="preserve">VLAN 30 – Accounting &amp; Finance </w:t>
+      </w:r>
+    </w:p>
+    <w:p>
+      <w:pPr>
+        <w:numPr>
+          <w:ilvl w:val="1"/>
+          <w:numId w:val="35"/>
+        </w:numPr>
+        <w:spacing w:before="100" w:beforeAutospacing="1" w:after="100" w:afterAutospacing="1" w:line="276" w:lineRule="auto"/>
+      </w:pPr>
+      <w:r>
+        <w:t xml:space="preserve">VLAN 40 – Sales &amp; Customer Service </w:t>
+      </w:r>
+    </w:p>
+    <w:p>
+      <w:pPr>
+        <w:numPr>
+          <w:ilvl w:val="1"/>
+          <w:numId w:val="35"/>
+        </w:numPr>
+        <w:spacing w:before="100" w:beforeAutospacing="1" w:after="100" w:afterAutospacing="1" w:line="276" w:lineRule="auto"/>
+      </w:pPr>
+      <w:r>
+        <w:t xml:space="preserve">VLAN 50 – Information Technology </w:t>
+      </w:r>
+    </w:p>
+    <w:p>
+      <w:pPr>
+        <w:numPr>
+          <w:ilvl w:val="1"/>
+          <w:numId w:val="35"/>
+        </w:numPr>
+        <w:spacing w:before="100" w:beforeAutospacing="1" w:after="100" w:afterAutospacing="1" w:line="276" w:lineRule="auto"/>
+      </w:pPr>
+      <w:r>
+        <w:lastRenderedPageBreak/>
+        <w:t xml:space="preserve">VLAN 99 – Network Management </w:t>
+      </w:r>
+    </w:p>
+    <w:p>
+      <w:pPr>
+        <w:numPr>
+          <w:ilvl w:val="0"/>
+          <w:numId w:val="35"/>
+        </w:numPr>
+        <w:spacing w:before="100" w:beforeAutospacing="1" w:after="100" w:afterAutospacing="1" w:line="276" w:lineRule="auto"/>
+      </w:pPr>
+      <w:r>
+        <w:t xml:space="preserve">Ensure </w:t>
+      </w:r>
+      <w:r>
+        <w:rPr>
+          <w:b/>
+          <w:bCs/>
+        </w:rPr>
+        <w:t>VLAN 999 is not permitted across the trunk</w:t>
+      </w:r>
+      <w:r>
+        <w:t xml:space="preserve"> in accordance with enterprise standards. </w:t>
+      </w:r>
+    </w:p>
+    <w:p>
+      <w:pPr>
+        <w:numPr>
+          <w:ilvl w:val="0"/>
+          <w:numId w:val="35"/>
+        </w:numPr>
+        <w:spacing w:before="100" w:beforeAutospacing="1" w:after="100" w:afterAutospacing="1" w:line="276" w:lineRule="auto"/>
+      </w:pPr>
+      <w:r>
+        <w:t xml:space="preserve">Configure an appropriate interface description according to the Enterprise Network Standards Guide. </w:t>
+      </w:r>
+    </w:p>
+    <w:p>
+      <w:pPr>
+        <w:numPr>
+          <w:ilvl w:val="0"/>
+          <w:numId w:val="35"/>
+        </w:numPr>
+        <w:spacing w:before="100" w:beforeAutospacing="1" w:after="100" w:afterAutospacing="1" w:line="276" w:lineRule="auto"/>
+      </w:pPr>
+      <w:r>
+        <w:t xml:space="preserve">Ensure the interface is administratively enabled. </w:t>
+      </w:r>
+    </w:p>
+    <w:p>
+      <w:pPr>
+        <w:numPr>
+          <w:ilvl w:val="0"/>
+          <w:numId w:val="35"/>
+        </w:numPr>
+        <w:spacing w:before="100" w:beforeAutospacing="1" w:after="100" w:afterAutospacing="1" w:line="276" w:lineRule="auto"/>
+      </w:pPr>
+      <w:r>
+        <w:t xml:space="preserve">Verify that the interface is operating as a trunk. </w:t>
+      </w:r>
+    </w:p>
+    <w:p>
+      <w:pPr>
+        <w:numPr>
+          <w:ilvl w:val="0"/>
+          <w:numId w:val="35"/>
+        </w:numPr>
+        <w:spacing w:before="100" w:beforeAutospacing="1" w:after="100" w:afterAutospacing="1" w:line="276" w:lineRule="auto"/>
+      </w:pPr>
+      <w:r>
+        <w:t xml:space="preserve">Verify that the correct native and allowed VLANs are configured. </w:t>
+      </w:r>
+    </w:p>
+    <w:p>
+      <w:pPr>
+        <w:numPr>
+          <w:ilvl w:val="0"/>
+          <w:numId w:val="35"/>
+        </w:numPr>
+        <w:spacing w:before="100" w:beforeAutospacing="1" w:after="100" w:afterAutospacing="1" w:line="276" w:lineRule="auto"/>
+      </w:pPr>
+      <w:r>
+        <w:t>Save the device configuration.</w:t>
+      </w:r>
+    </w:p>
+    <w:p>
+      <w:r>
+        <w:rPr>
+          <w:color w:val="4F6228" w:themeColor="accent3" w:themeShade="80"/>
+        </w:rPr>
+        <w:pict>
+          <v:rect id="_x0000_i1035" style="width:468pt;height:2.5pt" o:hralign="center" o:hrstd="t" o:hrnoshade="t" o:hr="t" fillcolor="#4e6128 [1606]" stroked="f"/>
+        </w:pict>
       </w:r>
     </w:p>
     <w:p>
       <w:pPr>
         <w:pStyle w:val="Heading3"/>
-        <w:spacing w:line="276" w:lineRule="auto"/>
-      </w:pPr>
-      <w:r>
-        <w:rPr>
-          <w:color w:val="4F6228" w:themeColor="accent3" w:themeShade="80"/>
-        </w:rPr>
-        <w:pict>
-          <v:rect id="_x0000_i1036" style="width:468pt;height:2.5pt" o:hralign="center" o:hrstd="t" o:hrnoshade="t" o:hr="t" fillcolor="#4e6128 [1606]" stroked="f"/>
-        </w:pict>
-      </w:r>
-    </w:p>
-    <w:p>
-      <w:pPr>
-        <w:pStyle w:val="Heading3"/>
       </w:pPr>
       <w:r>
         <w:t xml:space="preserve">Phase </w:t>
@@ -2366,7 +3342,12 @@
         <w:t xml:space="preserve"> – </w:t>
       </w:r>
       <w:r>
-        <w:t>Deploy Gateway Load Balancing Protocol (GLBP)</w:t>
+        <w:t xml:space="preserve">Deploy </w:t>
+      </w:r>
+      <w:bookmarkStart w:id="0" w:name="_GoBack"/>
+      <w:bookmarkEnd w:id="0"/>
+      <w:r>
+        <w:t>Gateway Load Balancing Protocol (GLBP)</w:t>
       </w:r>
     </w:p>
     <w:p>
@@ -2392,7 +3373,35 @@
         <w:spacing w:before="100" w:beforeAutospacing="1" w:after="100" w:afterAutospacing="1"/>
       </w:pPr>
       <w:r>
-        <w:t>Gateway Load Balancing Protocol (GLBP) provides highly available default gateway services by allowing multiple routers to share forwarding responsibilities while presenting a single virtual gateway to end devices. As part of this Enterprise Change Request, GLBP will be deployed on HQ-R1 and HQ-R2 for all Phoenix Headquarters production VLANs. HQ-R1 will function as the preferred gateway through the use of priority and preemption, while HQ-R2 will provide gateway redundancy and participate in load balancing. Upon completion, enterprise hosts will use the GLBP virtual gateway as their default IPv4 gateway.</w:t>
+        <w:t xml:space="preserve">Gateway Load Balancing Protocol (GLBP) provides highly available default gateway services by allowing multiple routers to share forwarding responsibilities while presenting a single virtual gateway to end devices. As part of this Enterprise Change Request, </w:t>
+      </w:r>
+      <w:r>
+        <w:rPr>
+          <w:b/>
+          <w:bCs/>
+        </w:rPr>
+        <w:t>GLBP will be deployed as the IPv4 gateway redundancy solution</w:t>
+      </w:r>
+      <w:r>
+        <w:t xml:space="preserve"> on HQ-R1 and HQ-R2 for all implemented Phoenix Headquarters VLANs. HQ-R1 will function as the preferred gateway through the use of priority and preemption, while HQ-R2 will provide gateway redundancy and participate in load balancing.</w:t>
+      </w:r>
+    </w:p>
+    <w:p>
+      <w:pPr>
+        <w:spacing w:before="100" w:beforeAutospacing="1" w:after="100" w:afterAutospacing="1"/>
+      </w:pPr>
+      <w:r>
+        <w:t xml:space="preserve">Upon completion, enterprise hosts will use the </w:t>
+      </w:r>
+      <w:r>
+        <w:rPr>
+          <w:b/>
+          <w:bCs/>
+        </w:rPr>
+        <w:t>GLBP virtual IPv4 address as their default IPv4 gateway</w:t>
+      </w:r>
+      <w:r>
+        <w:t>. IPv6 gateway redundancy will be implemented separately in a subsequent phase of this Enterprise Change Request.</w:t>
       </w:r>
     </w:p>
     <w:p>
@@ -2410,7 +3419,6 @@
           <w:sz w:val="28"/>
           <w:szCs w:val="28"/>
         </w:rPr>
-        <w:lastRenderedPageBreak/>
         <w:t>Enterprise GLBP Standards</w:t>
       </w:r>
     </w:p>
@@ -2642,7 +3650,6 @@
             <w14:uncheckedState w14:val="2610" w14:font="MS Gothic"/>
           </w14:checkbox>
         </w:sdtPr>
-        <w:sdtEndPr/>
         <w:sdtContent>
           <w:r>
             <w:rPr>
@@ -2674,7 +3681,7 @@
       </w:pPr>
       <w:r>
         <w:pict>
-          <v:rect id="_x0000_i1037" style="width:468pt;height:2pt" o:hralign="center" o:hrstd="t" o:hrnoshade="t" o:hr="t" fillcolor="#974706 [1609]" stroked="f"/>
+          <v:rect id="_x0000_i1036" style="width:468pt;height:2pt" o:hralign="center" o:hrstd="t" o:hrnoshade="t" o:hr="t" fillcolor="#974706 [1609]" stroked="f"/>
         </w:pict>
       </w:r>
     </w:p>
@@ -2705,7 +3712,6 @@
             <w14:uncheckedState w14:val="2610" w14:font="MS Gothic"/>
           </w14:checkbox>
         </w:sdtPr>
-        <w:sdtEndPr/>
         <w:sdtContent>
           <w:r>
             <w:rPr>
@@ -2779,7 +3785,7 @@
           <w:tab w:val="left" w:pos="14656"/>
         </w:tabs>
         <w:spacing w:line="360" w:lineRule="auto"/>
-        <w:ind w:left="720"/>
+        <w:ind w:left="916"/>
         <w:rPr>
           <w:rFonts w:ascii="Courier New" w:hAnsi="Courier New" w:cs="Courier New"/>
           <w:sz w:val="20"/>
@@ -3010,7 +4016,7 @@
           <w:tab w:val="left" w:pos="14656"/>
         </w:tabs>
         <w:spacing w:line="276" w:lineRule="auto"/>
-        <w:ind w:left="720"/>
+        <w:ind w:left="916"/>
         <w:rPr>
           <w:rFonts w:ascii="Courier New" w:hAnsi="Courier New" w:cs="Courier New"/>
           <w:sz w:val="20"/>
@@ -3268,7 +4274,6 @@
         <w:rPr>
           <w:rStyle w:val="Strong"/>
         </w:rPr>
-        <w:lastRenderedPageBreak/>
         <w:t>Example Only:</w:t>
       </w:r>
       <w:r>
@@ -3297,7 +4302,7 @@
       </w:pPr>
       <w:r>
         <w:pict>
-          <v:rect id="_x0000_i1038" style="width:468pt;height:2pt" o:hralign="center" o:hrstd="t" o:hrnoshade="t" o:hr="t" fillcolor="#974706 [1609]" stroked="f"/>
+          <v:rect id="_x0000_i1037" style="width:468pt;height:2pt" o:hralign="center" o:hrstd="t" o:hrnoshade="t" o:hr="t" fillcolor="#974706 [1609]" stroked="f"/>
         </w:pict>
       </w:r>
     </w:p>
@@ -3328,7 +4333,6 @@
             <w14:uncheckedState w14:val="2610" w14:font="MS Gothic"/>
           </w14:checkbox>
         </w:sdtPr>
-        <w:sdtEndPr/>
         <w:sdtContent>
           <w:r>
             <w:rPr>
@@ -3378,6 +4382,7 @@
         <w:ind w:left="720"/>
       </w:pPr>
       <w:r>
+        <w:lastRenderedPageBreak/>
         <w:t>Use the following command template, replacing the placeholders with the appropriate values for each production VLAN.</w:t>
       </w:r>
     </w:p>
@@ -3402,7 +4407,7 @@
           <w:tab w:val="left" w:pos="14656"/>
         </w:tabs>
         <w:spacing w:line="360" w:lineRule="auto"/>
-        <w:ind w:left="720"/>
+        <w:ind w:left="916"/>
         <w:rPr>
           <w:rFonts w:ascii="Courier New" w:hAnsi="Courier New" w:cs="Courier New"/>
           <w:sz w:val="20"/>
@@ -3509,7 +4514,7 @@
     <w:p>
       <w:r>
         <w:pict>
-          <v:rect id="_x0000_i1039" style="width:468pt;height:2pt" o:hralign="center" o:hrstd="t" o:hrnoshade="t" o:hr="t" fillcolor="#974706 [1609]" stroked="f"/>
+          <v:rect id="_x0000_i1038" style="width:468pt;height:2pt" o:hralign="center" o:hrstd="t" o:hrnoshade="t" o:hr="t" fillcolor="#974706 [1609]" stroked="f"/>
         </w:pict>
       </w:r>
     </w:p>
@@ -3644,7 +4649,7 @@
           <w:color w:val="4F6228" w:themeColor="accent3" w:themeShade="80"/>
         </w:rPr>
         <w:pict>
-          <v:rect id="_x0000_i1040" style="width:468pt;height:2.5pt" o:hralign="center" o:hrstd="t" o:hrnoshade="t" o:hr="t" fillcolor="#4e6128 [1606]" stroked="f"/>
+          <v:rect id="_x0000_i1039" style="width:468pt;height:2.5pt" o:hralign="center" o:hrstd="t" o:hrnoshade="t" o:hr="t" fillcolor="#4e6128 [1606]" stroked="f"/>
         </w:pict>
       </w:r>
     </w:p>
@@ -3653,7 +4658,6 @@
         <w:pStyle w:val="Heading3"/>
       </w:pPr>
       <w:r>
-        <w:lastRenderedPageBreak/>
         <w:t xml:space="preserve">Phase </w:t>
       </w:r>
       <w:r>
@@ -3806,6 +4810,7 @@
           </w:tcPr>
           <w:p>
             <w:r>
+              <w:lastRenderedPageBreak/>
               <w:t>HSRP Group Number</w:t>
             </w:r>
           </w:p>
@@ -4363,14 +5368,6 @@
           <w:szCs w:val="20"/>
         </w:rPr>
         <w:br/>
-      </w:r>
-      <w:r>
-        <w:rPr>
-          <w:rFonts w:ascii="Courier New" w:hAnsi="Courier New" w:cs="Courier New"/>
-          <w:sz w:val="20"/>
-          <w:szCs w:val="20"/>
-        </w:rPr>
-        <w:lastRenderedPageBreak/>
         <w:t xml:space="preserve"> standby 1</w:t>
       </w:r>
       <w:r>
@@ -4446,7 +5443,6 @@
             <w14:uncheckedState w14:val="2610" w14:font="MS Gothic"/>
           </w14:checkbox>
         </w:sdtPr>
-        <w:sdtEndPr/>
         <w:sdtContent>
           <w:r>
             <w:rPr>
@@ -4493,6 +5489,7 @@
         <w:spacing w:before="100" w:beforeAutospacing="1" w:after="100" w:afterAutospacing="1" w:line="276" w:lineRule="auto"/>
       </w:pPr>
       <w:r>
+        <w:lastRenderedPageBreak/>
         <w:t xml:space="preserve">Configure HSRPv2 on each Phoenix Headquarters production VLAN. </w:t>
       </w:r>
     </w:p>
@@ -4655,20 +5652,198 @@
       </w:r>
     </w:p>
     <w:p>
-      <w:r>
+      <w:pPr>
         <w:rPr>
           <w:color w:val="4F6228" w:themeColor="accent3" w:themeShade="80"/>
         </w:rPr>
+      </w:pPr>
+      <w:r>
+        <w:rPr>
+          <w:color w:val="4F6228" w:themeColor="accent3" w:themeShade="80"/>
+        </w:rPr>
         <w:pict>
-          <v:rect id="_x0000_i1041" style="width:468pt;height:2.5pt" o:hralign="center" o:hrstd="t" o:hrnoshade="t" o:hr="t" fillcolor="#4e6128 [1606]" stroked="f"/>
+          <v:rect id="_x0000_i1059" style="width:468pt;height:2.5pt" o:hralign="center" o:hrstd="t" o:hrnoshade="t" o:hr="t" fillcolor="#4e6128 [1606]" stroked="f"/>
         </w:pict>
       </w:r>
     </w:p>
     <w:p>
       <w:pPr>
+        <w:pStyle w:val="Heading3"/>
+        <w:rPr>
+          <w:sz w:val="24"/>
+          <w:szCs w:val="24"/>
+        </w:rPr>
+      </w:pPr>
+      <w:r>
+        <w:rPr>
+          <w:rStyle w:val="Strong"/>
+        </w:rPr>
+        <w:t>Phase 6 – Apply Established Enterprise Security Standards</w:t>
+      </w:r>
+    </w:p>
+    <w:p>
+      <w:pPr>
+        <w:pStyle w:val="NormalWeb"/>
+      </w:pPr>
+      <w:r>
+        <w:t>HQ-R2 has now been integrated into the enterprise network and configured to provide redundant gateway services for Phoenix Headquarters. Before the new router can be considered production-ready, it must comply with the enterprise security controls established during previous Enterprise Change Requests.</w:t>
+      </w:r>
+    </w:p>
+    <w:p>
+      <w:pPr>
+        <w:pStyle w:val="NormalWeb"/>
+      </w:pPr>
+      <w:r>
+        <w:t xml:space="preserve">Review the security requirements implemented during </w:t>
+      </w:r>
+      <w:r>
+        <w:rPr>
+          <w:rStyle w:val="Strong"/>
+        </w:rPr>
+        <w:t>ECR-005</w:t>
+      </w:r>
+      <w:r>
+        <w:t xml:space="preserve"> and </w:t>
+      </w:r>
+      <w:r>
+        <w:rPr>
+          <w:rStyle w:val="Strong"/>
+        </w:rPr>
+        <w:t>ECR-007</w:t>
+      </w:r>
+      <w:r>
+        <w:t xml:space="preserve"> and apply all applicable device-management security and management-access controls to HQ-R2. Do not remove or modify security controls already operating on existing enterprise devices unless specifically required by this change request.</w:t>
+      </w:r>
+    </w:p>
+    <w:p>
+      <w:pPr>
+        <w:pStyle w:val="NormalWeb"/>
+      </w:pPr>
+      <w:r>
+        <w:t>At a minimum:</w:t>
+      </w:r>
+    </w:p>
+    <w:p>
+      <w:pPr>
+        <w:numPr>
+          <w:ilvl w:val="0"/>
+          <w:numId w:val="29"/>
+        </w:numPr>
+        <w:spacing w:before="100" w:beforeAutospacing="1" w:after="100" w:afterAutospacing="1"/>
+      </w:pPr>
+      <w:r>
+        <w:t xml:space="preserve">Configure HQ-R2 to comply with the established secure remote-management standards. </w:t>
+      </w:r>
+    </w:p>
+    <w:p>
+      <w:pPr>
+        <w:numPr>
+          <w:ilvl w:val="0"/>
+          <w:numId w:val="29"/>
+        </w:numPr>
+        <w:spacing w:before="100" w:beforeAutospacing="1" w:after="100" w:afterAutospacing="1"/>
+      </w:pPr>
+      <w:r>
+        <w:t xml:space="preserve">Ensure insecure remote-management protocols are not permitted. </w:t>
+      </w:r>
+    </w:p>
+    <w:p>
+      <w:pPr>
+        <w:numPr>
+          <w:ilvl w:val="0"/>
+          <w:numId w:val="29"/>
+        </w:numPr>
+        <w:spacing w:before="100" w:beforeAutospacing="1" w:after="100" w:afterAutospacing="1"/>
+      </w:pPr>
+      <w:r>
+        <w:t xml:space="preserve">Apply the established enterprise management-access restrictions so that only authorized Information Technology hosts can remotely manage HQ-R2. </w:t>
+      </w:r>
+    </w:p>
+    <w:p>
+      <w:pPr>
+        <w:numPr>
+          <w:ilvl w:val="0"/>
+          <w:numId w:val="29"/>
+        </w:numPr>
+        <w:spacing w:before="100" w:beforeAutospacing="1" w:after="100" w:afterAutospacing="1"/>
+      </w:pPr>
+      <w:r>
+        <w:t xml:space="preserve">Verify that authorized management access succeeds. </w:t>
+      </w:r>
+    </w:p>
+    <w:p>
+      <w:pPr>
+        <w:numPr>
+          <w:ilvl w:val="0"/>
+          <w:numId w:val="29"/>
+        </w:numPr>
+        <w:spacing w:before="100" w:beforeAutospacing="1" w:after="100" w:afterAutospacing="1"/>
+      </w:pPr>
+      <w:r>
+        <w:t xml:space="preserve">Verify that unauthorized management access is denied. </w:t>
+      </w:r>
+    </w:p>
+    <w:p>
+      <w:pPr>
+        <w:numPr>
+          <w:ilvl w:val="0"/>
+          <w:numId w:val="29"/>
+        </w:numPr>
+        <w:spacing w:before="100" w:beforeAutospacing="1" w:after="100" w:afterAutospacing="1"/>
+      </w:pPr>
+      <w:r>
+        <w:t xml:space="preserve">Verify that the security configuration does not interfere with normal enterprise routing or gateway redundancy. </w:t>
+      </w:r>
+    </w:p>
+    <w:p>
+      <w:pPr>
+        <w:numPr>
+          <w:ilvl w:val="0"/>
+          <w:numId w:val="29"/>
+        </w:numPr>
+        <w:spacing w:before="100" w:beforeAutospacing="1" w:after="100" w:afterAutospacing="1"/>
+      </w:pPr>
+      <w:r>
+        <w:t>Save the device configuration.</w:t>
+      </w:r>
+    </w:p>
+    <w:p>
+      <w:pPr>
+        <w:rPr>
+          <w:color w:val="4F6228" w:themeColor="accent3" w:themeShade="80"/>
+        </w:rPr>
+      </w:pPr>
+    </w:p>
+    <w:p>
+      <w:pPr>
+        <w:rPr>
+          <w:color w:val="4F6228" w:themeColor="accent3" w:themeShade="80"/>
+        </w:rPr>
+      </w:pPr>
+    </w:p>
+    <w:p>
+      <w:pPr>
+        <w:rPr>
+          <w:color w:val="4F6228" w:themeColor="accent3" w:themeShade="80"/>
+        </w:rPr>
+      </w:pPr>
+    </w:p>
+    <w:p>
+      <w:r>
+        <w:rPr>
+          <w:color w:val="4F6228" w:themeColor="accent3" w:themeShade="80"/>
+        </w:rPr>
+        <w:pict>
+          <v:rect id="_x0000_i1040" style="width:468pt;height:2.5pt" o:hralign="center" o:hrstd="t" o:hrnoshade="t" o:hr="t" fillcolor="#4e6128 [1606]" stroked="f"/>
+        </w:pict>
+      </w:r>
+    </w:p>
+    <w:p>
+      <w:pPr>
         <w:pStyle w:val="Heading2"/>
       </w:pPr>
       <w:r>
+        <w:lastRenderedPageBreak/>
         <w:t xml:space="preserve">Enterprise </w:t>
       </w:r>
       <w:r>
@@ -4792,7 +5967,6 @@
         <w:spacing w:before="100" w:beforeAutospacing="1" w:after="100" w:afterAutospacing="1" w:line="276" w:lineRule="auto"/>
       </w:pPr>
       <w:r>
-        <w:lastRenderedPageBreak/>
         <w:t xml:space="preserve">If a required test is unsuccessful, include a screenshot of the failed test and record the result as </w:t>
       </w:r>
       <w:r>
@@ -4820,7 +5994,7 @@
       </w:pPr>
       <w:r>
         <w:pict>
-          <v:rect id="_x0000_i1042" style="width:468pt;height:2pt" o:hralign="center" o:hrstd="t" o:hrnoshade="t" o:hr="t" fillcolor="#974706 [1609]" stroked="f"/>
+          <v:rect id="_x0000_i1041" style="width:468pt;height:2pt" o:hralign="center" o:hrstd="t" o:hrnoshade="t" o:hr="t" fillcolor="#974706 [1609]" stroked="f"/>
         </w:pict>
       </w:r>
     </w:p>
@@ -5042,7 +6216,6 @@
               <w14:uncheckedState w14:val="2610" w14:font="MS Gothic"/>
             </w14:checkbox>
           </w:sdtPr>
-          <w:sdtEndPr/>
           <w:sdtContent>
             <w:tc>
               <w:tcPr>
@@ -5073,7 +6246,6 @@
               <w14:uncheckedState w14:val="2610" w14:font="MS Gothic"/>
             </w14:checkbox>
           </w:sdtPr>
-          <w:sdtEndPr/>
           <w:sdtContent>
             <w:tc>
               <w:tcPr>
@@ -5108,7 +6280,7 @@
           </w:tcPr>
           <w:p>
             <w:r>
-              <w:t>Executive Administration</w:t>
+              <w:t>Executive Management</w:t>
             </w:r>
           </w:p>
         </w:tc>
@@ -5133,7 +6305,6 @@
               <w14:uncheckedState w14:val="2610" w14:font="MS Gothic"/>
             </w14:checkbox>
           </w:sdtPr>
-          <w:sdtEndPr/>
           <w:sdtContent>
             <w:tc>
               <w:tcPr>
@@ -5164,7 +6335,6 @@
               <w14:uncheckedState w14:val="2610" w14:font="MS Gothic"/>
             </w14:checkbox>
           </w:sdtPr>
-          <w:sdtEndPr/>
           <w:sdtContent>
             <w:tc>
               <w:tcPr>
@@ -5224,7 +6394,6 @@
               <w14:uncheckedState w14:val="2610" w14:font="MS Gothic"/>
             </w14:checkbox>
           </w:sdtPr>
-          <w:sdtEndPr/>
           <w:sdtContent>
             <w:tc>
               <w:tcPr>
@@ -5255,7 +6424,6 @@
               <w14:uncheckedState w14:val="2610" w14:font="MS Gothic"/>
             </w14:checkbox>
           </w:sdtPr>
-          <w:sdtEndPr/>
           <w:sdtContent>
             <w:tc>
               <w:tcPr>
@@ -5315,7 +6483,6 @@
               <w14:uncheckedState w14:val="2610" w14:font="MS Gothic"/>
             </w14:checkbox>
           </w:sdtPr>
-          <w:sdtEndPr/>
           <w:sdtContent>
             <w:tc>
               <w:tcPr>
@@ -5346,7 +6513,6 @@
               <w14:uncheckedState w14:val="2610" w14:font="MS Gothic"/>
             </w14:checkbox>
           </w:sdtPr>
-          <w:sdtEndPr/>
           <w:sdtContent>
             <w:tc>
               <w:tcPr>
@@ -5376,6 +6542,7 @@
         <w:spacing w:before="240" w:after="240"/>
       </w:pPr>
       <w:r>
+        <w:lastRenderedPageBreak/>
         <w:t xml:space="preserve">Important: </w:t>
       </w:r>
     </w:p>
@@ -5398,7 +6565,7 @@
       </w:pPr>
       <w:r>
         <w:pict>
-          <v:rect id="_x0000_i1043" style="width:468pt;height:1.5pt" o:hralign="center" o:hrstd="t" o:hrnoshade="t" o:hr="t" fillcolor="#ffdaa3" stroked="f"/>
+          <v:rect id="_x0000_i1042" style="width:468pt;height:1.5pt" o:hralign="center" o:hrstd="t" o:hrnoshade="t" o:hr="t" fillcolor="#ffdaa3" stroked="f"/>
         </w:pict>
       </w:r>
     </w:p>
@@ -5611,7 +6778,6 @@
               <w14:uncheckedState w14:val="2610" w14:font="MS Gothic"/>
             </w14:checkbox>
           </w:sdtPr>
-          <w:sdtEndPr/>
           <w:sdtContent>
             <w:tc>
               <w:tcPr>
@@ -5642,7 +6808,6 @@
               <w14:uncheckedState w14:val="2610" w14:font="MS Gothic"/>
             </w14:checkbox>
           </w:sdtPr>
-          <w:sdtEndPr/>
           <w:sdtContent>
             <w:tc>
               <w:tcPr>
@@ -5677,8 +6842,7 @@
           </w:tcPr>
           <w:p>
             <w:r>
-              <w:lastRenderedPageBreak/>
-              <w:t>Executive Administration</w:t>
+              <w:t>Executive Management</w:t>
             </w:r>
           </w:p>
         </w:tc>
@@ -5703,7 +6867,6 @@
               <w14:uncheckedState w14:val="2610" w14:font="MS Gothic"/>
             </w14:checkbox>
           </w:sdtPr>
-          <w:sdtEndPr/>
           <w:sdtContent>
             <w:tc>
               <w:tcPr>
@@ -5734,7 +6897,6 @@
               <w14:uncheckedState w14:val="2610" w14:font="MS Gothic"/>
             </w14:checkbox>
           </w:sdtPr>
-          <w:sdtEndPr/>
           <w:sdtContent>
             <w:tc>
               <w:tcPr>
@@ -5794,7 +6956,6 @@
               <w14:uncheckedState w14:val="2610" w14:font="MS Gothic"/>
             </w14:checkbox>
           </w:sdtPr>
-          <w:sdtEndPr/>
           <w:sdtContent>
             <w:tc>
               <w:tcPr>
@@ -5825,7 +6986,6 @@
               <w14:uncheckedState w14:val="2610" w14:font="MS Gothic"/>
             </w14:checkbox>
           </w:sdtPr>
-          <w:sdtEndPr/>
           <w:sdtContent>
             <w:tc>
               <w:tcPr>
@@ -5885,7 +7045,6 @@
               <w14:uncheckedState w14:val="2610" w14:font="MS Gothic"/>
             </w14:checkbox>
           </w:sdtPr>
-          <w:sdtEndPr/>
           <w:sdtContent>
             <w:tc>
               <w:tcPr>
@@ -5916,7 +7075,6 @@
               <w14:uncheckedState w14:val="2610" w14:font="MS Gothic"/>
             </w14:checkbox>
           </w:sdtPr>
-          <w:sdtEndPr/>
           <w:sdtContent>
             <w:tc>
               <w:tcPr>
@@ -5963,7 +7121,7 @@
       </w:pPr>
       <w:r>
         <w:pict>
-          <v:rect id="_x0000_i1044" style="width:468pt;height:2pt" o:hralign="center" o:hrstd="t" o:hrnoshade="t" o:hr="t" fillcolor="#974706 [1609]" stroked="f"/>
+          <v:rect id="_x0000_i1043" style="width:468pt;height:2pt" o:hralign="center" o:hrstd="t" o:hrnoshade="t" o:hr="t" fillcolor="#974706 [1609]" stroked="f"/>
         </w:pict>
       </w:r>
     </w:p>
@@ -6016,6 +7174,320 @@
           <w:szCs w:val="28"/>
         </w:rPr>
         <w:t>4 Traceroute</w:t>
+      </w:r>
+      <w:r>
+        <w:rPr>
+          <w:b/>
+          <w:sz w:val="28"/>
+          <w:szCs w:val="28"/>
+        </w:rPr>
+        <w:t xml:space="preserve"> Connectivity </w:t>
+      </w:r>
+    </w:p>
+    <w:tbl>
+      <w:tblPr>
+        <w:tblW w:w="0" w:type="auto"/>
+        <w:tblCellSpacing w:w="15" w:type="dxa"/>
+        <w:tblCellMar>
+          <w:top w:w="72" w:type="dxa"/>
+          <w:left w:w="115" w:type="dxa"/>
+          <w:bottom w:w="72" w:type="dxa"/>
+          <w:right w:w="115" w:type="dxa"/>
+        </w:tblCellMar>
+        <w:tblLook w:val="04A0" w:firstRow="1" w:lastRow="0" w:firstColumn="1" w:lastColumn="0" w:noHBand="0" w:noVBand="1"/>
+        <w:tblCaption w:val="Connectivity Test"/>
+        <w:tblDescription w:val="Table listing the required enterprise connectivity tests. The first column identifies the source and destination networks that must successfully communicate. The second column provides space for students to paste a screenshot showing the results and the source device."/>
+      </w:tblPr>
+      <w:tblGrid>
+        <w:gridCol w:w="2070"/>
+        <w:gridCol w:w="2046"/>
+        <w:gridCol w:w="5244"/>
+      </w:tblGrid>
+      <w:tr>
+        <w:trPr>
+          <w:tblHeader/>
+          <w:tblCellSpacing w:w="15" w:type="dxa"/>
+        </w:trPr>
+        <w:tc>
+          <w:tcPr>
+            <w:tcW w:w="2025" w:type="dxa"/>
+            <w:shd w:val="clear" w:color="auto" w:fill="FFDAA3"/>
+            <w:vAlign w:val="center"/>
+            <w:hideMark/>
+          </w:tcPr>
+          <w:p>
+            <w:pPr>
+              <w:jc w:val="center"/>
+              <w:rPr>
+                <w:b/>
+                <w:bCs/>
+                <w:sz w:val="28"/>
+                <w:szCs w:val="28"/>
+              </w:rPr>
+            </w:pPr>
+            <w:r>
+              <w:rPr>
+                <w:b/>
+                <w:bCs/>
+                <w:sz w:val="28"/>
+                <w:szCs w:val="28"/>
+              </w:rPr>
+              <w:lastRenderedPageBreak/>
+              <w:t>Source Department</w:t>
+            </w:r>
+          </w:p>
+        </w:tc>
+        <w:tc>
+          <w:tcPr>
+            <w:tcW w:w="2016" w:type="dxa"/>
+            <w:shd w:val="clear" w:color="auto" w:fill="FFDAA3"/>
+            <w:vAlign w:val="center"/>
+            <w:hideMark/>
+          </w:tcPr>
+          <w:p>
+            <w:pPr>
+              <w:jc w:val="center"/>
+              <w:rPr>
+                <w:b/>
+                <w:bCs/>
+                <w:sz w:val="28"/>
+                <w:szCs w:val="28"/>
+              </w:rPr>
+            </w:pPr>
+            <w:r>
+              <w:rPr>
+                <w:b/>
+                <w:bCs/>
+                <w:sz w:val="28"/>
+                <w:szCs w:val="28"/>
+              </w:rPr>
+              <w:t>Destination Department</w:t>
+            </w:r>
+          </w:p>
+        </w:tc>
+        <w:tc>
+          <w:tcPr>
+            <w:tcW w:w="5199" w:type="dxa"/>
+            <w:shd w:val="clear" w:color="auto" w:fill="FFDAA3"/>
+            <w:vAlign w:val="center"/>
+            <w:hideMark/>
+          </w:tcPr>
+          <w:p>
+            <w:pPr>
+              <w:jc w:val="center"/>
+              <w:rPr>
+                <w:b/>
+                <w:bCs/>
+                <w:sz w:val="28"/>
+                <w:szCs w:val="28"/>
+              </w:rPr>
+            </w:pPr>
+            <w:r>
+              <w:rPr>
+                <w:b/>
+                <w:bCs/>
+                <w:sz w:val="28"/>
+                <w:szCs w:val="28"/>
+              </w:rPr>
+              <w:t>Screenshot</w:t>
+            </w:r>
+          </w:p>
+        </w:tc>
+      </w:tr>
+      <w:tr>
+        <w:trPr>
+          <w:tblCellSpacing w:w="15" w:type="dxa"/>
+        </w:trPr>
+        <w:tc>
+          <w:tcPr>
+            <w:tcW w:w="2025" w:type="dxa"/>
+            <w:vAlign w:val="center"/>
+            <w:hideMark/>
+          </w:tcPr>
+          <w:p>
+            <w:r>
+              <w:t>Phoenix Information Technology</w:t>
+            </w:r>
+          </w:p>
+        </w:tc>
+        <w:tc>
+          <w:tcPr>
+            <w:tcW w:w="2016" w:type="dxa"/>
+            <w:vAlign w:val="center"/>
+            <w:hideMark/>
+          </w:tcPr>
+          <w:p>
+            <w:r>
+              <w:t>Flagstaff Sales &amp; Customer Service</w:t>
+            </w:r>
+          </w:p>
+        </w:tc>
+        <w:tc>
+          <w:tcPr>
+            <w:tcW w:w="5199" w:type="dxa"/>
+            <w:vAlign w:val="center"/>
+            <w:hideMark/>
+          </w:tcPr>
+          <w:p/>
+        </w:tc>
+      </w:tr>
+      <w:tr>
+        <w:trPr>
+          <w:tblCellSpacing w:w="15" w:type="dxa"/>
+        </w:trPr>
+        <w:tc>
+          <w:tcPr>
+            <w:tcW w:w="2025" w:type="dxa"/>
+            <w:vAlign w:val="center"/>
+            <w:hideMark/>
+          </w:tcPr>
+          <w:p>
+            <w:r>
+              <w:t>Phoenix Information Technology</w:t>
+            </w:r>
+          </w:p>
+        </w:tc>
+        <w:tc>
+          <w:tcPr>
+            <w:tcW w:w="2016" w:type="dxa"/>
+            <w:vAlign w:val="center"/>
+            <w:hideMark/>
+          </w:tcPr>
+          <w:p>
+            <w:r>
+              <w:t>Tucson Warehouse &amp; Inventory</w:t>
+            </w:r>
+          </w:p>
+        </w:tc>
+        <w:tc>
+          <w:tcPr>
+            <w:tcW w:w="5199" w:type="dxa"/>
+            <w:vAlign w:val="center"/>
+            <w:hideMark/>
+          </w:tcPr>
+          <w:p/>
+        </w:tc>
+      </w:tr>
+    </w:tbl>
+    <w:p>
+      <w:pPr>
+        <w:pStyle w:val="Important"/>
+        <w:spacing w:before="240" w:after="240"/>
+        <w:rPr>
+          <w:bCs w:val="0"/>
+        </w:rPr>
+      </w:pPr>
+      <w:r>
+        <w:rPr>
+          <w:rStyle w:val="Strong"/>
+          <w:rFonts w:ascii="Segoe UI Symbol" w:hAnsi="Segoe UI Symbol" w:cs="Segoe UI Symbol"/>
+        </w:rPr>
+        <w:t>⚠</w:t>
+      </w:r>
+      <w:r>
+        <w:rPr>
+          <w:rStyle w:val="Strong"/>
+        </w:rPr>
+        <w:t xml:space="preserve"> </w:t>
+      </w:r>
+      <w:r>
+        <w:rPr>
+          <w:rStyle w:val="Strong"/>
+          <w:b/>
+        </w:rPr>
+        <w:t>IMPORTANT</w:t>
+      </w:r>
+      <w:proofErr w:type="gramStart"/>
+      <w:r>
+        <w:rPr>
+          <w:rStyle w:val="Strong"/>
+          <w:b/>
+        </w:rPr>
+        <w:t>:</w:t>
+      </w:r>
+      <w:proofErr w:type="gramEnd"/>
+      <w:r>
+        <w:br/>
+      </w:r>
+      <w:r>
+        <w:rPr>
+          <w:b w:val="0"/>
+        </w:rPr>
+        <w:t>Your validation package must clearly document the source of each connectivity test. Every screenshot must include</w:t>
+      </w:r>
+      <w:r>
+        <w:t xml:space="preserve"> </w:t>
+      </w:r>
+      <w:r>
+        <w:rPr>
+          <w:rStyle w:val="Strong"/>
+          <w:b/>
+        </w:rPr>
+        <w:t xml:space="preserve">both the source device and the </w:t>
+      </w:r>
+      <w:r>
+        <w:rPr>
+          <w:rStyle w:val="Strong"/>
+          <w:b/>
+        </w:rPr>
+        <w:t>traceroute</w:t>
+      </w:r>
+      <w:r>
+        <w:rPr>
+          <w:rStyle w:val="Strong"/>
+          <w:b/>
+        </w:rPr>
+        <w:t xml:space="preserve"> results</w:t>
+      </w:r>
+      <w:r>
+        <w:t xml:space="preserve"> </w:t>
+      </w:r>
+      <w:r>
+        <w:rPr>
+          <w:b w:val="0"/>
+        </w:rPr>
+        <w:t>so the Director of Network Engineering can verify the implementation.</w:t>
+      </w:r>
+    </w:p>
+    <w:p>
+      <w:pPr>
+        <w:spacing w:before="100" w:beforeAutospacing="1" w:after="100" w:afterAutospacing="1"/>
+        <w:rPr>
+          <w:b/>
+          <w:sz w:val="28"/>
+          <w:szCs w:val="28"/>
+        </w:rPr>
+      </w:pPr>
+      <w:r>
+        <w:pict>
+          <v:rect id="_x0000_i1044" style="width:468pt;height:1.5pt" o:hralign="center" o:hrstd="t" o:hrnoshade="t" o:hr="t" fillcolor="#ffdaa3" stroked="f"/>
+        </w:pict>
+      </w:r>
+    </w:p>
+    <w:p>
+      <w:pPr>
+        <w:spacing w:before="100" w:beforeAutospacing="1" w:after="100" w:afterAutospacing="1"/>
+        <w:rPr>
+          <w:b/>
+          <w:sz w:val="28"/>
+          <w:szCs w:val="28"/>
+        </w:rPr>
+      </w:pPr>
+      <w:r>
+        <w:rPr>
+          <w:b/>
+          <w:sz w:val="28"/>
+          <w:szCs w:val="28"/>
+        </w:rPr>
+        <w:t>IPv</w:t>
+      </w:r>
+      <w:r>
+        <w:rPr>
+          <w:b/>
+          <w:sz w:val="28"/>
+          <w:szCs w:val="28"/>
+        </w:rPr>
+        <w:t>6 Traceroute</w:t>
       </w:r>
       <w:r>
         <w:rPr>
@@ -6213,320 +7685,6 @@
     <w:p>
       <w:pPr>
         <w:pStyle w:val="Important"/>
-        <w:spacing w:before="240" w:after="240"/>
-        <w:rPr>
-          <w:bCs w:val="0"/>
-        </w:rPr>
-      </w:pPr>
-      <w:r>
-        <w:rPr>
-          <w:rStyle w:val="Strong"/>
-          <w:rFonts w:ascii="Segoe UI Symbol" w:hAnsi="Segoe UI Symbol" w:cs="Segoe UI Symbol"/>
-        </w:rPr>
-        <w:t>⚠</w:t>
-      </w:r>
-      <w:r>
-        <w:rPr>
-          <w:rStyle w:val="Strong"/>
-        </w:rPr>
-        <w:t xml:space="preserve"> </w:t>
-      </w:r>
-      <w:r>
-        <w:rPr>
-          <w:rStyle w:val="Strong"/>
-          <w:b/>
-        </w:rPr>
-        <w:t>IMPORTANT</w:t>
-      </w:r>
-      <w:proofErr w:type="gramStart"/>
-      <w:r>
-        <w:rPr>
-          <w:rStyle w:val="Strong"/>
-          <w:b/>
-        </w:rPr>
-        <w:t>:</w:t>
-      </w:r>
-      <w:proofErr w:type="gramEnd"/>
-      <w:r>
-        <w:br/>
-      </w:r>
-      <w:r>
-        <w:rPr>
-          <w:b w:val="0"/>
-        </w:rPr>
-        <w:t>Your validation package must clearly document the source of each connectivity test. Every screenshot must include</w:t>
-      </w:r>
-      <w:r>
-        <w:t xml:space="preserve"> </w:t>
-      </w:r>
-      <w:r>
-        <w:rPr>
-          <w:rStyle w:val="Strong"/>
-          <w:b/>
-        </w:rPr>
-        <w:t xml:space="preserve">both the source device and the </w:t>
-      </w:r>
-      <w:r>
-        <w:rPr>
-          <w:rStyle w:val="Strong"/>
-          <w:b/>
-        </w:rPr>
-        <w:t>traceroute</w:t>
-      </w:r>
-      <w:r>
-        <w:rPr>
-          <w:rStyle w:val="Strong"/>
-          <w:b/>
-        </w:rPr>
-        <w:t xml:space="preserve"> results</w:t>
-      </w:r>
-      <w:r>
-        <w:t xml:space="preserve"> </w:t>
-      </w:r>
-      <w:r>
-        <w:rPr>
-          <w:b w:val="0"/>
-        </w:rPr>
-        <w:t>so the Director of Network Engineering can verify the implementation.</w:t>
-      </w:r>
-    </w:p>
-    <w:p>
-      <w:pPr>
-        <w:spacing w:before="100" w:beforeAutospacing="1" w:after="100" w:afterAutospacing="1"/>
-        <w:rPr>
-          <w:b/>
-          <w:sz w:val="28"/>
-          <w:szCs w:val="28"/>
-        </w:rPr>
-      </w:pPr>
-      <w:r>
-        <w:lastRenderedPageBreak/>
-        <w:pict>
-          <v:rect id="_x0000_i1045" style="width:468pt;height:1.5pt" o:hralign="center" o:hrstd="t" o:hrnoshade="t" o:hr="t" fillcolor="#ffdaa3" stroked="f"/>
-        </w:pict>
-      </w:r>
-    </w:p>
-    <w:p>
-      <w:pPr>
-        <w:spacing w:before="100" w:beforeAutospacing="1" w:after="100" w:afterAutospacing="1"/>
-        <w:rPr>
-          <w:b/>
-          <w:sz w:val="28"/>
-          <w:szCs w:val="28"/>
-        </w:rPr>
-      </w:pPr>
-      <w:r>
-        <w:rPr>
-          <w:b/>
-          <w:sz w:val="28"/>
-          <w:szCs w:val="28"/>
-        </w:rPr>
-        <w:t>IPv</w:t>
-      </w:r>
-      <w:r>
-        <w:rPr>
-          <w:b/>
-          <w:sz w:val="28"/>
-          <w:szCs w:val="28"/>
-        </w:rPr>
-        <w:t>6 Traceroute</w:t>
-      </w:r>
-      <w:r>
-        <w:rPr>
-          <w:b/>
-          <w:sz w:val="28"/>
-          <w:szCs w:val="28"/>
-        </w:rPr>
-        <w:t xml:space="preserve"> Connectivity </w:t>
-      </w:r>
-    </w:p>
-    <w:tbl>
-      <w:tblPr>
-        <w:tblW w:w="0" w:type="auto"/>
-        <w:tblCellSpacing w:w="15" w:type="dxa"/>
-        <w:tblCellMar>
-          <w:top w:w="72" w:type="dxa"/>
-          <w:left w:w="115" w:type="dxa"/>
-          <w:bottom w:w="72" w:type="dxa"/>
-          <w:right w:w="115" w:type="dxa"/>
-        </w:tblCellMar>
-        <w:tblLook w:val="04A0" w:firstRow="1" w:lastRow="0" w:firstColumn="1" w:lastColumn="0" w:noHBand="0" w:noVBand="1"/>
-        <w:tblCaption w:val="Connectivity Test"/>
-        <w:tblDescription w:val="Table listing the required enterprise connectivity tests. The first column identifies the source and destination networks that must successfully communicate. The second column provides space for students to paste a screenshot showing the results and the source device."/>
-      </w:tblPr>
-      <w:tblGrid>
-        <w:gridCol w:w="2070"/>
-        <w:gridCol w:w="2046"/>
-        <w:gridCol w:w="5244"/>
-      </w:tblGrid>
-      <w:tr>
-        <w:trPr>
-          <w:tblHeader/>
-          <w:tblCellSpacing w:w="15" w:type="dxa"/>
-        </w:trPr>
-        <w:tc>
-          <w:tcPr>
-            <w:tcW w:w="2025" w:type="dxa"/>
-            <w:shd w:val="clear" w:color="auto" w:fill="FFDAA3"/>
-            <w:vAlign w:val="center"/>
-            <w:hideMark/>
-          </w:tcPr>
-          <w:p>
-            <w:pPr>
-              <w:jc w:val="center"/>
-              <w:rPr>
-                <w:b/>
-                <w:bCs/>
-                <w:sz w:val="28"/>
-                <w:szCs w:val="28"/>
-              </w:rPr>
-            </w:pPr>
-            <w:r>
-              <w:rPr>
-                <w:b/>
-                <w:bCs/>
-                <w:sz w:val="28"/>
-                <w:szCs w:val="28"/>
-              </w:rPr>
-              <w:t>Source Department</w:t>
-            </w:r>
-          </w:p>
-        </w:tc>
-        <w:tc>
-          <w:tcPr>
-            <w:tcW w:w="2016" w:type="dxa"/>
-            <w:shd w:val="clear" w:color="auto" w:fill="FFDAA3"/>
-            <w:vAlign w:val="center"/>
-            <w:hideMark/>
-          </w:tcPr>
-          <w:p>
-            <w:pPr>
-              <w:jc w:val="center"/>
-              <w:rPr>
-                <w:b/>
-                <w:bCs/>
-                <w:sz w:val="28"/>
-                <w:szCs w:val="28"/>
-              </w:rPr>
-            </w:pPr>
-            <w:r>
-              <w:rPr>
-                <w:b/>
-                <w:bCs/>
-                <w:sz w:val="28"/>
-                <w:szCs w:val="28"/>
-              </w:rPr>
-              <w:t>Destination Department</w:t>
-            </w:r>
-          </w:p>
-        </w:tc>
-        <w:tc>
-          <w:tcPr>
-            <w:tcW w:w="5199" w:type="dxa"/>
-            <w:shd w:val="clear" w:color="auto" w:fill="FFDAA3"/>
-            <w:vAlign w:val="center"/>
-            <w:hideMark/>
-          </w:tcPr>
-          <w:p>
-            <w:pPr>
-              <w:jc w:val="center"/>
-              <w:rPr>
-                <w:b/>
-                <w:bCs/>
-                <w:sz w:val="28"/>
-                <w:szCs w:val="28"/>
-              </w:rPr>
-            </w:pPr>
-            <w:r>
-              <w:rPr>
-                <w:b/>
-                <w:bCs/>
-                <w:sz w:val="28"/>
-                <w:szCs w:val="28"/>
-              </w:rPr>
-              <w:t>Screenshot</w:t>
-            </w:r>
-          </w:p>
-        </w:tc>
-      </w:tr>
-      <w:tr>
-        <w:trPr>
-          <w:tblCellSpacing w:w="15" w:type="dxa"/>
-        </w:trPr>
-        <w:tc>
-          <w:tcPr>
-            <w:tcW w:w="2025" w:type="dxa"/>
-            <w:vAlign w:val="center"/>
-            <w:hideMark/>
-          </w:tcPr>
-          <w:p>
-            <w:r>
-              <w:t>Phoenix Information Technology</w:t>
-            </w:r>
-          </w:p>
-        </w:tc>
-        <w:tc>
-          <w:tcPr>
-            <w:tcW w:w="2016" w:type="dxa"/>
-            <w:vAlign w:val="center"/>
-            <w:hideMark/>
-          </w:tcPr>
-          <w:p>
-            <w:r>
-              <w:t>Flagstaff Sales &amp; Customer Service</w:t>
-            </w:r>
-          </w:p>
-        </w:tc>
-        <w:tc>
-          <w:tcPr>
-            <w:tcW w:w="5199" w:type="dxa"/>
-            <w:vAlign w:val="center"/>
-            <w:hideMark/>
-          </w:tcPr>
-          <w:p/>
-        </w:tc>
-      </w:tr>
-      <w:tr>
-        <w:trPr>
-          <w:tblCellSpacing w:w="15" w:type="dxa"/>
-        </w:trPr>
-        <w:tc>
-          <w:tcPr>
-            <w:tcW w:w="2025" w:type="dxa"/>
-            <w:vAlign w:val="center"/>
-            <w:hideMark/>
-          </w:tcPr>
-          <w:p>
-            <w:r>
-              <w:t>Phoenix Information Technology</w:t>
-            </w:r>
-          </w:p>
-        </w:tc>
-        <w:tc>
-          <w:tcPr>
-            <w:tcW w:w="2016" w:type="dxa"/>
-            <w:vAlign w:val="center"/>
-            <w:hideMark/>
-          </w:tcPr>
-          <w:p>
-            <w:r>
-              <w:t>Tucson Warehouse &amp; Inventory</w:t>
-            </w:r>
-          </w:p>
-        </w:tc>
-        <w:tc>
-          <w:tcPr>
-            <w:tcW w:w="5199" w:type="dxa"/>
-            <w:vAlign w:val="center"/>
-            <w:hideMark/>
-          </w:tcPr>
-          <w:p/>
-        </w:tc>
-      </w:tr>
-    </w:tbl>
-    <w:p>
-      <w:pPr>
-        <w:pStyle w:val="Important"/>
         <w:spacing w:before="240"/>
         <w:rPr>
           <w:rStyle w:val="Strong"/>
@@ -6587,7 +7745,7 @@
       </w:pPr>
       <w:r>
         <w:pict>
-          <v:rect id="_x0000_i1046" style="width:468pt;height:2pt" o:hralign="center" o:hrstd="t" o:hrnoshade="t" o:hr="t" fillcolor="#974706 [1609]" stroked="f"/>
+          <v:rect id="_x0000_i1045" style="width:468pt;height:2pt" o:hralign="center" o:hrstd="t" o:hrnoshade="t" o:hr="t" fillcolor="#974706 [1609]" stroked="f"/>
         </w:pict>
       </w:r>
     </w:p>
@@ -6610,6 +7768,7 @@
         </w:rPr>
       </w:pPr>
       <w:r>
+        <w:lastRenderedPageBreak/>
         <w:t>On HQ-R1, administratively shut down interface GigabitEthernet0/0 to simulate the loss of the primary headquarters gateway. Allow sufficient time (up to 3 minutes) for GLBP, HSRPv2, and OSPF to converge before continuing with the validation procedures.</w:t>
       </w:r>
     </w:p>
@@ -6625,7 +7784,7 @@
       </w:pPr>
       <w:r>
         <w:pict>
-          <v:rect id="_x0000_i1047" style="width:468pt;height:2pt" o:hralign="center" o:hrstd="t" o:hrnoshade="t" o:hr="t" fillcolor="#974706 [1609]" stroked="f"/>
+          <v:rect id="_x0000_i1046" style="width:468pt;height:2pt" o:hralign="center" o:hrstd="t" o:hrnoshade="t" o:hr="t" fillcolor="#974706 [1609]" stroked="f"/>
         </w:pict>
       </w:r>
     </w:p>
@@ -6712,7 +7871,6 @@
                 <w:sz w:val="28"/>
                 <w:szCs w:val="28"/>
               </w:rPr>
-              <w:lastRenderedPageBreak/>
               <w:t>Source Department</w:t>
             </w:r>
           </w:p>
@@ -6839,7 +7997,6 @@
               <w14:uncheckedState w14:val="2610" w14:font="MS Gothic"/>
             </w14:checkbox>
           </w:sdtPr>
-          <w:sdtEndPr/>
           <w:sdtContent>
             <w:tc>
               <w:tcPr>
@@ -6870,7 +8027,6 @@
               <w14:uncheckedState w14:val="2610" w14:font="MS Gothic"/>
             </w14:checkbox>
           </w:sdtPr>
-          <w:sdtEndPr/>
           <w:sdtContent>
             <w:tc>
               <w:tcPr>
@@ -6905,7 +8061,7 @@
           </w:tcPr>
           <w:p>
             <w:r>
-              <w:t>Executive Administration</w:t>
+              <w:t>Executive Management</w:t>
             </w:r>
           </w:p>
         </w:tc>
@@ -6930,7 +8086,6 @@
               <w14:uncheckedState w14:val="2610" w14:font="MS Gothic"/>
             </w14:checkbox>
           </w:sdtPr>
-          <w:sdtEndPr/>
           <w:sdtContent>
             <w:tc>
               <w:tcPr>
@@ -6961,7 +8116,6 @@
               <w14:uncheckedState w14:val="2610" w14:font="MS Gothic"/>
             </w14:checkbox>
           </w:sdtPr>
-          <w:sdtEndPr/>
           <w:sdtContent>
             <w:tc>
               <w:tcPr>
@@ -7021,7 +8175,6 @@
               <w14:uncheckedState w14:val="2610" w14:font="MS Gothic"/>
             </w14:checkbox>
           </w:sdtPr>
-          <w:sdtEndPr/>
           <w:sdtContent>
             <w:tc>
               <w:tcPr>
@@ -7052,7 +8205,6 @@
               <w14:uncheckedState w14:val="2610" w14:font="MS Gothic"/>
             </w14:checkbox>
           </w:sdtPr>
-          <w:sdtEndPr/>
           <w:sdtContent>
             <w:tc>
               <w:tcPr>
@@ -7112,7 +8264,6 @@
               <w14:uncheckedState w14:val="2610" w14:font="MS Gothic"/>
             </w14:checkbox>
           </w:sdtPr>
-          <w:sdtEndPr/>
           <w:sdtContent>
             <w:tc>
               <w:tcPr>
@@ -7143,7 +8294,6 @@
               <w14:uncheckedState w14:val="2610" w14:font="MS Gothic"/>
             </w14:checkbox>
           </w:sdtPr>
-          <w:sdtEndPr/>
           <w:sdtContent>
             <w:tc>
               <w:tcPr>
@@ -7195,7 +8345,7 @@
       </w:pPr>
       <w:r>
         <w:pict>
-          <v:rect id="_x0000_i1048" style="width:468pt;height:1pt" o:hralign="center" o:hrstd="t" o:hrnoshade="t" o:hr="t" fillcolor="#ffdaa3" stroked="f"/>
+          <v:rect id="_x0000_i1047" style="width:468pt;height:1pt" o:hralign="center" o:hrstd="t" o:hrnoshade="t" o:hr="t" fillcolor="#ffdaa3" stroked="f"/>
         </w:pict>
       </w:r>
     </w:p>
@@ -7408,7 +8558,6 @@
               <w14:uncheckedState w14:val="2610" w14:font="MS Gothic"/>
             </w14:checkbox>
           </w:sdtPr>
-          <w:sdtEndPr/>
           <w:sdtContent>
             <w:tc>
               <w:tcPr>
@@ -7439,7 +8588,6 @@
               <w14:uncheckedState w14:val="2610" w14:font="MS Gothic"/>
             </w14:checkbox>
           </w:sdtPr>
-          <w:sdtEndPr/>
           <w:sdtContent>
             <w:tc>
               <w:tcPr>
@@ -7474,7 +8622,7 @@
           </w:tcPr>
           <w:p>
             <w:r>
-              <w:t>Executive Administration</w:t>
+              <w:t>Executive Management</w:t>
             </w:r>
           </w:p>
         </w:tc>
@@ -7499,7 +8647,6 @@
               <w14:uncheckedState w14:val="2610" w14:font="MS Gothic"/>
             </w14:checkbox>
           </w:sdtPr>
-          <w:sdtEndPr/>
           <w:sdtContent>
             <w:tc>
               <w:tcPr>
@@ -7530,7 +8677,6 @@
               <w14:uncheckedState w14:val="2610" w14:font="MS Gothic"/>
             </w14:checkbox>
           </w:sdtPr>
-          <w:sdtEndPr/>
           <w:sdtContent>
             <w:tc>
               <w:tcPr>
@@ -7565,6 +8711,7 @@
           </w:tcPr>
           <w:p>
             <w:r>
+              <w:lastRenderedPageBreak/>
               <w:t>Accounting &amp; Finance</w:t>
             </w:r>
           </w:p>
@@ -7590,7 +8737,6 @@
               <w14:uncheckedState w14:val="2610" w14:font="MS Gothic"/>
             </w14:checkbox>
           </w:sdtPr>
-          <w:sdtEndPr/>
           <w:sdtContent>
             <w:tc>
               <w:tcPr>
@@ -7621,7 +8767,6 @@
               <w14:uncheckedState w14:val="2610" w14:font="MS Gothic"/>
             </w14:checkbox>
           </w:sdtPr>
-          <w:sdtEndPr/>
           <w:sdtContent>
             <w:tc>
               <w:tcPr>
@@ -7681,7 +8826,6 @@
               <w14:uncheckedState w14:val="2610" w14:font="MS Gothic"/>
             </w14:checkbox>
           </w:sdtPr>
-          <w:sdtEndPr/>
           <w:sdtContent>
             <w:tc>
               <w:tcPr>
@@ -7712,7 +8856,6 @@
               <w14:uncheckedState w14:val="2610" w14:font="MS Gothic"/>
             </w14:checkbox>
           </w:sdtPr>
-          <w:sdtEndPr/>
           <w:sdtContent>
             <w:tc>
               <w:tcPr>
@@ -7765,7 +8908,7 @@
       </w:pPr>
       <w:r>
         <w:pict>
-          <v:rect id="_x0000_i1049" style="width:468pt;height:1pt" o:hralign="center" o:hrstd="t" o:hrnoshade="t" o:hr="t" fillcolor="#ffdaa3" stroked="f"/>
+          <v:rect id="_x0000_i1048" style="width:468pt;height:1pt" o:hralign="center" o:hrstd="t" o:hrnoshade="t" o:hr="t" fillcolor="#ffdaa3" stroked="f"/>
         </w:pict>
       </w:r>
     </w:p>
@@ -7784,7 +8927,6 @@
           <w:sz w:val="27"/>
           <w:szCs w:val="27"/>
         </w:rPr>
-        <w:lastRenderedPageBreak/>
         <w:t>Confirm Failover to Standby R</w:t>
       </w:r>
       <w:r>
@@ -8118,7 +9260,7 @@
       </w:pPr>
       <w:r>
         <w:pict>
-          <v:rect id="_x0000_i1050" style="width:468pt;height:1pt" o:hralign="center" o:hrstd="t" o:hrnoshade="t" o:hr="t" fillcolor="#ffdaa3" stroked="f"/>
+          <v:rect id="_x0000_i1049" style="width:468pt;height:1pt" o:hralign="center" o:hrstd="t" o:hrnoshade="t" o:hr="t" fillcolor="#ffdaa3" stroked="f"/>
         </w:pict>
       </w:r>
     </w:p>
@@ -8137,6 +9279,7 @@
           <w:sz w:val="28"/>
           <w:szCs w:val="28"/>
         </w:rPr>
+        <w:lastRenderedPageBreak/>
         <w:t>IPv</w:t>
       </w:r>
       <w:r>
@@ -8358,7 +9501,6 @@
           <w:rFonts w:ascii="Segoe UI Symbol" w:hAnsi="Segoe UI Symbol" w:cs="Segoe UI Symbol"/>
           <w:b/>
         </w:rPr>
-        <w:lastRenderedPageBreak/>
         <w:t>⚠</w:t>
       </w:r>
       <w:r>
@@ -8438,7 +9580,7 @@
       </w:pPr>
       <w:r>
         <w:pict>
-          <v:rect id="_x0000_i1051" style="width:468pt;height:2pt" o:hralign="center" o:hrstd="t" o:hrnoshade="t" o:hr="t" fillcolor="#974706 [1609]" stroked="f"/>
+          <v:rect id="_x0000_i1050" style="width:468pt;height:2pt" o:hralign="center" o:hrstd="t" o:hrnoshade="t" o:hr="t" fillcolor="#974706 [1609]" stroked="f"/>
         </w:pict>
       </w:r>
     </w:p>
@@ -8546,7 +9688,7 @@
       </w:pPr>
       <w:r>
         <w:pict>
-          <v:rect id="_x0000_i1052" style="width:468pt;height:2pt" o:hralign="center" o:hrstd="t" o:hrnoshade="t" o:hr="t" fillcolor="#974706 [1609]" stroked="f"/>
+          <v:rect id="_x0000_i1051" style="width:468pt;height:2pt" o:hralign="center" o:hrstd="t" o:hrnoshade="t" o:hr="t" fillcolor="#974706 [1609]" stroked="f"/>
         </w:pict>
       </w:r>
     </w:p>
@@ -8555,6 +9697,7 @@
         <w:pStyle w:val="Heading4"/>
       </w:pPr>
       <w:r>
+        <w:lastRenderedPageBreak/>
         <w:t>Step 6 – Verify First-Hop Redundancy Protocol Operation</w:t>
       </w:r>
     </w:p>
@@ -8708,7 +9851,6 @@
         <w:spacing w:before="100" w:beforeAutospacing="1" w:after="100" w:afterAutospacing="1" w:line="276" w:lineRule="auto"/>
       </w:pPr>
       <w:r>
-        <w:lastRenderedPageBreak/>
         <w:t xml:space="preserve">Active Virtual Gateway (AVG) </w:t>
       </w:r>
     </w:p>
@@ -8936,7 +10078,7 @@
       </w:pPr>
       <w:r>
         <w:pict>
-          <v:rect id="_x0000_i1053" style="width:468pt;height:1pt" o:hralign="center" o:hrstd="t" o:hrnoshade="t" o:hr="t" fillcolor="#ffdaa3" stroked="f"/>
+          <v:rect id="_x0000_i1052" style="width:468pt;height:1pt" o:hralign="center" o:hrstd="t" o:hrnoshade="t" o:hr="t" fillcolor="#ffdaa3" stroked="f"/>
         </w:pict>
       </w:r>
     </w:p>
@@ -9158,6 +10300,7 @@
                 <w:sz w:val="28"/>
                 <w:szCs w:val="28"/>
               </w:rPr>
+              <w:lastRenderedPageBreak/>
               <w:t>Device</w:t>
             </w:r>
           </w:p>
@@ -9272,7 +10415,7 @@
     <w:p>
       <w:r>
         <w:pict>
-          <v:rect id="_x0000_i1054" style="width:468pt;height:2pt" o:hralign="center" o:hrstd="t" o:hrnoshade="t" o:hr="t" fillcolor="#974706 [1609]" stroked="f"/>
+          <v:rect id="_x0000_i1053" style="width:468pt;height:2pt" o:hralign="center" o:hrstd="t" o:hrnoshade="t" o:hr="t" fillcolor="#974706 [1609]" stroked="f"/>
         </w:pict>
       </w:r>
     </w:p>
@@ -9331,7 +10474,6 @@
         <w:spacing w:before="100" w:beforeAutospacing="1" w:after="100" w:afterAutospacing="1" w:line="276" w:lineRule="auto"/>
       </w:pPr>
       <w:r>
-        <w:lastRenderedPageBreak/>
         <w:t xml:space="preserve">Neighbor Router ID </w:t>
       </w:r>
     </w:p>
@@ -9685,7 +10827,7 @@
       </w:pPr>
       <w:r>
         <w:pict>
-          <v:rect id="_x0000_i1055" style="width:468pt;height:1pt" o:hralign="center" o:hrstd="t" o:hrnoshade="t" o:hr="t" fillcolor="#ffdaa3" stroked="f"/>
+          <v:rect id="_x0000_i1054" style="width:468pt;height:1pt" o:hralign="center" o:hrstd="t" o:hrnoshade="t" o:hr="t" fillcolor="#ffdaa3" stroked="f"/>
         </w:pict>
       </w:r>
     </w:p>
@@ -9822,6 +10964,7 @@
                 <w:sz w:val="28"/>
                 <w:szCs w:val="28"/>
               </w:rPr>
+              <w:lastRenderedPageBreak/>
               <w:t>Device</w:t>
             </w:r>
           </w:p>
@@ -9953,7 +11096,7 @@
       </w:pPr>
       <w:r>
         <w:pict>
-          <v:rect id="_x0000_i1056" style="width:468pt;height:2pt" o:hralign="center" o:hrstd="t" o:hrnoshade="t" o:hr="t" fillcolor="#974706 [1609]" stroked="f"/>
+          <v:rect id="_x0000_i1055" style="width:468pt;height:2pt" o:hralign="center" o:hrstd="t" o:hrnoshade="t" o:hr="t" fillcolor="#974706 [1609]" stroked="f"/>
         </w:pict>
       </w:r>
     </w:p>
@@ -10043,7 +11186,6 @@
           <w:sz w:val="28"/>
           <w:szCs w:val="28"/>
         </w:rPr>
-        <w:lastRenderedPageBreak/>
         <w:t>show</w:t>
       </w:r>
       <w:proofErr w:type="gramEnd"/>
@@ -10330,6 +11472,7 @@
           <w:sz w:val="27"/>
           <w:szCs w:val="27"/>
         </w:rPr>
+        <w:lastRenderedPageBreak/>
         <w:t>TUC-R2</w:t>
       </w:r>
     </w:p>
@@ -10504,7 +11647,6 @@
                 <w:sz w:val="28"/>
                 <w:szCs w:val="28"/>
               </w:rPr>
-              <w:lastRenderedPageBreak/>
               <w:t>Device</w:t>
             </w:r>
           </w:p>
@@ -10652,7 +11794,7 @@
       </w:pPr>
       <w:r>
         <w:pict>
-          <v:rect id="_x0000_i1057" style="width:468pt;height:2pt" o:hralign="center" o:hrstd="t" o:hrnoshade="t" o:hr="t" fillcolor="#974706 [1609]" stroked="f"/>
+          <v:rect id="_x0000_i1056" style="width:468pt;height:2pt" o:hralign="center" o:hrstd="t" o:hrnoshade="t" o:hr="t" fillcolor="#974706 [1609]" stroked="f"/>
         </w:pict>
       </w:r>
     </w:p>
@@ -10712,7 +11854,6 @@
             <w14:uncheckedState w14:val="2610" w14:font="MS Gothic"/>
           </w14:checkbox>
         </w:sdtPr>
-        <w:sdtEndPr/>
         <w:sdtContent>
           <w:r>
             <w:rPr>
@@ -10780,6 +11921,7 @@
         <w:spacing w:before="100" w:beforeAutospacing="1" w:after="100" w:afterAutospacing="1"/>
       </w:pPr>
       <w:r>
+        <w:lastRenderedPageBreak/>
         <w:t xml:space="preserve">Add the HQ-R2 hardware information. </w:t>
       </w:r>
     </w:p>
@@ -10940,9 +12082,8 @@
         <w:rPr>
           <w:color w:val="4F6228" w:themeColor="accent3" w:themeShade="80"/>
         </w:rPr>
-        <w:lastRenderedPageBreak/>
         <w:pict>
-          <v:rect id="_x0000_i1058" style="width:468pt;height:2.5pt" o:hralign="center" o:hrstd="t" o:hrnoshade="t" o:hr="t" fillcolor="#4e6128 [1606]" stroked="f"/>
+          <v:rect id="_x0000_i1057" style="width:468pt;height:2.5pt" o:hralign="center" o:hrstd="t" o:hrnoshade="t" o:hr="t" fillcolor="#4e6128 [1606]" stroked="f"/>
         </w:pict>
       </w:r>
     </w:p>
@@ -10967,7 +12108,6 @@
             <w14:uncheckedState w14:val="2610" w14:font="MS Gothic"/>
           </w14:checkbox>
         </w:sdtPr>
-        <w:sdtEndPr/>
         <w:sdtContent>
           <w:r>
             <w:rPr>
@@ -10991,7 +12131,6 @@
             <w14:uncheckedState w14:val="2610" w14:font="MS Gothic"/>
           </w14:checkbox>
         </w:sdtPr>
-        <w:sdtEndPr/>
         <w:sdtContent>
           <w:r>
             <w:rPr>
@@ -11015,7 +12154,6 @@
             <w14:uncheckedState w14:val="2610" w14:font="MS Gothic"/>
           </w14:checkbox>
         </w:sdtPr>
-        <w:sdtEndPr/>
         <w:sdtContent>
           <w:r>
             <w:rPr>
@@ -11042,7 +12180,6 @@
             <w14:uncheckedState w14:val="2610" w14:font="MS Gothic"/>
           </w14:checkbox>
         </w:sdtPr>
-        <w:sdtEndPr/>
         <w:sdtContent>
           <w:r>
             <w:rPr>
@@ -11075,7 +12212,6 @@
             <w14:uncheckedState w14:val="2610" w14:font="MS Gothic"/>
           </w14:checkbox>
         </w:sdtPr>
-        <w:sdtEndPr/>
         <w:sdtContent>
           <w:r>
             <w:rPr>
@@ -11099,7 +12235,6 @@
             <w14:uncheckedState w14:val="2610" w14:font="MS Gothic"/>
           </w14:checkbox>
         </w:sdtPr>
-        <w:sdtEndPr/>
         <w:sdtContent>
           <w:r>
             <w:rPr>
@@ -11129,7 +12264,7 @@
           <w:color w:val="4F6228" w:themeColor="accent3" w:themeShade="80"/>
         </w:rPr>
         <w:pict>
-          <v:rect id="_x0000_i1059" style="width:468pt;height:2.5pt" o:hralign="center" o:hrstd="t" o:hrnoshade="t" o:hr="t" fillcolor="#4e6128 [1606]" stroked="f"/>
+          <v:rect id="_x0000_i1058" style="width:468pt;height:2.5pt" o:hralign="center" o:hrstd="t" o:hrnoshade="t" o:hr="t" fillcolor="#4e6128 [1606]" stroked="f"/>
         </w:pict>
       </w:r>
       <w:r>
@@ -11205,7 +12340,7 @@
         <w:color w:val="4F6228" w:themeColor="accent3" w:themeShade="80"/>
       </w:rPr>
       <w:pict>
-        <v:rect id="_x0000_i1060" style="width:468pt;height:2pt" o:hralign="center" o:hrstd="t" o:hrnoshade="t" o:hr="t" fillcolor="#c2d69b [1942]" stroked="f"/>
+        <v:rect id="_x0000_i1062" style="width:468pt;height:2pt" o:hralign="center" o:hrstd="t" o:hrnoshade="t" o:hr="t" fillcolor="#c2d69b [1942]" stroked="f"/>
       </w:pict>
     </w:r>
   </w:p>
@@ -12045,6 +13180,118 @@
     </w:lvl>
   </w:abstractNum>
   <w:abstractNum w:abstractNumId="10" w15:restartNumberingAfterBreak="0">
+    <w:nsid w:val="0F142682"/>
+    <w:multiLevelType w:val="hybridMultilevel"/>
+    <w:tmpl w:val="D7B26426"/>
+    <w:lvl w:ilvl="0" w:tplc="932C73E8">
+      <w:numFmt w:val="bullet"/>
+      <w:lvlText w:val=""/>
+      <w:lvlJc w:val="left"/>
+      <w:pPr>
+        <w:ind w:left="720" w:hanging="360"/>
+      </w:pPr>
+      <w:rPr>
+        <w:rFonts w:ascii="Symbol" w:eastAsia="Times New Roman" w:hAnsi="Symbol" w:cs="Times New Roman" w:hint="default"/>
+      </w:rPr>
+    </w:lvl>
+    <w:lvl w:ilvl="1" w:tplc="04090003">
+      <w:start w:val="1"/>
+      <w:numFmt w:val="bullet"/>
+      <w:lvlText w:val="o"/>
+      <w:lvlJc w:val="left"/>
+      <w:pPr>
+        <w:ind w:left="1080" w:hanging="360"/>
+      </w:pPr>
+      <w:rPr>
+        <w:rFonts w:ascii="Courier New" w:hAnsi="Courier New" w:cs="Courier New" w:hint="default"/>
+      </w:rPr>
+    </w:lvl>
+    <w:lvl w:ilvl="2" w:tplc="04090005" w:tentative="1">
+      <w:start w:val="1"/>
+      <w:numFmt w:val="bullet"/>
+      <w:lvlText w:val=""/>
+      <w:lvlJc w:val="left"/>
+      <w:pPr>
+        <w:ind w:left="1800" w:hanging="360"/>
+      </w:pPr>
+      <w:rPr>
+        <w:rFonts w:ascii="Wingdings" w:hAnsi="Wingdings" w:hint="default"/>
+      </w:rPr>
+    </w:lvl>
+    <w:lvl w:ilvl="3" w:tplc="04090001" w:tentative="1">
+      <w:start w:val="1"/>
+      <w:numFmt w:val="bullet"/>
+      <w:lvlText w:val=""/>
+      <w:lvlJc w:val="left"/>
+      <w:pPr>
+        <w:ind w:left="2520" w:hanging="360"/>
+      </w:pPr>
+      <w:rPr>
+        <w:rFonts w:ascii="Symbol" w:hAnsi="Symbol" w:hint="default"/>
+      </w:rPr>
+    </w:lvl>
+    <w:lvl w:ilvl="4" w:tplc="04090003" w:tentative="1">
+      <w:start w:val="1"/>
+      <w:numFmt w:val="bullet"/>
+      <w:lvlText w:val="o"/>
+      <w:lvlJc w:val="left"/>
+      <w:pPr>
+        <w:ind w:left="3240" w:hanging="360"/>
+      </w:pPr>
+      <w:rPr>
+        <w:rFonts w:ascii="Courier New" w:hAnsi="Courier New" w:cs="Courier New" w:hint="default"/>
+      </w:rPr>
+    </w:lvl>
+    <w:lvl w:ilvl="5" w:tplc="04090005" w:tentative="1">
+      <w:start w:val="1"/>
+      <w:numFmt w:val="bullet"/>
+      <w:lvlText w:val=""/>
+      <w:lvlJc w:val="left"/>
+      <w:pPr>
+        <w:ind w:left="3960" w:hanging="360"/>
+      </w:pPr>
+      <w:rPr>
+        <w:rFonts w:ascii="Wingdings" w:hAnsi="Wingdings" w:hint="default"/>
+      </w:rPr>
+    </w:lvl>
+    <w:lvl w:ilvl="6" w:tplc="04090001" w:tentative="1">
+      <w:start w:val="1"/>
+      <w:numFmt w:val="bullet"/>
+      <w:lvlText w:val=""/>
+      <w:lvlJc w:val="left"/>
+      <w:pPr>
+        <w:ind w:left="4680" w:hanging="360"/>
+      </w:pPr>
+      <w:rPr>
+        <w:rFonts w:ascii="Symbol" w:hAnsi="Symbol" w:hint="default"/>
+      </w:rPr>
+    </w:lvl>
+    <w:lvl w:ilvl="7" w:tplc="04090003" w:tentative="1">
+      <w:start w:val="1"/>
+      <w:numFmt w:val="bullet"/>
+      <w:lvlText w:val="o"/>
+      <w:lvlJc w:val="left"/>
+      <w:pPr>
+        <w:ind w:left="5400" w:hanging="360"/>
+      </w:pPr>
+      <w:rPr>
+        <w:rFonts w:ascii="Courier New" w:hAnsi="Courier New" w:cs="Courier New" w:hint="default"/>
+      </w:rPr>
+    </w:lvl>
+    <w:lvl w:ilvl="8" w:tplc="04090005" w:tentative="1">
+      <w:start w:val="1"/>
+      <w:numFmt w:val="bullet"/>
+      <w:lvlText w:val=""/>
+      <w:lvlJc w:val="left"/>
+      <w:pPr>
+        <w:ind w:left="6120" w:hanging="360"/>
+      </w:pPr>
+      <w:rPr>
+        <w:rFonts w:ascii="Wingdings" w:hAnsi="Wingdings" w:hint="default"/>
+      </w:rPr>
+    </w:lvl>
+  </w:abstractNum>
+  <w:abstractNum w:abstractNumId="11" w15:restartNumberingAfterBreak="0">
     <w:nsid w:val="15F87623"/>
     <w:multiLevelType w:val="multilevel"/>
     <w:tmpl w:val="B706DCAE"/>
@@ -12193,7 +13440,7 @@
       </w:rPr>
     </w:lvl>
   </w:abstractNum>
-  <w:abstractNum w:abstractNumId="11" w15:restartNumberingAfterBreak="0">
+  <w:abstractNum w:abstractNumId="12" w15:restartNumberingAfterBreak="0">
     <w:nsid w:val="16865448"/>
     <w:multiLevelType w:val="multilevel"/>
     <w:tmpl w:val="0EF8C50A"/>
@@ -12342,7 +13589,119 @@
       </w:rPr>
     </w:lvl>
   </w:abstractNum>
-  <w:abstractNum w:abstractNumId="12" w15:restartNumberingAfterBreak="0">
+  <w:abstractNum w:abstractNumId="13" w15:restartNumberingAfterBreak="0">
+    <w:nsid w:val="18FD67EE"/>
+    <w:multiLevelType w:val="hybridMultilevel"/>
+    <w:tmpl w:val="BF384DA4"/>
+    <w:lvl w:ilvl="0" w:tplc="932C73E8">
+      <w:numFmt w:val="bullet"/>
+      <w:lvlText w:val=""/>
+      <w:lvlJc w:val="left"/>
+      <w:pPr>
+        <w:ind w:left="1080" w:hanging="360"/>
+      </w:pPr>
+      <w:rPr>
+        <w:rFonts w:ascii="Symbol" w:eastAsia="Times New Roman" w:hAnsi="Symbol" w:cs="Times New Roman" w:hint="default"/>
+      </w:rPr>
+    </w:lvl>
+    <w:lvl w:ilvl="1" w:tplc="04090003" w:tentative="1">
+      <w:start w:val="1"/>
+      <w:numFmt w:val="bullet"/>
+      <w:lvlText w:val="o"/>
+      <w:lvlJc w:val="left"/>
+      <w:pPr>
+        <w:ind w:left="1440" w:hanging="360"/>
+      </w:pPr>
+      <w:rPr>
+        <w:rFonts w:ascii="Courier New" w:hAnsi="Courier New" w:cs="Courier New" w:hint="default"/>
+      </w:rPr>
+    </w:lvl>
+    <w:lvl w:ilvl="2" w:tplc="04090005" w:tentative="1">
+      <w:start w:val="1"/>
+      <w:numFmt w:val="bullet"/>
+      <w:lvlText w:val=""/>
+      <w:lvlJc w:val="left"/>
+      <w:pPr>
+        <w:ind w:left="2160" w:hanging="360"/>
+      </w:pPr>
+      <w:rPr>
+        <w:rFonts w:ascii="Wingdings" w:hAnsi="Wingdings" w:hint="default"/>
+      </w:rPr>
+    </w:lvl>
+    <w:lvl w:ilvl="3" w:tplc="04090001" w:tentative="1">
+      <w:start w:val="1"/>
+      <w:numFmt w:val="bullet"/>
+      <w:lvlText w:val=""/>
+      <w:lvlJc w:val="left"/>
+      <w:pPr>
+        <w:ind w:left="2880" w:hanging="360"/>
+      </w:pPr>
+      <w:rPr>
+        <w:rFonts w:ascii="Symbol" w:hAnsi="Symbol" w:hint="default"/>
+      </w:rPr>
+    </w:lvl>
+    <w:lvl w:ilvl="4" w:tplc="04090003" w:tentative="1">
+      <w:start w:val="1"/>
+      <w:numFmt w:val="bullet"/>
+      <w:lvlText w:val="o"/>
+      <w:lvlJc w:val="left"/>
+      <w:pPr>
+        <w:ind w:left="3600" w:hanging="360"/>
+      </w:pPr>
+      <w:rPr>
+        <w:rFonts w:ascii="Courier New" w:hAnsi="Courier New" w:cs="Courier New" w:hint="default"/>
+      </w:rPr>
+    </w:lvl>
+    <w:lvl w:ilvl="5" w:tplc="04090005" w:tentative="1">
+      <w:start w:val="1"/>
+      <w:numFmt w:val="bullet"/>
+      <w:lvlText w:val=""/>
+      <w:lvlJc w:val="left"/>
+      <w:pPr>
+        <w:ind w:left="4320" w:hanging="360"/>
+      </w:pPr>
+      <w:rPr>
+        <w:rFonts w:ascii="Wingdings" w:hAnsi="Wingdings" w:hint="default"/>
+      </w:rPr>
+    </w:lvl>
+    <w:lvl w:ilvl="6" w:tplc="04090001" w:tentative="1">
+      <w:start w:val="1"/>
+      <w:numFmt w:val="bullet"/>
+      <w:lvlText w:val=""/>
+      <w:lvlJc w:val="left"/>
+      <w:pPr>
+        <w:ind w:left="5040" w:hanging="360"/>
+      </w:pPr>
+      <w:rPr>
+        <w:rFonts w:ascii="Symbol" w:hAnsi="Symbol" w:hint="default"/>
+      </w:rPr>
+    </w:lvl>
+    <w:lvl w:ilvl="7" w:tplc="04090003" w:tentative="1">
+      <w:start w:val="1"/>
+      <w:numFmt w:val="bullet"/>
+      <w:lvlText w:val="o"/>
+      <w:lvlJc w:val="left"/>
+      <w:pPr>
+        <w:ind w:left="5760" w:hanging="360"/>
+      </w:pPr>
+      <w:rPr>
+        <w:rFonts w:ascii="Courier New" w:hAnsi="Courier New" w:cs="Courier New" w:hint="default"/>
+      </w:rPr>
+    </w:lvl>
+    <w:lvl w:ilvl="8" w:tplc="04090005" w:tentative="1">
+      <w:start w:val="1"/>
+      <w:numFmt w:val="bullet"/>
+      <w:lvlText w:val=""/>
+      <w:lvlJc w:val="left"/>
+      <w:pPr>
+        <w:ind w:left="6480" w:hanging="360"/>
+      </w:pPr>
+      <w:rPr>
+        <w:rFonts w:ascii="Wingdings" w:hAnsi="Wingdings" w:hint="default"/>
+      </w:rPr>
+    </w:lvl>
+  </w:abstractNum>
+  <w:abstractNum w:abstractNumId="14" w15:restartNumberingAfterBreak="0">
     <w:nsid w:val="1DA20755"/>
     <w:multiLevelType w:val="multilevel"/>
     <w:tmpl w:val="1436E2C0"/>
@@ -12491,7 +13850,7 @@
       </w:rPr>
     </w:lvl>
   </w:abstractNum>
-  <w:abstractNum w:abstractNumId="13" w15:restartNumberingAfterBreak="0">
+  <w:abstractNum w:abstractNumId="15" w15:restartNumberingAfterBreak="0">
     <w:nsid w:val="1FD57284"/>
     <w:multiLevelType w:val="multilevel"/>
     <w:tmpl w:val="DF3CBA76"/>
@@ -12640,7 +13999,268 @@
       </w:rPr>
     </w:lvl>
   </w:abstractNum>
-  <w:abstractNum w:abstractNumId="14" w15:restartNumberingAfterBreak="0">
+  <w:abstractNum w:abstractNumId="16" w15:restartNumberingAfterBreak="0">
+    <w:nsid w:val="23175D91"/>
+    <w:multiLevelType w:val="multilevel"/>
+    <w:tmpl w:val="ABFEE14A"/>
+    <w:lvl w:ilvl="0">
+      <w:start w:val="1"/>
+      <w:numFmt w:val="bullet"/>
+      <w:lvlText w:val=""/>
+      <w:lvlJc w:val="left"/>
+      <w:pPr>
+        <w:tabs>
+          <w:tab w:val="num" w:pos="720"/>
+        </w:tabs>
+        <w:ind w:left="720" w:hanging="360"/>
+      </w:pPr>
+      <w:rPr>
+        <w:rFonts w:ascii="Symbol" w:hAnsi="Symbol" w:hint="default"/>
+        <w:sz w:val="20"/>
+      </w:rPr>
+    </w:lvl>
+    <w:lvl w:ilvl="1">
+      <w:start w:val="1"/>
+      <w:numFmt w:val="bullet"/>
+      <w:lvlText w:val="o"/>
+      <w:lvlJc w:val="left"/>
+      <w:pPr>
+        <w:tabs>
+          <w:tab w:val="num" w:pos="1440"/>
+        </w:tabs>
+        <w:ind w:left="1440" w:hanging="360"/>
+      </w:pPr>
+      <w:rPr>
+        <w:rFonts w:ascii="Courier New" w:hAnsi="Courier New" w:hint="default"/>
+        <w:sz w:val="20"/>
+      </w:rPr>
+    </w:lvl>
+    <w:lvl w:ilvl="2" w:tentative="1">
+      <w:start w:val="1"/>
+      <w:numFmt w:val="bullet"/>
+      <w:lvlText w:val=""/>
+      <w:lvlJc w:val="left"/>
+      <w:pPr>
+        <w:tabs>
+          <w:tab w:val="num" w:pos="2160"/>
+        </w:tabs>
+        <w:ind w:left="2160" w:hanging="360"/>
+      </w:pPr>
+      <w:rPr>
+        <w:rFonts w:ascii="Wingdings" w:hAnsi="Wingdings" w:hint="default"/>
+        <w:sz w:val="20"/>
+      </w:rPr>
+    </w:lvl>
+    <w:lvl w:ilvl="3" w:tentative="1">
+      <w:start w:val="1"/>
+      <w:numFmt w:val="bullet"/>
+      <w:lvlText w:val=""/>
+      <w:lvlJc w:val="left"/>
+      <w:pPr>
+        <w:tabs>
+          <w:tab w:val="num" w:pos="2880"/>
+        </w:tabs>
+        <w:ind w:left="2880" w:hanging="360"/>
+      </w:pPr>
+      <w:rPr>
+        <w:rFonts w:ascii="Wingdings" w:hAnsi="Wingdings" w:hint="default"/>
+        <w:sz w:val="20"/>
+      </w:rPr>
+    </w:lvl>
+    <w:lvl w:ilvl="4" w:tentative="1">
+      <w:start w:val="1"/>
+      <w:numFmt w:val="bullet"/>
+      <w:lvlText w:val=""/>
+      <w:lvlJc w:val="left"/>
+      <w:pPr>
+        <w:tabs>
+          <w:tab w:val="num" w:pos="3600"/>
+        </w:tabs>
+        <w:ind w:left="3600" w:hanging="360"/>
+      </w:pPr>
+      <w:rPr>
+        <w:rFonts w:ascii="Wingdings" w:hAnsi="Wingdings" w:hint="default"/>
+        <w:sz w:val="20"/>
+      </w:rPr>
+    </w:lvl>
+    <w:lvl w:ilvl="5" w:tentative="1">
+      <w:start w:val="1"/>
+      <w:numFmt w:val="bullet"/>
+      <w:lvlText w:val=""/>
+      <w:lvlJc w:val="left"/>
+      <w:pPr>
+        <w:tabs>
+          <w:tab w:val="num" w:pos="4320"/>
+        </w:tabs>
+        <w:ind w:left="4320" w:hanging="360"/>
+      </w:pPr>
+      <w:rPr>
+        <w:rFonts w:ascii="Wingdings" w:hAnsi="Wingdings" w:hint="default"/>
+        <w:sz w:val="20"/>
+      </w:rPr>
+    </w:lvl>
+    <w:lvl w:ilvl="6" w:tentative="1">
+      <w:start w:val="1"/>
+      <w:numFmt w:val="bullet"/>
+      <w:lvlText w:val=""/>
+      <w:lvlJc w:val="left"/>
+      <w:pPr>
+        <w:tabs>
+          <w:tab w:val="num" w:pos="5040"/>
+        </w:tabs>
+        <w:ind w:left="5040" w:hanging="360"/>
+      </w:pPr>
+      <w:rPr>
+        <w:rFonts w:ascii="Wingdings" w:hAnsi="Wingdings" w:hint="default"/>
+        <w:sz w:val="20"/>
+      </w:rPr>
+    </w:lvl>
+    <w:lvl w:ilvl="7" w:tentative="1">
+      <w:start w:val="1"/>
+      <w:numFmt w:val="bullet"/>
+      <w:lvlText w:val=""/>
+      <w:lvlJc w:val="left"/>
+      <w:pPr>
+        <w:tabs>
+          <w:tab w:val="num" w:pos="5760"/>
+        </w:tabs>
+        <w:ind w:left="5760" w:hanging="360"/>
+      </w:pPr>
+      <w:rPr>
+        <w:rFonts w:ascii="Wingdings" w:hAnsi="Wingdings" w:hint="default"/>
+        <w:sz w:val="20"/>
+      </w:rPr>
+    </w:lvl>
+    <w:lvl w:ilvl="8" w:tentative="1">
+      <w:start w:val="1"/>
+      <w:numFmt w:val="bullet"/>
+      <w:lvlText w:val=""/>
+      <w:lvlJc w:val="left"/>
+      <w:pPr>
+        <w:tabs>
+          <w:tab w:val="num" w:pos="6480"/>
+        </w:tabs>
+        <w:ind w:left="6480" w:hanging="360"/>
+      </w:pPr>
+      <w:rPr>
+        <w:rFonts w:ascii="Wingdings" w:hAnsi="Wingdings" w:hint="default"/>
+        <w:sz w:val="20"/>
+      </w:rPr>
+    </w:lvl>
+  </w:abstractNum>
+  <w:abstractNum w:abstractNumId="17" w15:restartNumberingAfterBreak="0">
+    <w:nsid w:val="2F980B48"/>
+    <w:multiLevelType w:val="hybridMultilevel"/>
+    <w:tmpl w:val="FE6E515E"/>
+    <w:lvl w:ilvl="0" w:tplc="932C73E8">
+      <w:numFmt w:val="bullet"/>
+      <w:lvlText w:val=""/>
+      <w:lvlJc w:val="left"/>
+      <w:pPr>
+        <w:ind w:left="1800" w:hanging="360"/>
+      </w:pPr>
+      <w:rPr>
+        <w:rFonts w:ascii="Symbol" w:eastAsia="Times New Roman" w:hAnsi="Symbol" w:cs="Times New Roman" w:hint="default"/>
+      </w:rPr>
+    </w:lvl>
+    <w:lvl w:ilvl="1" w:tplc="04090003" w:tentative="1">
+      <w:start w:val="1"/>
+      <w:numFmt w:val="bullet"/>
+      <w:lvlText w:val="o"/>
+      <w:lvlJc w:val="left"/>
+      <w:pPr>
+        <w:ind w:left="2160" w:hanging="360"/>
+      </w:pPr>
+      <w:rPr>
+        <w:rFonts w:ascii="Courier New" w:hAnsi="Courier New" w:cs="Courier New" w:hint="default"/>
+      </w:rPr>
+    </w:lvl>
+    <w:lvl w:ilvl="2" w:tplc="04090005" w:tentative="1">
+      <w:start w:val="1"/>
+      <w:numFmt w:val="bullet"/>
+      <w:lvlText w:val=""/>
+      <w:lvlJc w:val="left"/>
+      <w:pPr>
+        <w:ind w:left="2880" w:hanging="360"/>
+      </w:pPr>
+      <w:rPr>
+        <w:rFonts w:ascii="Wingdings" w:hAnsi="Wingdings" w:hint="default"/>
+      </w:rPr>
+    </w:lvl>
+    <w:lvl w:ilvl="3" w:tplc="04090001" w:tentative="1">
+      <w:start w:val="1"/>
+      <w:numFmt w:val="bullet"/>
+      <w:lvlText w:val=""/>
+      <w:lvlJc w:val="left"/>
+      <w:pPr>
+        <w:ind w:left="3600" w:hanging="360"/>
+      </w:pPr>
+      <w:rPr>
+        <w:rFonts w:ascii="Symbol" w:hAnsi="Symbol" w:hint="default"/>
+      </w:rPr>
+    </w:lvl>
+    <w:lvl w:ilvl="4" w:tplc="04090003" w:tentative="1">
+      <w:start w:val="1"/>
+      <w:numFmt w:val="bullet"/>
+      <w:lvlText w:val="o"/>
+      <w:lvlJc w:val="left"/>
+      <w:pPr>
+        <w:ind w:left="4320" w:hanging="360"/>
+      </w:pPr>
+      <w:rPr>
+        <w:rFonts w:ascii="Courier New" w:hAnsi="Courier New" w:cs="Courier New" w:hint="default"/>
+      </w:rPr>
+    </w:lvl>
+    <w:lvl w:ilvl="5" w:tplc="04090005" w:tentative="1">
+      <w:start w:val="1"/>
+      <w:numFmt w:val="bullet"/>
+      <w:lvlText w:val=""/>
+      <w:lvlJc w:val="left"/>
+      <w:pPr>
+        <w:ind w:left="5040" w:hanging="360"/>
+      </w:pPr>
+      <w:rPr>
+        <w:rFonts w:ascii="Wingdings" w:hAnsi="Wingdings" w:hint="default"/>
+      </w:rPr>
+    </w:lvl>
+    <w:lvl w:ilvl="6" w:tplc="04090001" w:tentative="1">
+      <w:start w:val="1"/>
+      <w:numFmt w:val="bullet"/>
+      <w:lvlText w:val=""/>
+      <w:lvlJc w:val="left"/>
+      <w:pPr>
+        <w:ind w:left="5760" w:hanging="360"/>
+      </w:pPr>
+      <w:rPr>
+        <w:rFonts w:ascii="Symbol" w:hAnsi="Symbol" w:hint="default"/>
+      </w:rPr>
+    </w:lvl>
+    <w:lvl w:ilvl="7" w:tplc="04090003" w:tentative="1">
+      <w:start w:val="1"/>
+      <w:numFmt w:val="bullet"/>
+      <w:lvlText w:val="o"/>
+      <w:lvlJc w:val="left"/>
+      <w:pPr>
+        <w:ind w:left="6480" w:hanging="360"/>
+      </w:pPr>
+      <w:rPr>
+        <w:rFonts w:ascii="Courier New" w:hAnsi="Courier New" w:cs="Courier New" w:hint="default"/>
+      </w:rPr>
+    </w:lvl>
+    <w:lvl w:ilvl="8" w:tplc="04090005" w:tentative="1">
+      <w:start w:val="1"/>
+      <w:numFmt w:val="bullet"/>
+      <w:lvlText w:val=""/>
+      <w:lvlJc w:val="left"/>
+      <w:pPr>
+        <w:ind w:left="7200" w:hanging="360"/>
+      </w:pPr>
+      <w:rPr>
+        <w:rFonts w:ascii="Wingdings" w:hAnsi="Wingdings" w:hint="default"/>
+      </w:rPr>
+    </w:lvl>
+  </w:abstractNum>
+  <w:abstractNum w:abstractNumId="18" w15:restartNumberingAfterBreak="0">
     <w:nsid w:val="326C1A3F"/>
     <w:multiLevelType w:val="multilevel"/>
     <w:tmpl w:val="489E34DA"/>
@@ -12789,7 +14409,232 @@
       </w:rPr>
     </w:lvl>
   </w:abstractNum>
-  <w:abstractNum w:abstractNumId="15" w15:restartNumberingAfterBreak="0">
+  <w:abstractNum w:abstractNumId="19" w15:restartNumberingAfterBreak="0">
+    <w:nsid w:val="37991D14"/>
+    <w:multiLevelType w:val="hybridMultilevel"/>
+    <w:tmpl w:val="7FFA3E56"/>
+    <w:lvl w:ilvl="0" w:tplc="04090001">
+      <w:start w:val="1"/>
+      <w:numFmt w:val="bullet"/>
+      <w:lvlText w:val=""/>
+      <w:lvlJc w:val="left"/>
+      <w:pPr>
+        <w:ind w:left="720" w:hanging="360"/>
+      </w:pPr>
+      <w:rPr>
+        <w:rFonts w:ascii="Symbol" w:hAnsi="Symbol" w:hint="default"/>
+      </w:rPr>
+    </w:lvl>
+    <w:lvl w:ilvl="1" w:tplc="04090003" w:tentative="1">
+      <w:start w:val="1"/>
+      <w:numFmt w:val="bullet"/>
+      <w:lvlText w:val="o"/>
+      <w:lvlJc w:val="left"/>
+      <w:pPr>
+        <w:ind w:left="1440" w:hanging="360"/>
+      </w:pPr>
+      <w:rPr>
+        <w:rFonts w:ascii="Courier New" w:hAnsi="Courier New" w:cs="Courier New" w:hint="default"/>
+      </w:rPr>
+    </w:lvl>
+    <w:lvl w:ilvl="2" w:tplc="04090005" w:tentative="1">
+      <w:start w:val="1"/>
+      <w:numFmt w:val="bullet"/>
+      <w:lvlText w:val=""/>
+      <w:lvlJc w:val="left"/>
+      <w:pPr>
+        <w:ind w:left="2160" w:hanging="360"/>
+      </w:pPr>
+      <w:rPr>
+        <w:rFonts w:ascii="Wingdings" w:hAnsi="Wingdings" w:hint="default"/>
+      </w:rPr>
+    </w:lvl>
+    <w:lvl w:ilvl="3" w:tplc="04090001" w:tentative="1">
+      <w:start w:val="1"/>
+      <w:numFmt w:val="bullet"/>
+      <w:lvlText w:val=""/>
+      <w:lvlJc w:val="left"/>
+      <w:pPr>
+        <w:ind w:left="2880" w:hanging="360"/>
+      </w:pPr>
+      <w:rPr>
+        <w:rFonts w:ascii="Symbol" w:hAnsi="Symbol" w:hint="default"/>
+      </w:rPr>
+    </w:lvl>
+    <w:lvl w:ilvl="4" w:tplc="04090003" w:tentative="1">
+      <w:start w:val="1"/>
+      <w:numFmt w:val="bullet"/>
+      <w:lvlText w:val="o"/>
+      <w:lvlJc w:val="left"/>
+      <w:pPr>
+        <w:ind w:left="3600" w:hanging="360"/>
+      </w:pPr>
+      <w:rPr>
+        <w:rFonts w:ascii="Courier New" w:hAnsi="Courier New" w:cs="Courier New" w:hint="default"/>
+      </w:rPr>
+    </w:lvl>
+    <w:lvl w:ilvl="5" w:tplc="04090005" w:tentative="1">
+      <w:start w:val="1"/>
+      <w:numFmt w:val="bullet"/>
+      <w:lvlText w:val=""/>
+      <w:lvlJc w:val="left"/>
+      <w:pPr>
+        <w:ind w:left="4320" w:hanging="360"/>
+      </w:pPr>
+      <w:rPr>
+        <w:rFonts w:ascii="Wingdings" w:hAnsi="Wingdings" w:hint="default"/>
+      </w:rPr>
+    </w:lvl>
+    <w:lvl w:ilvl="6" w:tplc="04090001" w:tentative="1">
+      <w:start w:val="1"/>
+      <w:numFmt w:val="bullet"/>
+      <w:lvlText w:val=""/>
+      <w:lvlJc w:val="left"/>
+      <w:pPr>
+        <w:ind w:left="5040" w:hanging="360"/>
+      </w:pPr>
+      <w:rPr>
+        <w:rFonts w:ascii="Symbol" w:hAnsi="Symbol" w:hint="default"/>
+      </w:rPr>
+    </w:lvl>
+    <w:lvl w:ilvl="7" w:tplc="04090003" w:tentative="1">
+      <w:start w:val="1"/>
+      <w:numFmt w:val="bullet"/>
+      <w:lvlText w:val="o"/>
+      <w:lvlJc w:val="left"/>
+      <w:pPr>
+        <w:ind w:left="5760" w:hanging="360"/>
+      </w:pPr>
+      <w:rPr>
+        <w:rFonts w:ascii="Courier New" w:hAnsi="Courier New" w:cs="Courier New" w:hint="default"/>
+      </w:rPr>
+    </w:lvl>
+    <w:lvl w:ilvl="8" w:tplc="04090005" w:tentative="1">
+      <w:start w:val="1"/>
+      <w:numFmt w:val="bullet"/>
+      <w:lvlText w:val=""/>
+      <w:lvlJc w:val="left"/>
+      <w:pPr>
+        <w:ind w:left="6480" w:hanging="360"/>
+      </w:pPr>
+      <w:rPr>
+        <w:rFonts w:ascii="Wingdings" w:hAnsi="Wingdings" w:hint="default"/>
+      </w:rPr>
+    </w:lvl>
+  </w:abstractNum>
+  <w:abstractNum w:abstractNumId="20" w15:restartNumberingAfterBreak="0">
+    <w:nsid w:val="3DAB0D97"/>
+    <w:multiLevelType w:val="hybridMultilevel"/>
+    <w:tmpl w:val="C1BA991E"/>
+    <w:lvl w:ilvl="0" w:tplc="932C73E8">
+      <w:numFmt w:val="bullet"/>
+      <w:lvlText w:val=""/>
+      <w:lvlJc w:val="left"/>
+      <w:pPr>
+        <w:ind w:left="1080" w:hanging="360"/>
+      </w:pPr>
+      <w:rPr>
+        <w:rFonts w:ascii="Symbol" w:eastAsia="Times New Roman" w:hAnsi="Symbol" w:cs="Times New Roman" w:hint="default"/>
+      </w:rPr>
+    </w:lvl>
+    <w:lvl w:ilvl="1" w:tplc="04090003" w:tentative="1">
+      <w:start w:val="1"/>
+      <w:numFmt w:val="bullet"/>
+      <w:lvlText w:val="o"/>
+      <w:lvlJc w:val="left"/>
+      <w:pPr>
+        <w:ind w:left="1800" w:hanging="360"/>
+      </w:pPr>
+      <w:rPr>
+        <w:rFonts w:ascii="Courier New" w:hAnsi="Courier New" w:cs="Courier New" w:hint="default"/>
+      </w:rPr>
+    </w:lvl>
+    <w:lvl w:ilvl="2" w:tplc="04090005" w:tentative="1">
+      <w:start w:val="1"/>
+      <w:numFmt w:val="bullet"/>
+      <w:lvlText w:val=""/>
+      <w:lvlJc w:val="left"/>
+      <w:pPr>
+        <w:ind w:left="2520" w:hanging="360"/>
+      </w:pPr>
+      <w:rPr>
+        <w:rFonts w:ascii="Wingdings" w:hAnsi="Wingdings" w:hint="default"/>
+      </w:rPr>
+    </w:lvl>
+    <w:lvl w:ilvl="3" w:tplc="04090001" w:tentative="1">
+      <w:start w:val="1"/>
+      <w:numFmt w:val="bullet"/>
+      <w:lvlText w:val=""/>
+      <w:lvlJc w:val="left"/>
+      <w:pPr>
+        <w:ind w:left="3240" w:hanging="360"/>
+      </w:pPr>
+      <w:rPr>
+        <w:rFonts w:ascii="Symbol" w:hAnsi="Symbol" w:hint="default"/>
+      </w:rPr>
+    </w:lvl>
+    <w:lvl w:ilvl="4" w:tplc="04090003" w:tentative="1">
+      <w:start w:val="1"/>
+      <w:numFmt w:val="bullet"/>
+      <w:lvlText w:val="o"/>
+      <w:lvlJc w:val="left"/>
+      <w:pPr>
+        <w:ind w:left="3960" w:hanging="360"/>
+      </w:pPr>
+      <w:rPr>
+        <w:rFonts w:ascii="Courier New" w:hAnsi="Courier New" w:cs="Courier New" w:hint="default"/>
+      </w:rPr>
+    </w:lvl>
+    <w:lvl w:ilvl="5" w:tplc="04090005" w:tentative="1">
+      <w:start w:val="1"/>
+      <w:numFmt w:val="bullet"/>
+      <w:lvlText w:val=""/>
+      <w:lvlJc w:val="left"/>
+      <w:pPr>
+        <w:ind w:left="4680" w:hanging="360"/>
+      </w:pPr>
+      <w:rPr>
+        <w:rFonts w:ascii="Wingdings" w:hAnsi="Wingdings" w:hint="default"/>
+      </w:rPr>
+    </w:lvl>
+    <w:lvl w:ilvl="6" w:tplc="04090001" w:tentative="1">
+      <w:start w:val="1"/>
+      <w:numFmt w:val="bullet"/>
+      <w:lvlText w:val=""/>
+      <w:lvlJc w:val="left"/>
+      <w:pPr>
+        <w:ind w:left="5400" w:hanging="360"/>
+      </w:pPr>
+      <w:rPr>
+        <w:rFonts w:ascii="Symbol" w:hAnsi="Symbol" w:hint="default"/>
+      </w:rPr>
+    </w:lvl>
+    <w:lvl w:ilvl="7" w:tplc="04090003" w:tentative="1">
+      <w:start w:val="1"/>
+      <w:numFmt w:val="bullet"/>
+      <w:lvlText w:val="o"/>
+      <w:lvlJc w:val="left"/>
+      <w:pPr>
+        <w:ind w:left="6120" w:hanging="360"/>
+      </w:pPr>
+      <w:rPr>
+        <w:rFonts w:ascii="Courier New" w:hAnsi="Courier New" w:cs="Courier New" w:hint="default"/>
+      </w:rPr>
+    </w:lvl>
+    <w:lvl w:ilvl="8" w:tplc="04090005" w:tentative="1">
+      <w:start w:val="1"/>
+      <w:numFmt w:val="bullet"/>
+      <w:lvlText w:val=""/>
+      <w:lvlJc w:val="left"/>
+      <w:pPr>
+        <w:ind w:left="6840" w:hanging="360"/>
+      </w:pPr>
+      <w:rPr>
+        <w:rFonts w:ascii="Wingdings" w:hAnsi="Wingdings" w:hint="default"/>
+      </w:rPr>
+    </w:lvl>
+  </w:abstractNum>
+  <w:abstractNum w:abstractNumId="21" w15:restartNumberingAfterBreak="0">
     <w:nsid w:val="4777598F"/>
     <w:multiLevelType w:val="multilevel"/>
     <w:tmpl w:val="F59AA186"/>
@@ -12938,7 +14783,7 @@
       </w:rPr>
     </w:lvl>
   </w:abstractNum>
-  <w:abstractNum w:abstractNumId="16" w15:restartNumberingAfterBreak="0">
+  <w:abstractNum w:abstractNumId="22" w15:restartNumberingAfterBreak="0">
     <w:nsid w:val="4AA308E5"/>
     <w:multiLevelType w:val="multilevel"/>
     <w:tmpl w:val="CEBA4984"/>
@@ -13087,7 +14932,7 @@
       </w:rPr>
     </w:lvl>
   </w:abstractNum>
-  <w:abstractNum w:abstractNumId="17" w15:restartNumberingAfterBreak="0">
+  <w:abstractNum w:abstractNumId="23" w15:restartNumberingAfterBreak="0">
     <w:nsid w:val="510731F2"/>
     <w:multiLevelType w:val="multilevel"/>
     <w:tmpl w:val="B7DA9BAC"/>
@@ -13236,7 +15081,7 @@
       </w:rPr>
     </w:lvl>
   </w:abstractNum>
-  <w:abstractNum w:abstractNumId="18" w15:restartNumberingAfterBreak="0">
+  <w:abstractNum w:abstractNumId="24" w15:restartNumberingAfterBreak="0">
     <w:nsid w:val="539D756E"/>
     <w:multiLevelType w:val="multilevel"/>
     <w:tmpl w:val="33C09294"/>
@@ -13385,7 +15230,380 @@
       </w:rPr>
     </w:lvl>
   </w:abstractNum>
-  <w:abstractNum w:abstractNumId="19" w15:restartNumberingAfterBreak="0">
+  <w:abstractNum w:abstractNumId="25" w15:restartNumberingAfterBreak="0">
+    <w:nsid w:val="54DF3F35"/>
+    <w:multiLevelType w:val="hybridMultilevel"/>
+    <w:tmpl w:val="35CE7B26"/>
+    <w:lvl w:ilvl="0" w:tplc="932C73E8">
+      <w:numFmt w:val="bullet"/>
+      <w:lvlText w:val=""/>
+      <w:lvlJc w:val="left"/>
+      <w:pPr>
+        <w:ind w:left="1080" w:hanging="360"/>
+      </w:pPr>
+      <w:rPr>
+        <w:rFonts w:ascii="Symbol" w:eastAsia="Times New Roman" w:hAnsi="Symbol" w:cs="Times New Roman" w:hint="default"/>
+      </w:rPr>
+    </w:lvl>
+    <w:lvl w:ilvl="1" w:tplc="04090003" w:tentative="1">
+      <w:start w:val="1"/>
+      <w:numFmt w:val="bullet"/>
+      <w:lvlText w:val="o"/>
+      <w:lvlJc w:val="left"/>
+      <w:pPr>
+        <w:ind w:left="1440" w:hanging="360"/>
+      </w:pPr>
+      <w:rPr>
+        <w:rFonts w:ascii="Courier New" w:hAnsi="Courier New" w:cs="Courier New" w:hint="default"/>
+      </w:rPr>
+    </w:lvl>
+    <w:lvl w:ilvl="2" w:tplc="04090005" w:tentative="1">
+      <w:start w:val="1"/>
+      <w:numFmt w:val="bullet"/>
+      <w:lvlText w:val=""/>
+      <w:lvlJc w:val="left"/>
+      <w:pPr>
+        <w:ind w:left="2160" w:hanging="360"/>
+      </w:pPr>
+      <w:rPr>
+        <w:rFonts w:ascii="Wingdings" w:hAnsi="Wingdings" w:hint="default"/>
+      </w:rPr>
+    </w:lvl>
+    <w:lvl w:ilvl="3" w:tplc="04090001" w:tentative="1">
+      <w:start w:val="1"/>
+      <w:numFmt w:val="bullet"/>
+      <w:lvlText w:val=""/>
+      <w:lvlJc w:val="left"/>
+      <w:pPr>
+        <w:ind w:left="2880" w:hanging="360"/>
+      </w:pPr>
+      <w:rPr>
+        <w:rFonts w:ascii="Symbol" w:hAnsi="Symbol" w:hint="default"/>
+      </w:rPr>
+    </w:lvl>
+    <w:lvl w:ilvl="4" w:tplc="04090003" w:tentative="1">
+      <w:start w:val="1"/>
+      <w:numFmt w:val="bullet"/>
+      <w:lvlText w:val="o"/>
+      <w:lvlJc w:val="left"/>
+      <w:pPr>
+        <w:ind w:left="3600" w:hanging="360"/>
+      </w:pPr>
+      <w:rPr>
+        <w:rFonts w:ascii="Courier New" w:hAnsi="Courier New" w:cs="Courier New" w:hint="default"/>
+      </w:rPr>
+    </w:lvl>
+    <w:lvl w:ilvl="5" w:tplc="04090005" w:tentative="1">
+      <w:start w:val="1"/>
+      <w:numFmt w:val="bullet"/>
+      <w:lvlText w:val=""/>
+      <w:lvlJc w:val="left"/>
+      <w:pPr>
+        <w:ind w:left="4320" w:hanging="360"/>
+      </w:pPr>
+      <w:rPr>
+        <w:rFonts w:ascii="Wingdings" w:hAnsi="Wingdings" w:hint="default"/>
+      </w:rPr>
+    </w:lvl>
+    <w:lvl w:ilvl="6" w:tplc="04090001" w:tentative="1">
+      <w:start w:val="1"/>
+      <w:numFmt w:val="bullet"/>
+      <w:lvlText w:val=""/>
+      <w:lvlJc w:val="left"/>
+      <w:pPr>
+        <w:ind w:left="5040" w:hanging="360"/>
+      </w:pPr>
+      <w:rPr>
+        <w:rFonts w:ascii="Symbol" w:hAnsi="Symbol" w:hint="default"/>
+      </w:rPr>
+    </w:lvl>
+    <w:lvl w:ilvl="7" w:tplc="04090003" w:tentative="1">
+      <w:start w:val="1"/>
+      <w:numFmt w:val="bullet"/>
+      <w:lvlText w:val="o"/>
+      <w:lvlJc w:val="left"/>
+      <w:pPr>
+        <w:ind w:left="5760" w:hanging="360"/>
+      </w:pPr>
+      <w:rPr>
+        <w:rFonts w:ascii="Courier New" w:hAnsi="Courier New" w:cs="Courier New" w:hint="default"/>
+      </w:rPr>
+    </w:lvl>
+    <w:lvl w:ilvl="8" w:tplc="04090005" w:tentative="1">
+      <w:start w:val="1"/>
+      <w:numFmt w:val="bullet"/>
+      <w:lvlText w:val=""/>
+      <w:lvlJc w:val="left"/>
+      <w:pPr>
+        <w:ind w:left="6480" w:hanging="360"/>
+      </w:pPr>
+      <w:rPr>
+        <w:rFonts w:ascii="Wingdings" w:hAnsi="Wingdings" w:hint="default"/>
+      </w:rPr>
+    </w:lvl>
+  </w:abstractNum>
+  <w:abstractNum w:abstractNumId="26" w15:restartNumberingAfterBreak="0">
+    <w:nsid w:val="5A1C1DFC"/>
+    <w:multiLevelType w:val="multilevel"/>
+    <w:tmpl w:val="ECBC99EC"/>
+    <w:lvl w:ilvl="0">
+      <w:start w:val="1"/>
+      <w:numFmt w:val="bullet"/>
+      <w:lvlText w:val=""/>
+      <w:lvlJc w:val="left"/>
+      <w:pPr>
+        <w:tabs>
+          <w:tab w:val="num" w:pos="720"/>
+        </w:tabs>
+        <w:ind w:left="720" w:hanging="360"/>
+      </w:pPr>
+      <w:rPr>
+        <w:rFonts w:ascii="Symbol" w:hAnsi="Symbol" w:hint="default"/>
+        <w:sz w:val="20"/>
+      </w:rPr>
+    </w:lvl>
+    <w:lvl w:ilvl="1" w:tentative="1">
+      <w:start w:val="1"/>
+      <w:numFmt w:val="bullet"/>
+      <w:lvlText w:val="o"/>
+      <w:lvlJc w:val="left"/>
+      <w:pPr>
+        <w:tabs>
+          <w:tab w:val="num" w:pos="1440"/>
+        </w:tabs>
+        <w:ind w:left="1440" w:hanging="360"/>
+      </w:pPr>
+      <w:rPr>
+        <w:rFonts w:ascii="Courier New" w:hAnsi="Courier New" w:hint="default"/>
+        <w:sz w:val="20"/>
+      </w:rPr>
+    </w:lvl>
+    <w:lvl w:ilvl="2" w:tentative="1">
+      <w:start w:val="1"/>
+      <w:numFmt w:val="bullet"/>
+      <w:lvlText w:val=""/>
+      <w:lvlJc w:val="left"/>
+      <w:pPr>
+        <w:tabs>
+          <w:tab w:val="num" w:pos="2160"/>
+        </w:tabs>
+        <w:ind w:left="2160" w:hanging="360"/>
+      </w:pPr>
+      <w:rPr>
+        <w:rFonts w:ascii="Wingdings" w:hAnsi="Wingdings" w:hint="default"/>
+        <w:sz w:val="20"/>
+      </w:rPr>
+    </w:lvl>
+    <w:lvl w:ilvl="3" w:tentative="1">
+      <w:start w:val="1"/>
+      <w:numFmt w:val="bullet"/>
+      <w:lvlText w:val=""/>
+      <w:lvlJc w:val="left"/>
+      <w:pPr>
+        <w:tabs>
+          <w:tab w:val="num" w:pos="2880"/>
+        </w:tabs>
+        <w:ind w:left="2880" w:hanging="360"/>
+      </w:pPr>
+      <w:rPr>
+        <w:rFonts w:ascii="Wingdings" w:hAnsi="Wingdings" w:hint="default"/>
+        <w:sz w:val="20"/>
+      </w:rPr>
+    </w:lvl>
+    <w:lvl w:ilvl="4" w:tentative="1">
+      <w:start w:val="1"/>
+      <w:numFmt w:val="bullet"/>
+      <w:lvlText w:val=""/>
+      <w:lvlJc w:val="left"/>
+      <w:pPr>
+        <w:tabs>
+          <w:tab w:val="num" w:pos="3600"/>
+        </w:tabs>
+        <w:ind w:left="3600" w:hanging="360"/>
+      </w:pPr>
+      <w:rPr>
+        <w:rFonts w:ascii="Wingdings" w:hAnsi="Wingdings" w:hint="default"/>
+        <w:sz w:val="20"/>
+      </w:rPr>
+    </w:lvl>
+    <w:lvl w:ilvl="5" w:tentative="1">
+      <w:start w:val="1"/>
+      <w:numFmt w:val="bullet"/>
+      <w:lvlText w:val=""/>
+      <w:lvlJc w:val="left"/>
+      <w:pPr>
+        <w:tabs>
+          <w:tab w:val="num" w:pos="4320"/>
+        </w:tabs>
+        <w:ind w:left="4320" w:hanging="360"/>
+      </w:pPr>
+      <w:rPr>
+        <w:rFonts w:ascii="Wingdings" w:hAnsi="Wingdings" w:hint="default"/>
+        <w:sz w:val="20"/>
+      </w:rPr>
+    </w:lvl>
+    <w:lvl w:ilvl="6" w:tentative="1">
+      <w:start w:val="1"/>
+      <w:numFmt w:val="bullet"/>
+      <w:lvlText w:val=""/>
+      <w:lvlJc w:val="left"/>
+      <w:pPr>
+        <w:tabs>
+          <w:tab w:val="num" w:pos="5040"/>
+        </w:tabs>
+        <w:ind w:left="5040" w:hanging="360"/>
+      </w:pPr>
+      <w:rPr>
+        <w:rFonts w:ascii="Wingdings" w:hAnsi="Wingdings" w:hint="default"/>
+        <w:sz w:val="20"/>
+      </w:rPr>
+    </w:lvl>
+    <w:lvl w:ilvl="7" w:tentative="1">
+      <w:start w:val="1"/>
+      <w:numFmt w:val="bullet"/>
+      <w:lvlText w:val=""/>
+      <w:lvlJc w:val="left"/>
+      <w:pPr>
+        <w:tabs>
+          <w:tab w:val="num" w:pos="5760"/>
+        </w:tabs>
+        <w:ind w:left="5760" w:hanging="360"/>
+      </w:pPr>
+      <w:rPr>
+        <w:rFonts w:ascii="Wingdings" w:hAnsi="Wingdings" w:hint="default"/>
+        <w:sz w:val="20"/>
+      </w:rPr>
+    </w:lvl>
+    <w:lvl w:ilvl="8" w:tentative="1">
+      <w:start w:val="1"/>
+      <w:numFmt w:val="bullet"/>
+      <w:lvlText w:val=""/>
+      <w:lvlJc w:val="left"/>
+      <w:pPr>
+        <w:tabs>
+          <w:tab w:val="num" w:pos="6480"/>
+        </w:tabs>
+        <w:ind w:left="6480" w:hanging="360"/>
+      </w:pPr>
+      <w:rPr>
+        <w:rFonts w:ascii="Wingdings" w:hAnsi="Wingdings" w:hint="default"/>
+        <w:sz w:val="20"/>
+      </w:rPr>
+    </w:lvl>
+  </w:abstractNum>
+  <w:abstractNum w:abstractNumId="27" w15:restartNumberingAfterBreak="0">
+    <w:nsid w:val="5B2273F3"/>
+    <w:multiLevelType w:val="hybridMultilevel"/>
+    <w:tmpl w:val="E208F14A"/>
+    <w:lvl w:ilvl="0" w:tplc="932C73E8">
+      <w:numFmt w:val="bullet"/>
+      <w:lvlText w:val=""/>
+      <w:lvlJc w:val="left"/>
+      <w:pPr>
+        <w:ind w:left="1800" w:hanging="360"/>
+      </w:pPr>
+      <w:rPr>
+        <w:rFonts w:ascii="Symbol" w:eastAsia="Times New Roman" w:hAnsi="Symbol" w:cs="Times New Roman" w:hint="default"/>
+      </w:rPr>
+    </w:lvl>
+    <w:lvl w:ilvl="1" w:tplc="04090003" w:tentative="1">
+      <w:start w:val="1"/>
+      <w:numFmt w:val="bullet"/>
+      <w:lvlText w:val="o"/>
+      <w:lvlJc w:val="left"/>
+      <w:pPr>
+        <w:ind w:left="2160" w:hanging="360"/>
+      </w:pPr>
+      <w:rPr>
+        <w:rFonts w:ascii="Courier New" w:hAnsi="Courier New" w:cs="Courier New" w:hint="default"/>
+      </w:rPr>
+    </w:lvl>
+    <w:lvl w:ilvl="2" w:tplc="04090005" w:tentative="1">
+      <w:start w:val="1"/>
+      <w:numFmt w:val="bullet"/>
+      <w:lvlText w:val=""/>
+      <w:lvlJc w:val="left"/>
+      <w:pPr>
+        <w:ind w:left="2880" w:hanging="360"/>
+      </w:pPr>
+      <w:rPr>
+        <w:rFonts w:ascii="Wingdings" w:hAnsi="Wingdings" w:hint="default"/>
+      </w:rPr>
+    </w:lvl>
+    <w:lvl w:ilvl="3" w:tplc="04090001" w:tentative="1">
+      <w:start w:val="1"/>
+      <w:numFmt w:val="bullet"/>
+      <w:lvlText w:val=""/>
+      <w:lvlJc w:val="left"/>
+      <w:pPr>
+        <w:ind w:left="3600" w:hanging="360"/>
+      </w:pPr>
+      <w:rPr>
+        <w:rFonts w:ascii="Symbol" w:hAnsi="Symbol" w:hint="default"/>
+      </w:rPr>
+    </w:lvl>
+    <w:lvl w:ilvl="4" w:tplc="04090003" w:tentative="1">
+      <w:start w:val="1"/>
+      <w:numFmt w:val="bullet"/>
+      <w:lvlText w:val="o"/>
+      <w:lvlJc w:val="left"/>
+      <w:pPr>
+        <w:ind w:left="4320" w:hanging="360"/>
+      </w:pPr>
+      <w:rPr>
+        <w:rFonts w:ascii="Courier New" w:hAnsi="Courier New" w:cs="Courier New" w:hint="default"/>
+      </w:rPr>
+    </w:lvl>
+    <w:lvl w:ilvl="5" w:tplc="04090005" w:tentative="1">
+      <w:start w:val="1"/>
+      <w:numFmt w:val="bullet"/>
+      <w:lvlText w:val=""/>
+      <w:lvlJc w:val="left"/>
+      <w:pPr>
+        <w:ind w:left="5040" w:hanging="360"/>
+      </w:pPr>
+      <w:rPr>
+        <w:rFonts w:ascii="Wingdings" w:hAnsi="Wingdings" w:hint="default"/>
+      </w:rPr>
+    </w:lvl>
+    <w:lvl w:ilvl="6" w:tplc="04090001" w:tentative="1">
+      <w:start w:val="1"/>
+      <w:numFmt w:val="bullet"/>
+      <w:lvlText w:val=""/>
+      <w:lvlJc w:val="left"/>
+      <w:pPr>
+        <w:ind w:left="5760" w:hanging="360"/>
+      </w:pPr>
+      <w:rPr>
+        <w:rFonts w:ascii="Symbol" w:hAnsi="Symbol" w:hint="default"/>
+      </w:rPr>
+    </w:lvl>
+    <w:lvl w:ilvl="7" w:tplc="04090003" w:tentative="1">
+      <w:start w:val="1"/>
+      <w:numFmt w:val="bullet"/>
+      <w:lvlText w:val="o"/>
+      <w:lvlJc w:val="left"/>
+      <w:pPr>
+        <w:ind w:left="6480" w:hanging="360"/>
+      </w:pPr>
+      <w:rPr>
+        <w:rFonts w:ascii="Courier New" w:hAnsi="Courier New" w:cs="Courier New" w:hint="default"/>
+      </w:rPr>
+    </w:lvl>
+    <w:lvl w:ilvl="8" w:tplc="04090005" w:tentative="1">
+      <w:start w:val="1"/>
+      <w:numFmt w:val="bullet"/>
+      <w:lvlText w:val=""/>
+      <w:lvlJc w:val="left"/>
+      <w:pPr>
+        <w:ind w:left="7200" w:hanging="360"/>
+      </w:pPr>
+      <w:rPr>
+        <w:rFonts w:ascii="Wingdings" w:hAnsi="Wingdings" w:hint="default"/>
+      </w:rPr>
+    </w:lvl>
+  </w:abstractNum>
+  <w:abstractNum w:abstractNumId="28" w15:restartNumberingAfterBreak="0">
     <w:nsid w:val="5C951020"/>
     <w:multiLevelType w:val="multilevel"/>
     <w:tmpl w:val="B8BEE908"/>
@@ -13534,7 +15752,7 @@
       </w:rPr>
     </w:lvl>
   </w:abstractNum>
-  <w:abstractNum w:abstractNumId="20" w15:restartNumberingAfterBreak="0">
+  <w:abstractNum w:abstractNumId="29" w15:restartNumberingAfterBreak="0">
     <w:nsid w:val="60ED22C2"/>
     <w:multiLevelType w:val="multilevel"/>
     <w:tmpl w:val="4A0406F4"/>
@@ -13683,7 +15901,7 @@
       </w:rPr>
     </w:lvl>
   </w:abstractNum>
-  <w:abstractNum w:abstractNumId="21" w15:restartNumberingAfterBreak="0">
+  <w:abstractNum w:abstractNumId="30" w15:restartNumberingAfterBreak="0">
     <w:nsid w:val="63422EA7"/>
     <w:multiLevelType w:val="multilevel"/>
     <w:tmpl w:val="FF68E980"/>
@@ -13832,7 +16050,119 @@
       </w:rPr>
     </w:lvl>
   </w:abstractNum>
-  <w:abstractNum w:abstractNumId="22" w15:restartNumberingAfterBreak="0">
+  <w:abstractNum w:abstractNumId="31" w15:restartNumberingAfterBreak="0">
+    <w:nsid w:val="662C76F4"/>
+    <w:multiLevelType w:val="hybridMultilevel"/>
+    <w:tmpl w:val="8D1E2E22"/>
+    <w:lvl w:ilvl="0" w:tplc="932C73E8">
+      <w:numFmt w:val="bullet"/>
+      <w:lvlText w:val=""/>
+      <w:lvlJc w:val="left"/>
+      <w:pPr>
+        <w:ind w:left="1080" w:hanging="360"/>
+      </w:pPr>
+      <w:rPr>
+        <w:rFonts w:ascii="Symbol" w:eastAsia="Times New Roman" w:hAnsi="Symbol" w:cs="Times New Roman" w:hint="default"/>
+      </w:rPr>
+    </w:lvl>
+    <w:lvl w:ilvl="1" w:tplc="04090003" w:tentative="1">
+      <w:start w:val="1"/>
+      <w:numFmt w:val="bullet"/>
+      <w:lvlText w:val="o"/>
+      <w:lvlJc w:val="left"/>
+      <w:pPr>
+        <w:ind w:left="1440" w:hanging="360"/>
+      </w:pPr>
+      <w:rPr>
+        <w:rFonts w:ascii="Courier New" w:hAnsi="Courier New" w:cs="Courier New" w:hint="default"/>
+      </w:rPr>
+    </w:lvl>
+    <w:lvl w:ilvl="2" w:tplc="04090005" w:tentative="1">
+      <w:start w:val="1"/>
+      <w:numFmt w:val="bullet"/>
+      <w:lvlText w:val=""/>
+      <w:lvlJc w:val="left"/>
+      <w:pPr>
+        <w:ind w:left="2160" w:hanging="360"/>
+      </w:pPr>
+      <w:rPr>
+        <w:rFonts w:ascii="Wingdings" w:hAnsi="Wingdings" w:hint="default"/>
+      </w:rPr>
+    </w:lvl>
+    <w:lvl w:ilvl="3" w:tplc="04090001" w:tentative="1">
+      <w:start w:val="1"/>
+      <w:numFmt w:val="bullet"/>
+      <w:lvlText w:val=""/>
+      <w:lvlJc w:val="left"/>
+      <w:pPr>
+        <w:ind w:left="2880" w:hanging="360"/>
+      </w:pPr>
+      <w:rPr>
+        <w:rFonts w:ascii="Symbol" w:hAnsi="Symbol" w:hint="default"/>
+      </w:rPr>
+    </w:lvl>
+    <w:lvl w:ilvl="4" w:tplc="04090003" w:tentative="1">
+      <w:start w:val="1"/>
+      <w:numFmt w:val="bullet"/>
+      <w:lvlText w:val="o"/>
+      <w:lvlJc w:val="left"/>
+      <w:pPr>
+        <w:ind w:left="3600" w:hanging="360"/>
+      </w:pPr>
+      <w:rPr>
+        <w:rFonts w:ascii="Courier New" w:hAnsi="Courier New" w:cs="Courier New" w:hint="default"/>
+      </w:rPr>
+    </w:lvl>
+    <w:lvl w:ilvl="5" w:tplc="04090005" w:tentative="1">
+      <w:start w:val="1"/>
+      <w:numFmt w:val="bullet"/>
+      <w:lvlText w:val=""/>
+      <w:lvlJc w:val="left"/>
+      <w:pPr>
+        <w:ind w:left="4320" w:hanging="360"/>
+      </w:pPr>
+      <w:rPr>
+        <w:rFonts w:ascii="Wingdings" w:hAnsi="Wingdings" w:hint="default"/>
+      </w:rPr>
+    </w:lvl>
+    <w:lvl w:ilvl="6" w:tplc="04090001" w:tentative="1">
+      <w:start w:val="1"/>
+      <w:numFmt w:val="bullet"/>
+      <w:lvlText w:val=""/>
+      <w:lvlJc w:val="left"/>
+      <w:pPr>
+        <w:ind w:left="5040" w:hanging="360"/>
+      </w:pPr>
+      <w:rPr>
+        <w:rFonts w:ascii="Symbol" w:hAnsi="Symbol" w:hint="default"/>
+      </w:rPr>
+    </w:lvl>
+    <w:lvl w:ilvl="7" w:tplc="04090003" w:tentative="1">
+      <w:start w:val="1"/>
+      <w:numFmt w:val="bullet"/>
+      <w:lvlText w:val="o"/>
+      <w:lvlJc w:val="left"/>
+      <w:pPr>
+        <w:ind w:left="5760" w:hanging="360"/>
+      </w:pPr>
+      <w:rPr>
+        <w:rFonts w:ascii="Courier New" w:hAnsi="Courier New" w:cs="Courier New" w:hint="default"/>
+      </w:rPr>
+    </w:lvl>
+    <w:lvl w:ilvl="8" w:tplc="04090005" w:tentative="1">
+      <w:start w:val="1"/>
+      <w:numFmt w:val="bullet"/>
+      <w:lvlText w:val=""/>
+      <w:lvlJc w:val="left"/>
+      <w:pPr>
+        <w:ind w:left="6480" w:hanging="360"/>
+      </w:pPr>
+      <w:rPr>
+        <w:rFonts w:ascii="Wingdings" w:hAnsi="Wingdings" w:hint="default"/>
+      </w:rPr>
+    </w:lvl>
+  </w:abstractNum>
+  <w:abstractNum w:abstractNumId="32" w15:restartNumberingAfterBreak="0">
     <w:nsid w:val="6BB13F66"/>
     <w:multiLevelType w:val="multilevel"/>
     <w:tmpl w:val="E0D85976"/>
@@ -13981,7 +16311,269 @@
       </w:rPr>
     </w:lvl>
   </w:abstractNum>
-  <w:abstractNum w:abstractNumId="23" w15:restartNumberingAfterBreak="0">
+  <w:abstractNum w:abstractNumId="33" w15:restartNumberingAfterBreak="0">
+    <w:nsid w:val="6C7F1E55"/>
+    <w:multiLevelType w:val="hybridMultilevel"/>
+    <w:tmpl w:val="A3B61CDC"/>
+    <w:lvl w:ilvl="0" w:tplc="04090001">
+      <w:start w:val="1"/>
+      <w:numFmt w:val="bullet"/>
+      <w:lvlText w:val=""/>
+      <w:lvlJc w:val="left"/>
+      <w:pPr>
+        <w:ind w:left="1440" w:hanging="360"/>
+      </w:pPr>
+      <w:rPr>
+        <w:rFonts w:ascii="Symbol" w:hAnsi="Symbol" w:hint="default"/>
+      </w:rPr>
+    </w:lvl>
+    <w:lvl w:ilvl="1" w:tplc="04090003" w:tentative="1">
+      <w:start w:val="1"/>
+      <w:numFmt w:val="bullet"/>
+      <w:lvlText w:val="o"/>
+      <w:lvlJc w:val="left"/>
+      <w:pPr>
+        <w:ind w:left="2160" w:hanging="360"/>
+      </w:pPr>
+      <w:rPr>
+        <w:rFonts w:ascii="Courier New" w:hAnsi="Courier New" w:cs="Courier New" w:hint="default"/>
+      </w:rPr>
+    </w:lvl>
+    <w:lvl w:ilvl="2" w:tplc="04090005" w:tentative="1">
+      <w:start w:val="1"/>
+      <w:numFmt w:val="bullet"/>
+      <w:lvlText w:val=""/>
+      <w:lvlJc w:val="left"/>
+      <w:pPr>
+        <w:ind w:left="2880" w:hanging="360"/>
+      </w:pPr>
+      <w:rPr>
+        <w:rFonts w:ascii="Wingdings" w:hAnsi="Wingdings" w:hint="default"/>
+      </w:rPr>
+    </w:lvl>
+    <w:lvl w:ilvl="3" w:tplc="04090001" w:tentative="1">
+      <w:start w:val="1"/>
+      <w:numFmt w:val="bullet"/>
+      <w:lvlText w:val=""/>
+      <w:lvlJc w:val="left"/>
+      <w:pPr>
+        <w:ind w:left="3600" w:hanging="360"/>
+      </w:pPr>
+      <w:rPr>
+        <w:rFonts w:ascii="Symbol" w:hAnsi="Symbol" w:hint="default"/>
+      </w:rPr>
+    </w:lvl>
+    <w:lvl w:ilvl="4" w:tplc="04090003" w:tentative="1">
+      <w:start w:val="1"/>
+      <w:numFmt w:val="bullet"/>
+      <w:lvlText w:val="o"/>
+      <w:lvlJc w:val="left"/>
+      <w:pPr>
+        <w:ind w:left="4320" w:hanging="360"/>
+      </w:pPr>
+      <w:rPr>
+        <w:rFonts w:ascii="Courier New" w:hAnsi="Courier New" w:cs="Courier New" w:hint="default"/>
+      </w:rPr>
+    </w:lvl>
+    <w:lvl w:ilvl="5" w:tplc="04090005" w:tentative="1">
+      <w:start w:val="1"/>
+      <w:numFmt w:val="bullet"/>
+      <w:lvlText w:val=""/>
+      <w:lvlJc w:val="left"/>
+      <w:pPr>
+        <w:ind w:left="5040" w:hanging="360"/>
+      </w:pPr>
+      <w:rPr>
+        <w:rFonts w:ascii="Wingdings" w:hAnsi="Wingdings" w:hint="default"/>
+      </w:rPr>
+    </w:lvl>
+    <w:lvl w:ilvl="6" w:tplc="04090001" w:tentative="1">
+      <w:start w:val="1"/>
+      <w:numFmt w:val="bullet"/>
+      <w:lvlText w:val=""/>
+      <w:lvlJc w:val="left"/>
+      <w:pPr>
+        <w:ind w:left="5760" w:hanging="360"/>
+      </w:pPr>
+      <w:rPr>
+        <w:rFonts w:ascii="Symbol" w:hAnsi="Symbol" w:hint="default"/>
+      </w:rPr>
+    </w:lvl>
+    <w:lvl w:ilvl="7" w:tplc="04090003" w:tentative="1">
+      <w:start w:val="1"/>
+      <w:numFmt w:val="bullet"/>
+      <w:lvlText w:val="o"/>
+      <w:lvlJc w:val="left"/>
+      <w:pPr>
+        <w:ind w:left="6480" w:hanging="360"/>
+      </w:pPr>
+      <w:rPr>
+        <w:rFonts w:ascii="Courier New" w:hAnsi="Courier New" w:cs="Courier New" w:hint="default"/>
+      </w:rPr>
+    </w:lvl>
+    <w:lvl w:ilvl="8" w:tplc="04090005" w:tentative="1">
+      <w:start w:val="1"/>
+      <w:numFmt w:val="bullet"/>
+      <w:lvlText w:val=""/>
+      <w:lvlJc w:val="left"/>
+      <w:pPr>
+        <w:ind w:left="7200" w:hanging="360"/>
+      </w:pPr>
+      <w:rPr>
+        <w:rFonts w:ascii="Wingdings" w:hAnsi="Wingdings" w:hint="default"/>
+      </w:rPr>
+    </w:lvl>
+  </w:abstractNum>
+  <w:abstractNum w:abstractNumId="34" w15:restartNumberingAfterBreak="0">
+    <w:nsid w:val="6F1E16FC"/>
+    <w:multiLevelType w:val="multilevel"/>
+    <w:tmpl w:val="04D0F09A"/>
+    <w:lvl w:ilvl="0">
+      <w:start w:val="1"/>
+      <w:numFmt w:val="bullet"/>
+      <w:lvlText w:val=""/>
+      <w:lvlJc w:val="left"/>
+      <w:pPr>
+        <w:tabs>
+          <w:tab w:val="num" w:pos="720"/>
+        </w:tabs>
+        <w:ind w:left="720" w:hanging="360"/>
+      </w:pPr>
+      <w:rPr>
+        <w:rFonts w:ascii="Symbol" w:hAnsi="Symbol" w:hint="default"/>
+        <w:sz w:val="20"/>
+      </w:rPr>
+    </w:lvl>
+    <w:lvl w:ilvl="1" w:tentative="1">
+      <w:start w:val="1"/>
+      <w:numFmt w:val="bullet"/>
+      <w:lvlText w:val="o"/>
+      <w:lvlJc w:val="left"/>
+      <w:pPr>
+        <w:tabs>
+          <w:tab w:val="num" w:pos="1440"/>
+        </w:tabs>
+        <w:ind w:left="1440" w:hanging="360"/>
+      </w:pPr>
+      <w:rPr>
+        <w:rFonts w:ascii="Courier New" w:hAnsi="Courier New" w:hint="default"/>
+        <w:sz w:val="20"/>
+      </w:rPr>
+    </w:lvl>
+    <w:lvl w:ilvl="2" w:tentative="1">
+      <w:start w:val="1"/>
+      <w:numFmt w:val="bullet"/>
+      <w:lvlText w:val=""/>
+      <w:lvlJc w:val="left"/>
+      <w:pPr>
+        <w:tabs>
+          <w:tab w:val="num" w:pos="2160"/>
+        </w:tabs>
+        <w:ind w:left="2160" w:hanging="360"/>
+      </w:pPr>
+      <w:rPr>
+        <w:rFonts w:ascii="Wingdings" w:hAnsi="Wingdings" w:hint="default"/>
+        <w:sz w:val="20"/>
+      </w:rPr>
+    </w:lvl>
+    <w:lvl w:ilvl="3" w:tentative="1">
+      <w:start w:val="1"/>
+      <w:numFmt w:val="bullet"/>
+      <w:lvlText w:val=""/>
+      <w:lvlJc w:val="left"/>
+      <w:pPr>
+        <w:tabs>
+          <w:tab w:val="num" w:pos="2880"/>
+        </w:tabs>
+        <w:ind w:left="2880" w:hanging="360"/>
+      </w:pPr>
+      <w:rPr>
+        <w:rFonts w:ascii="Wingdings" w:hAnsi="Wingdings" w:hint="default"/>
+        <w:sz w:val="20"/>
+      </w:rPr>
+    </w:lvl>
+    <w:lvl w:ilvl="4" w:tentative="1">
+      <w:start w:val="1"/>
+      <w:numFmt w:val="bullet"/>
+      <w:lvlText w:val=""/>
+      <w:lvlJc w:val="left"/>
+      <w:pPr>
+        <w:tabs>
+          <w:tab w:val="num" w:pos="3600"/>
+        </w:tabs>
+        <w:ind w:left="3600" w:hanging="360"/>
+      </w:pPr>
+      <w:rPr>
+        <w:rFonts w:ascii="Wingdings" w:hAnsi="Wingdings" w:hint="default"/>
+        <w:sz w:val="20"/>
+      </w:rPr>
+    </w:lvl>
+    <w:lvl w:ilvl="5" w:tentative="1">
+      <w:start w:val="1"/>
+      <w:numFmt w:val="bullet"/>
+      <w:lvlText w:val=""/>
+      <w:lvlJc w:val="left"/>
+      <w:pPr>
+        <w:tabs>
+          <w:tab w:val="num" w:pos="4320"/>
+        </w:tabs>
+        <w:ind w:left="4320" w:hanging="360"/>
+      </w:pPr>
+      <w:rPr>
+        <w:rFonts w:ascii="Wingdings" w:hAnsi="Wingdings" w:hint="default"/>
+        <w:sz w:val="20"/>
+      </w:rPr>
+    </w:lvl>
+    <w:lvl w:ilvl="6" w:tentative="1">
+      <w:start w:val="1"/>
+      <w:numFmt w:val="bullet"/>
+      <w:lvlText w:val=""/>
+      <w:lvlJc w:val="left"/>
+      <w:pPr>
+        <w:tabs>
+          <w:tab w:val="num" w:pos="5040"/>
+        </w:tabs>
+        <w:ind w:left="5040" w:hanging="360"/>
+      </w:pPr>
+      <w:rPr>
+        <w:rFonts w:ascii="Wingdings" w:hAnsi="Wingdings" w:hint="default"/>
+        <w:sz w:val="20"/>
+      </w:rPr>
+    </w:lvl>
+    <w:lvl w:ilvl="7" w:tentative="1">
+      <w:start w:val="1"/>
+      <w:numFmt w:val="bullet"/>
+      <w:lvlText w:val=""/>
+      <w:lvlJc w:val="left"/>
+      <w:pPr>
+        <w:tabs>
+          <w:tab w:val="num" w:pos="5760"/>
+        </w:tabs>
+        <w:ind w:left="5760" w:hanging="360"/>
+      </w:pPr>
+      <w:rPr>
+        <w:rFonts w:ascii="Wingdings" w:hAnsi="Wingdings" w:hint="default"/>
+        <w:sz w:val="20"/>
+      </w:rPr>
+    </w:lvl>
+    <w:lvl w:ilvl="8" w:tentative="1">
+      <w:start w:val="1"/>
+      <w:numFmt w:val="bullet"/>
+      <w:lvlText w:val=""/>
+      <w:lvlJc w:val="left"/>
+      <w:pPr>
+        <w:tabs>
+          <w:tab w:val="num" w:pos="6480"/>
+        </w:tabs>
+        <w:ind w:left="6480" w:hanging="360"/>
+      </w:pPr>
+      <w:rPr>
+        <w:rFonts w:ascii="Wingdings" w:hAnsi="Wingdings" w:hint="default"/>
+        <w:sz w:val="20"/>
+      </w:rPr>
+    </w:lvl>
+  </w:abstractNum>
+  <w:abstractNum w:abstractNumId="35" w15:restartNumberingAfterBreak="0">
     <w:nsid w:val="74D733AF"/>
     <w:multiLevelType w:val="multilevel"/>
     <w:tmpl w:val="D63C6E12"/>
@@ -14149,16 +16741,16 @@
     <w:abstractNumId w:val="0"/>
   </w:num>
   <w:num w:numId="7">
+    <w:abstractNumId w:val="24"/>
+  </w:num>
+  <w:num w:numId="8">
     <w:abstractNumId w:val="18"/>
   </w:num>
-  <w:num w:numId="8">
-    <w:abstractNumId w:val="14"/>
-  </w:num>
   <w:num w:numId="9">
-    <w:abstractNumId w:val="22"/>
+    <w:abstractNumId w:val="32"/>
   </w:num>
   <w:num w:numId="10">
-    <w:abstractNumId w:val="12"/>
+    <w:abstractNumId w:val="14"/>
   </w:num>
   <w:num w:numId="11">
     <w:abstractNumId w:val="8"/>
@@ -14167,40 +16759,76 @@
     <w:abstractNumId w:val="7"/>
   </w:num>
   <w:num w:numId="13">
-    <w:abstractNumId w:val="16"/>
+    <w:abstractNumId w:val="22"/>
   </w:num>
   <w:num w:numId="14">
     <w:abstractNumId w:val="6"/>
   </w:num>
   <w:num w:numId="15">
-    <w:abstractNumId w:val="21"/>
+    <w:abstractNumId w:val="30"/>
   </w:num>
   <w:num w:numId="16">
-    <w:abstractNumId w:val="23"/>
+    <w:abstractNumId w:val="35"/>
   </w:num>
   <w:num w:numId="17">
+    <w:abstractNumId w:val="12"/>
+  </w:num>
+  <w:num w:numId="18">
     <w:abstractNumId w:val="11"/>
   </w:num>
-  <w:num w:numId="18">
-    <w:abstractNumId w:val="10"/>
-  </w:num>
   <w:num w:numId="19">
-    <w:abstractNumId w:val="19"/>
+    <w:abstractNumId w:val="28"/>
   </w:num>
   <w:num w:numId="20">
-    <w:abstractNumId w:val="15"/>
+    <w:abstractNumId w:val="21"/>
   </w:num>
   <w:num w:numId="21">
     <w:abstractNumId w:val="9"/>
   </w:num>
   <w:num w:numId="22">
+    <w:abstractNumId w:val="15"/>
+  </w:num>
+  <w:num w:numId="23">
+    <w:abstractNumId w:val="23"/>
+  </w:num>
+  <w:num w:numId="24">
+    <w:abstractNumId w:val="29"/>
+  </w:num>
+  <w:num w:numId="25">
+    <w:abstractNumId w:val="33"/>
+  </w:num>
+  <w:num w:numId="26">
+    <w:abstractNumId w:val="20"/>
+  </w:num>
+  <w:num w:numId="27">
+    <w:abstractNumId w:val="17"/>
+  </w:num>
+  <w:num w:numId="28">
+    <w:abstractNumId w:val="27"/>
+  </w:num>
+  <w:num w:numId="29">
+    <w:abstractNumId w:val="26"/>
+  </w:num>
+  <w:num w:numId="30">
+    <w:abstractNumId w:val="31"/>
+  </w:num>
+  <w:num w:numId="31">
     <w:abstractNumId w:val="13"/>
   </w:num>
-  <w:num w:numId="23">
-    <w:abstractNumId w:val="17"/>
+  <w:num w:numId="32">
+    <w:abstractNumId w:val="25"/>
   </w:num>
-  <w:num w:numId="24">
-    <w:abstractNumId w:val="20"/>
+  <w:num w:numId="33">
+    <w:abstractNumId w:val="34"/>
+  </w:num>
+  <w:num w:numId="34">
+    <w:abstractNumId w:val="10"/>
+  </w:num>
+  <w:num w:numId="35">
+    <w:abstractNumId w:val="16"/>
+  </w:num>
+  <w:num w:numId="36">
+    <w:abstractNumId w:val="19"/>
   </w:num>
   <w:numIdMacAtCleanup w:val="24"/>
 </w:numbering>
@@ -25589,7 +28217,6 @@
     <w:name w:val="Normal (Web)"/>
     <w:basedOn w:val="Normal"/>
     <w:uiPriority w:val="99"/>
-    <w:semiHidden/>
     <w:unhideWhenUsed/>
     <w:rsid w:val="00D45323"/>
     <w:pPr>
@@ -26103,7 +28730,7 @@
 </file>
 
 <file path=customXml/itemProps1.xml><?xml version="1.0" encoding="utf-8"?>
-<ds:datastoreItem xmlns:ds="http://schemas.openxmlformats.org/officeDocument/2006/customXml" ds:itemID="{78BE7670-CA5C-4A6C-8AC5-AD8A5EB3ECB7}">
+<ds:datastoreItem xmlns:ds="http://schemas.openxmlformats.org/officeDocument/2006/customXml" ds:itemID="{D031E726-C1D1-48A9-97D6-301EBF84729A}">
   <ds:schemaRefs>
     <ds:schemaRef ds:uri="http://schemas.openxmlformats.org/officeDocument/2006/bibliography"/>
   </ds:schemaRefs>
